--- a/automations/content/training-plan/FlowRunner-Training-Program-Proposal.docx
+++ b/automations/content/training-plan/FlowRunner-Training-Program-Proposal.docx
@@ -48,7 +48,7 @@
           <w:sz w:val="20"/>
           <w:szCs w:val="20"/>
         </w:rPr>
-        <w:t xml:space="preserve">Version 2  ·  August 25, 2026  ·  Draft for review</w:t>
+        <w:t xml:space="preserve">Version 2.5  ·  August 25, 2026  ·  Draft for review</w:t>
       </w:r>
     </w:p>
     <w:p>
@@ -236,7 +236,7 @@
           <w:sz w:val="22"/>
           <w:szCs w:val="22"/>
         </w:rPr>
-        <w:t xml:space="preserve">9. Cross-Course Instructional Design</w:t>
+        <w:t xml:space="preserve">9. Instructional Design, Retention, and Conversion Architecture</w:t>
       </w:r>
     </w:p>
     <w:p>
@@ -372,7 +372,7 @@
           <w:sz w:val="22"/>
           <w:szCs w:val="22"/>
         </w:rPr>
-        <w:t xml:space="preserve">Three commitments carry over from version 1 and now bind both layers. Every lesson and recipe is traceable to specific documentation pages, so training and docs reinforce each other and stay in sync as the product evolves. Everything is learned by building, against the real Flowland site rather than abstract examples. And the sequence respects how beginners learn: data and control flow come before AI, because an agent with tools is only teachable to someone who can build the tools. Production logistics (tooling, recording workflow, hosting, effort estimates) remain out of scope and are planned separately.</w:t>
+        <w:t xml:space="preserve">Three commitments carry over from version 1 and now bind both layers. Every lesson and recipe is traceable to specific documentation pages, so training and docs reinforce each other and stay in sync as the product evolves. Everything is learned by building, against the real Flowland site rather than abstract examples. And the sequence respects how beginners learn: data and control flow come before AI, because an agent with tools is only teachable to someone who can build the tools. Version 2.3 adds the activation architecture around the curriculum: the win always comes before the explanation (FR-101 opens with a fifteen-minute working automation; zero-prerequisite Quick Win recipes with importable starter flows serve visitors who never intend to take a course), promises are sized to their surface rather than leading with the program's full scope, and the program is measured first as an instrumented funnel - visitor to content start to signup to first win to first LIVE flow to second automation - jointly owned with the Content &amp; Audience Acquisition Program, with a Phase 0 that validates demand before course production begins. Production logistics (tooling, recording workflow, hosting, effort estimates) remain out of scope and are planned separately.</w:t>
       </w:r>
     </w:p>
     <w:p>
@@ -534,7 +534,7 @@
           <w:sz w:val="22"/>
           <w:szCs w:val="22"/>
         </w:rPr>
-        <w:t xml:space="preserve">An early, real win - </w:t>
+        <w:t xml:space="preserve">The win comes first - </w:t>
       </w:r>
       <w:r>
         <w:rPr>
@@ -542,7 +542,35 @@
           <w:sz w:val="22"/>
           <w:szCs w:val="22"/>
         </w:rPr>
-        <w:t xml:space="preserve">The learner's first end-to-end success - a flow fired from a real web page - arrives inside the first hour. Early wins are the strongest predictor of completion for beginner audiences.</w:t>
+        <w:t xml:space="preserve">The learner's first end-to-end success - a flow fired from a real web page - is the FIRST thing that happens: FR-101 opens with a single ~15-minute win-first lesson, and the concepts follow it. Quick Win recipes deliver the same first success to visitors who never intend to take a course. Early wins are the strongest predictor of completion, so the win is never placed behind the explanation.</w:t>
+      </w:r>
+    </w:p>
+    <w:p>
+      <w:pPr>
+        <w:pStyle w:val="ListParagraph"/>
+        <w:numPr>
+          <w:ilvl w:val="0"/>
+          <w:numId w:val="2"/>
+        </w:numPr>
+        <w:spacing w:after="100" w:line="276"/>
+      </w:pPr>
+      <w:r>
+        <w:rPr>
+          <w:rFonts w:ascii="Calibri" w:cs="Calibri" w:eastAsia="Calibri" w:hAnsi="Calibri"/>
+          <w:b/>
+          <w:bCs/>
+          <w:sz w:val="22"/>
+          <w:szCs w:val="22"/>
+        </w:rPr>
+        <w:t xml:space="preserve">The promise hierarchy - </w:t>
+      </w:r>
+      <w:r>
+        <w:rPr>
+          <w:rFonts w:ascii="Calibri" w:cs="Calibri" w:eastAsia="Calibri" w:hAnsi="Calibri"/>
+          <w:sz w:val="22"/>
+          <w:szCs w:val="22"/>
+        </w:rPr>
+        <w:t xml:space="preserve">Every promise is sized to its surface. Touchpoint copy promises the visitor's problem solved in minutes; a course promises one process off your plate; only the program as a whole promises an automated business. The big promise is the graduation narrative, never the front door - a first-time visitor should meet the painkiller, not the university.</w:t>
       </w:r>
     </w:p>
     <w:p>
@@ -725,7 +753,7 @@
           <w:sz w:val="22"/>
           <w:szCs w:val="22"/>
         </w:rPr>
-        <w:t xml:space="preserve">Prerequisites are strictly linear through FR-103; FR-104 and FR-105 both build on FR-103; FR-106 assumes only FR-101 for its first module, so operational literacy can be pulled forward. FR-210 has no course prerequisites - it assumes developer fluency instead. Playbook recipes declare their prerequisite course explicitly, and recipes with a code-first variant state FR-210 as an alternative prerequisite.</w:t>
+        <w:t xml:space="preserve">Within the ladder, prerequisites are strictly linear through FR-103; FR-104 and FR-105 both build on FR-103; FR-106 assumes only FR-101 for its first module, so operational literacy can be pulled forward. FR-210 has no course prerequisites - it assumes developer fluency instead. Playbook recipes carry no prerequisites at all: each names the course where its skills are explained, as a recommendation for depth offered after the solution, never as a gate before it (Section 7). Code-first variants point to FR-210 the same way.</w:t>
       </w:r>
     </w:p>
     <w:p>
@@ -1045,7 +1073,7 @@
                 <w:sz w:val="20"/>
                 <w:szCs w:val="20"/>
               </w:rPr>
-              <w:t xml:space="preserve">13</w:t>
+              <w:t xml:space="preserve">14</w:t>
             </w:r>
           </w:p>
         </w:tc>
@@ -1444,7 +1472,7 @@
                 <w:sz w:val="20"/>
                 <w:szCs w:val="20"/>
               </w:rPr>
-              <w:t xml:space="preserve">12</w:t>
+              <w:t xml:space="preserve">13</w:t>
             </w:r>
           </w:p>
         </w:tc>
@@ -2130,7 +2158,7 @@
           <w:sz w:val="22"/>
           <w:szCs w:val="22"/>
         </w:rPr>
-        <w:t xml:space="preserve">Every later course assumes the vocabulary and editor fluency established here. The course follows the official no-code Quick Start so the videos and the written docs reinforce each other, and the first end-to-end success - triggered from a real web page, not a test button - arrives within the first hour.</w:t>
+        <w:t xml:space="preserve">Every later course assumes the vocabulary and editor fluency established here. The course opens with the win, not the theory: Module 1 is a single compressed sitting that ends with a real website driving the learner's flow, and the remaining modules explain what they just built. This is the activation-before-instruction principle applied to the course itself - the earlier draft front-loaded 21 minutes of concepts before the build began, which its own retention logic says loses beginners.</w:t>
       </w:r>
     </w:p>
     <w:p>
@@ -2147,7 +2175,7 @@
           <w:sz w:val="23"/>
           <w:szCs w:val="23"/>
         </w:rPr>
-        <w:t xml:space="preserve">Module 1 - The shop and its new employee</w:t>
+        <w:t xml:space="preserve">Module 1 - The fifteen-minute win</w:t>
       </w:r>
     </w:p>
     <w:tbl>
@@ -2408,7 +2436,7 @@
                 <w:sz w:val="20"/>
                 <w:szCs w:val="20"/>
               </w:rPr>
-              <w:t xml:space="preserve">Meet Flowland - and the work you are about to hand to a flow</w:t>
+              <w:t xml:space="preserve">Your first automation, in one sitting</w:t>
             </w:r>
           </w:p>
         </w:tc>
@@ -2440,7 +2468,7 @@
                 <w:sz w:val="20"/>
                 <w:szCs w:val="20"/>
               </w:rPr>
-              <w:t xml:space="preserve">Describe what a flow is and recognize processes worth automating</w:t>
+              <w:t xml:space="preserve">Go from an empty workspace to a working automation - the quickstart contact flow, compressed - and fire it from the real Flowland Contact page before any theory</w:t>
             </w:r>
           </w:p>
         </w:tc>
@@ -2472,7 +2500,7 @@
                 <w:sz w:val="20"/>
                 <w:szCs w:val="20"/>
               </w:rPr>
-              <w:t xml:space="preserve">index.md</w:t>
+              <w:t xml:space="preserve">learn/quickstart.md (compressed); Flowland Contact page</w:t>
             </w:r>
           </w:p>
         </w:tc>
@@ -2504,502 +2532,7 @@
                 <w:sz w:val="20"/>
                 <w:szCs w:val="20"/>
               </w:rPr>
-              <w:t xml:space="preserve">5</w:t>
-            </w:r>
-          </w:p>
-        </w:tc>
-      </w:tr>
-      <w:tr>
-        <w:trPr>
-          <w:tblHeader w:val="false"/>
-        </w:trPr>
-        <w:tc>
-          <w:tcPr>
-            <w:tcW w:type="dxa" w:w="1150"/>
-            <w:tcBorders>
-              <w:top w:val="single" w:color="C9D9D2" w:sz="4"/>
-              <w:left w:val="single" w:color="C9D9D2" w:sz="4"/>
-              <w:bottom w:val="single" w:color="C9D9D2" w:sz="4"/>
-              <w:right w:val="single" w:color="C9D9D2" w:sz="4"/>
-            </w:tcBorders>
-            <w:tcMar>
-              <w:top w:type="dxa" w:w="60"/>
-              <w:left w:type="dxa" w:w="100"/>
-              <w:bottom w:type="dxa" w:w="60"/>
-              <w:right w:type="dxa" w:w="100"/>
-            </w:tcMar>
-          </w:tcPr>
-          <w:p>
-            <w:pPr>
-              <w:spacing w:after="40" w:before="40"/>
-            </w:pPr>
-            <w:r>
-              <w:rPr>
-                <w:rFonts w:ascii="Calibri" w:cs="Calibri" w:eastAsia="Calibri" w:hAnsi="Calibri"/>
-                <w:b w:val="false"/>
-                <w:bCs w:val="false"/>
-                <w:sz w:val="20"/>
-                <w:szCs w:val="20"/>
-              </w:rPr>
-              <w:t xml:space="preserve">FR-101.1.2</w:t>
-            </w:r>
-          </w:p>
-        </w:tc>
-        <w:tc>
-          <w:tcPr>
-            <w:tcW w:type="dxa" w:w="2350"/>
-            <w:tcBorders>
-              <w:top w:val="single" w:color="C9D9D2" w:sz="4"/>
-              <w:left w:val="single" w:color="C9D9D2" w:sz="4"/>
-              <w:bottom w:val="single" w:color="C9D9D2" w:sz="4"/>
-              <w:right w:val="single" w:color="C9D9D2" w:sz="4"/>
-            </w:tcBorders>
-            <w:tcMar>
-              <w:top w:type="dxa" w:w="60"/>
-              <w:left w:type="dxa" w:w="100"/>
-              <w:bottom w:type="dxa" w:w="60"/>
-              <w:right w:type="dxa" w:w="100"/>
-            </w:tcMar>
-          </w:tcPr>
-          <w:p>
-            <w:pPr>
-              <w:spacing w:after="40" w:before="40"/>
-            </w:pPr>
-            <w:r>
-              <w:rPr>
-                <w:rFonts w:ascii="Calibri" w:cs="Calibri" w:eastAsia="Calibri" w:hAnsi="Calibri"/>
-                <w:b w:val="false"/>
-                <w:bCs w:val="false"/>
-                <w:sz w:val="20"/>
-                <w:szCs w:val="20"/>
-              </w:rPr>
-              <w:t xml:space="preserve">The workshop: your workspace and the Flow Editor</w:t>
-            </w:r>
-          </w:p>
-        </w:tc>
-        <w:tc>
-          <w:tcPr>
-            <w:tcW w:type="dxa" w:w="3100"/>
-            <w:tcBorders>
-              <w:top w:val="single" w:color="C9D9D2" w:sz="4"/>
-              <w:left w:val="single" w:color="C9D9D2" w:sz="4"/>
-              <w:bottom w:val="single" w:color="C9D9D2" w:sz="4"/>
-              <w:right w:val="single" w:color="C9D9D2" w:sz="4"/>
-            </w:tcBorders>
-            <w:tcMar>
-              <w:top w:type="dxa" w:w="60"/>
-              <w:left w:type="dxa" w:w="100"/>
-              <w:bottom w:type="dxa" w:w="60"/>
-              <w:right w:type="dxa" w:w="100"/>
-            </w:tcMar>
-          </w:tcPr>
-          <w:p>
-            <w:pPr>
-              <w:spacing w:after="40" w:before="40"/>
-            </w:pPr>
-            <w:r>
-              <w:rPr>
-                <w:rFonts w:ascii="Calibri" w:cs="Calibri" w:eastAsia="Calibri" w:hAnsi="Calibri"/>
-                <w:b w:val="false"/>
-                <w:bCs w:val="false"/>
-                <w:sz w:val="20"/>
-                <w:szCs w:val="20"/>
-              </w:rPr>
-              <w:t xml:space="preserve">Navigate the workspace and identify the editor's working areas</w:t>
-            </w:r>
-          </w:p>
-        </w:tc>
-        <w:tc>
-          <w:tcPr>
-            <w:tcW w:type="dxa" w:w="2200"/>
-            <w:tcBorders>
-              <w:top w:val="single" w:color="C9D9D2" w:sz="4"/>
-              <w:left w:val="single" w:color="C9D9D2" w:sz="4"/>
-              <w:bottom w:val="single" w:color="C9D9D2" w:sz="4"/>
-              <w:right w:val="single" w:color="C9D9D2" w:sz="4"/>
-            </w:tcBorders>
-            <w:tcMar>
-              <w:top w:type="dxa" w:w="60"/>
-              <w:left w:type="dxa" w:w="100"/>
-              <w:bottom w:type="dxa" w:w="60"/>
-              <w:right w:type="dxa" w:w="100"/>
-            </w:tcMar>
-          </w:tcPr>
-          <w:p>
-            <w:pPr>
-              <w:spacing w:after="40" w:before="40"/>
-            </w:pPr>
-            <w:r>
-              <w:rPr>
-                <w:rFonts w:ascii="Calibri" w:cs="Calibri" w:eastAsia="Calibri" w:hAnsi="Calibri"/>
-                <w:b w:val="false"/>
-                <w:bCs w:val="false"/>
-                <w:sz w:val="20"/>
-                <w:szCs w:val="20"/>
-              </w:rPr>
-              <w:t xml:space="preserve">platform/workspace.md; build/flow-editor.md</w:t>
-            </w:r>
-          </w:p>
-        </w:tc>
-        <w:tc>
-          <w:tcPr>
-            <w:tcW w:type="dxa" w:w="560"/>
-            <w:tcBorders>
-              <w:top w:val="single" w:color="C9D9D2" w:sz="4"/>
-              <w:left w:val="single" w:color="C9D9D2" w:sz="4"/>
-              <w:bottom w:val="single" w:color="C9D9D2" w:sz="4"/>
-              <w:right w:val="single" w:color="C9D9D2" w:sz="4"/>
-            </w:tcBorders>
-            <w:tcMar>
-              <w:top w:type="dxa" w:w="60"/>
-              <w:left w:type="dxa" w:w="100"/>
-              <w:bottom w:type="dxa" w:w="60"/>
-              <w:right w:type="dxa" w:w="100"/>
-            </w:tcMar>
-          </w:tcPr>
-          <w:p>
-            <w:pPr>
-              <w:spacing w:after="40" w:before="40"/>
-            </w:pPr>
-            <w:r>
-              <w:rPr>
-                <w:rFonts w:ascii="Calibri" w:cs="Calibri" w:eastAsia="Calibri" w:hAnsi="Calibri"/>
-                <w:b w:val="false"/>
-                <w:bCs w:val="false"/>
-                <w:sz w:val="20"/>
-                <w:szCs w:val="20"/>
-              </w:rPr>
-              <w:t xml:space="preserve">6</w:t>
-            </w:r>
-          </w:p>
-        </w:tc>
-      </w:tr>
-      <w:tr>
-        <w:trPr>
-          <w:tblHeader w:val="false"/>
-        </w:trPr>
-        <w:tc>
-          <w:tcPr>
-            <w:tcW w:type="dxa" w:w="1150"/>
-            <w:tcBorders>
-              <w:top w:val="single" w:color="C9D9D2" w:sz="4"/>
-              <w:left w:val="single" w:color="C9D9D2" w:sz="4"/>
-              <w:bottom w:val="single" w:color="C9D9D2" w:sz="4"/>
-              <w:right w:val="single" w:color="C9D9D2" w:sz="4"/>
-            </w:tcBorders>
-            <w:tcMar>
-              <w:top w:type="dxa" w:w="60"/>
-              <w:left w:type="dxa" w:w="100"/>
-              <w:bottom w:type="dxa" w:w="60"/>
-              <w:right w:type="dxa" w:w="100"/>
-            </w:tcMar>
-          </w:tcPr>
-          <w:p>
-            <w:pPr>
-              <w:spacing w:after="40" w:before="40"/>
-            </w:pPr>
-            <w:r>
-              <w:rPr>
-                <w:rFonts w:ascii="Calibri" w:cs="Calibri" w:eastAsia="Calibri" w:hAnsi="Calibri"/>
-                <w:b w:val="false"/>
-                <w:bCs w:val="false"/>
-                <w:sz w:val="20"/>
-                <w:szCs w:val="20"/>
-              </w:rPr>
-              <w:t xml:space="preserve">FR-101.1.3</w:t>
-            </w:r>
-          </w:p>
-        </w:tc>
-        <w:tc>
-          <w:tcPr>
-            <w:tcW w:type="dxa" w:w="2350"/>
-            <w:tcBorders>
-              <w:top w:val="single" w:color="C9D9D2" w:sz="4"/>
-              <w:left w:val="single" w:color="C9D9D2" w:sz="4"/>
-              <w:bottom w:val="single" w:color="C9D9D2" w:sz="4"/>
-              <w:right w:val="single" w:color="C9D9D2" w:sz="4"/>
-            </w:tcBorders>
-            <w:tcMar>
-              <w:top w:type="dxa" w:w="60"/>
-              <w:left w:type="dxa" w:w="100"/>
-              <w:bottom w:type="dxa" w:w="60"/>
-              <w:right w:type="dxa" w:w="100"/>
-            </w:tcMar>
-          </w:tcPr>
-          <w:p>
-            <w:pPr>
-              <w:spacing w:after="40" w:before="40"/>
-            </w:pPr>
-            <w:r>
-              <w:rPr>
-                <w:rFonts w:ascii="Calibri" w:cs="Calibri" w:eastAsia="Calibri" w:hAnsi="Calibri"/>
-                <w:b w:val="false"/>
-                <w:bCs w:val="false"/>
-                <w:sz w:val="20"/>
-                <w:szCs w:val="20"/>
-              </w:rPr>
-              <w:t xml:space="preserve">Fifty inquiries at once: flows, instances, and why they never collide</w:t>
-            </w:r>
-          </w:p>
-        </w:tc>
-        <w:tc>
-          <w:tcPr>
-            <w:tcW w:type="dxa" w:w="3100"/>
-            <w:tcBorders>
-              <w:top w:val="single" w:color="C9D9D2" w:sz="4"/>
-              <w:left w:val="single" w:color="C9D9D2" w:sz="4"/>
-              <w:bottom w:val="single" w:color="C9D9D2" w:sz="4"/>
-              <w:right w:val="single" w:color="C9D9D2" w:sz="4"/>
-            </w:tcBorders>
-            <w:tcMar>
-              <w:top w:type="dxa" w:w="60"/>
-              <w:left w:type="dxa" w:w="100"/>
-              <w:bottom w:type="dxa" w:w="60"/>
-              <w:right w:type="dxa" w:w="100"/>
-            </w:tcMar>
-          </w:tcPr>
-          <w:p>
-            <w:pPr>
-              <w:spacing w:after="40" w:before="40"/>
-            </w:pPr>
-            <w:r>
-              <w:rPr>
-                <w:rFonts w:ascii="Calibri" w:cs="Calibri" w:eastAsia="Calibri" w:hAnsi="Calibri"/>
-                <w:b w:val="false"/>
-                <w:bCs w:val="false"/>
-                <w:sz w:val="20"/>
-                <w:szCs w:val="20"/>
-              </w:rPr>
-              <w:t xml:space="preserve">Explain that a flow is the design and each run is an independent instance</w:t>
-            </w:r>
-          </w:p>
-        </w:tc>
-        <w:tc>
-          <w:tcPr>
-            <w:tcW w:type="dxa" w:w="2200"/>
-            <w:tcBorders>
-              <w:top w:val="single" w:color="C9D9D2" w:sz="4"/>
-              <w:left w:val="single" w:color="C9D9D2" w:sz="4"/>
-              <w:bottom w:val="single" w:color="C9D9D2" w:sz="4"/>
-              <w:right w:val="single" w:color="C9D9D2" w:sz="4"/>
-            </w:tcBorders>
-            <w:tcMar>
-              <w:top w:type="dxa" w:w="60"/>
-              <w:left w:type="dxa" w:w="100"/>
-              <w:bottom w:type="dxa" w:w="60"/>
-              <w:right w:type="dxa" w:w="100"/>
-            </w:tcMar>
-          </w:tcPr>
-          <w:p>
-            <w:pPr>
-              <w:spacing w:after="40" w:before="40"/>
-            </w:pPr>
-            <w:r>
-              <w:rPr>
-                <w:rFonts w:ascii="Calibri" w:cs="Calibri" w:eastAsia="Calibri" w:hAnsi="Calibri"/>
-                <w:b w:val="false"/>
-                <w:bCs w:val="false"/>
-                <w:sz w:val="20"/>
-                <w:szCs w:val="20"/>
-              </w:rPr>
-              <w:t xml:space="preserve">learn/concepts/flows-and-instances.md; learn/concepts/blocks.md</w:t>
-            </w:r>
-          </w:p>
-        </w:tc>
-        <w:tc>
-          <w:tcPr>
-            <w:tcW w:type="dxa" w:w="560"/>
-            <w:tcBorders>
-              <w:top w:val="single" w:color="C9D9D2" w:sz="4"/>
-              <w:left w:val="single" w:color="C9D9D2" w:sz="4"/>
-              <w:bottom w:val="single" w:color="C9D9D2" w:sz="4"/>
-              <w:right w:val="single" w:color="C9D9D2" w:sz="4"/>
-            </w:tcBorders>
-            <w:tcMar>
-              <w:top w:type="dxa" w:w="60"/>
-              <w:left w:type="dxa" w:w="100"/>
-              <w:bottom w:type="dxa" w:w="60"/>
-              <w:right w:type="dxa" w:w="100"/>
-            </w:tcMar>
-          </w:tcPr>
-          <w:p>
-            <w:pPr>
-              <w:spacing w:after="40" w:before="40"/>
-            </w:pPr>
-            <w:r>
-              <w:rPr>
-                <w:rFonts w:ascii="Calibri" w:cs="Calibri" w:eastAsia="Calibri" w:hAnsi="Calibri"/>
-                <w:b w:val="false"/>
-                <w:bCs w:val="false"/>
-                <w:sz w:val="20"/>
-                <w:szCs w:val="20"/>
-              </w:rPr>
-              <w:t xml:space="preserve">6</w:t>
-            </w:r>
-          </w:p>
-        </w:tc>
-      </w:tr>
-      <w:tr>
-        <w:trPr>
-          <w:tblHeader w:val="false"/>
-        </w:trPr>
-        <w:tc>
-          <w:tcPr>
-            <w:tcW w:type="dxa" w:w="1150"/>
-            <w:tcBorders>
-              <w:top w:val="single" w:color="C9D9D2" w:sz="4"/>
-              <w:left w:val="single" w:color="C9D9D2" w:sz="4"/>
-              <w:bottom w:val="single" w:color="C9D9D2" w:sz="4"/>
-              <w:right w:val="single" w:color="C9D9D2" w:sz="4"/>
-            </w:tcBorders>
-            <w:tcMar>
-              <w:top w:type="dxa" w:w="60"/>
-              <w:left w:type="dxa" w:w="100"/>
-              <w:bottom w:type="dxa" w:w="60"/>
-              <w:right w:type="dxa" w:w="100"/>
-            </w:tcMar>
-          </w:tcPr>
-          <w:p>
-            <w:pPr>
-              <w:spacing w:after="40" w:before="40"/>
-            </w:pPr>
-            <w:r>
-              <w:rPr>
-                <w:rFonts w:ascii="Calibri" w:cs="Calibri" w:eastAsia="Calibri" w:hAnsi="Calibri"/>
-                <w:b w:val="false"/>
-                <w:bCs w:val="false"/>
-                <w:sz w:val="20"/>
-                <w:szCs w:val="20"/>
-              </w:rPr>
-              <w:t xml:space="preserve">FR-101.1.4</w:t>
-            </w:r>
-          </w:p>
-        </w:tc>
-        <w:tc>
-          <w:tcPr>
-            <w:tcW w:type="dxa" w:w="2350"/>
-            <w:tcBorders>
-              <w:top w:val="single" w:color="C9D9D2" w:sz="4"/>
-              <w:left w:val="single" w:color="C9D9D2" w:sz="4"/>
-              <w:bottom w:val="single" w:color="C9D9D2" w:sz="4"/>
-              <w:right w:val="single" w:color="C9D9D2" w:sz="4"/>
-            </w:tcBorders>
-            <w:tcMar>
-              <w:top w:type="dxa" w:w="60"/>
-              <w:left w:type="dxa" w:w="100"/>
-              <w:bottom w:type="dxa" w:w="60"/>
-              <w:right w:type="dxa" w:w="100"/>
-            </w:tcMar>
-          </w:tcPr>
-          <w:p>
-            <w:pPr>
-              <w:spacing w:after="40" w:before="40"/>
-            </w:pPr>
-            <w:r>
-              <w:rPr>
-                <w:rFonts w:ascii="Calibri" w:cs="Calibri" w:eastAsia="Calibri" w:hAnsi="Calibri"/>
-                <w:b w:val="false"/>
-                <w:bCs w:val="false"/>
-                <w:sz w:val="20"/>
-                <w:szCs w:val="20"/>
-              </w:rPr>
-              <w:t xml:space="preserve">Something happened at the shop: triggers</w:t>
-            </w:r>
-          </w:p>
-        </w:tc>
-        <w:tc>
-          <w:tcPr>
-            <w:tcW w:type="dxa" w:w="3100"/>
-            <w:tcBorders>
-              <w:top w:val="single" w:color="C9D9D2" w:sz="4"/>
-              <w:left w:val="single" w:color="C9D9D2" w:sz="4"/>
-              <w:bottom w:val="single" w:color="C9D9D2" w:sz="4"/>
-              <w:right w:val="single" w:color="C9D9D2" w:sz="4"/>
-            </w:tcBorders>
-            <w:tcMar>
-              <w:top w:type="dxa" w:w="60"/>
-              <w:left w:type="dxa" w:w="100"/>
-              <w:bottom w:type="dxa" w:w="60"/>
-              <w:right w:type="dxa" w:w="100"/>
-            </w:tcMar>
-          </w:tcPr>
-          <w:p>
-            <w:pPr>
-              <w:spacing w:after="40" w:before="40"/>
-            </w:pPr>
-            <w:r>
-              <w:rPr>
-                <w:rFonts w:ascii="Calibri" w:cs="Calibri" w:eastAsia="Calibri" w:hAnsi="Calibri"/>
-                <w:b w:val="false"/>
-                <w:bCs w:val="false"/>
-                <w:sz w:val="20"/>
-                <w:szCs w:val="20"/>
-              </w:rPr>
-              <w:t xml:space="preserve">List the events that can start or resume a flow</w:t>
-            </w:r>
-          </w:p>
-        </w:tc>
-        <w:tc>
-          <w:tcPr>
-            <w:tcW w:type="dxa" w:w="2200"/>
-            <w:tcBorders>
-              <w:top w:val="single" w:color="C9D9D2" w:sz="4"/>
-              <w:left w:val="single" w:color="C9D9D2" w:sz="4"/>
-              <w:bottom w:val="single" w:color="C9D9D2" w:sz="4"/>
-              <w:right w:val="single" w:color="C9D9D2" w:sz="4"/>
-            </w:tcBorders>
-            <w:tcMar>
-              <w:top w:type="dxa" w:w="60"/>
-              <w:left w:type="dxa" w:w="100"/>
-              <w:bottom w:type="dxa" w:w="60"/>
-              <w:right w:type="dxa" w:w="100"/>
-            </w:tcMar>
-          </w:tcPr>
-          <w:p>
-            <w:pPr>
-              <w:spacing w:after="40" w:before="40"/>
-            </w:pPr>
-            <w:r>
-              <w:rPr>
-                <w:rFonts w:ascii="Calibri" w:cs="Calibri" w:eastAsia="Calibri" w:hAnsi="Calibri"/>
-                <w:b w:val="false"/>
-                <w:bCs w:val="false"/>
-                <w:sz w:val="20"/>
-                <w:szCs w:val="20"/>
-              </w:rPr>
-              <w:t xml:space="preserve">learn/concepts/triggers.md</w:t>
-            </w:r>
-          </w:p>
-        </w:tc>
-        <w:tc>
-          <w:tcPr>
-            <w:tcW w:type="dxa" w:w="560"/>
-            <w:tcBorders>
-              <w:top w:val="single" w:color="C9D9D2" w:sz="4"/>
-              <w:left w:val="single" w:color="C9D9D2" w:sz="4"/>
-              <w:bottom w:val="single" w:color="C9D9D2" w:sz="4"/>
-              <w:right w:val="single" w:color="C9D9D2" w:sz="4"/>
-            </w:tcBorders>
-            <w:tcMar>
-              <w:top w:type="dxa" w:w="60"/>
-              <w:left w:type="dxa" w:w="100"/>
-              <w:bottom w:type="dxa" w:w="60"/>
-              <w:right w:type="dxa" w:w="100"/>
-            </w:tcMar>
-          </w:tcPr>
-          <w:p>
-            <w:pPr>
-              <w:spacing w:after="40" w:before="40"/>
-            </w:pPr>
-            <w:r>
-              <w:rPr>
-                <w:rFonts w:ascii="Calibri" w:cs="Calibri" w:eastAsia="Calibri" w:hAnsi="Calibri"/>
-                <w:b w:val="false"/>
-                <w:bCs w:val="false"/>
-                <w:sz w:val="20"/>
-                <w:szCs w:val="20"/>
-              </w:rPr>
-              <w:t xml:space="preserve">4</w:t>
+              <w:t xml:space="preserve">12</w:t>
             </w:r>
           </w:p>
         </w:tc>
@@ -3032,7 +2565,7 @@
           <w:sz w:val="23"/>
           <w:szCs w:val="23"/>
         </w:rPr>
-        <w:t xml:space="preserve">Module 2 - A customer writes in (build-along)</w:t>
+        <w:t xml:space="preserve">Module 2 - What you just built, properly</w:t>
       </w:r>
     </w:p>
     <w:tbl>
@@ -3293,7 +2826,7 @@
                 <w:sz w:val="20"/>
                 <w:szCs w:val="20"/>
               </w:rPr>
-              <w:t xml:space="preserve">Create the flow and give the website somewhere to post</w:t>
+              <w:t xml:space="preserve">Meet Flowland - and the work you are about to hand to a flow</w:t>
             </w:r>
           </w:p>
         </w:tc>
@@ -3325,7 +2858,7 @@
                 <w:sz w:val="20"/>
                 <w:szCs w:val="20"/>
               </w:rPr>
-              <w:t xml:space="preserve">Create a flow, place a form trigger, and copy the address a form posts to</w:t>
+              <w:t xml:space="preserve">Describe what a flow is and recognize processes worth automating</w:t>
             </w:r>
           </w:p>
         </w:tc>
@@ -3357,7 +2890,7 @@
                 <w:sz w:val="20"/>
                 <w:szCs w:val="20"/>
               </w:rPr>
-              <w:t xml:space="preserve">learn/quickstart.md (steps 1-3)</w:t>
+              <w:t xml:space="preserve">index.md</w:t>
             </w:r>
           </w:p>
         </w:tc>
@@ -3389,7 +2922,7 @@
                 <w:sz w:val="20"/>
                 <w:szCs w:val="20"/>
               </w:rPr>
-              <w:t xml:space="preserve">6</w:t>
+              <w:t xml:space="preserve">5</w:t>
             </w:r>
           </w:p>
         </w:tc>
@@ -3458,7 +2991,7 @@
                 <w:sz w:val="20"/>
                 <w:szCs w:val="20"/>
               </w:rPr>
-              <w:t xml:space="preserve">See exactly what the customer sent</w:t>
+              <w:t xml:space="preserve">The workshop: your workspace and the Flow Editor</w:t>
             </w:r>
           </w:p>
         </w:tc>
@@ -3490,7 +3023,7 @@
                 <w:sz w:val="20"/>
                 <w:szCs w:val="20"/>
               </w:rPr>
-              <w:t xml:space="preserve">Fire a test event and locate the Initial Data it delivered</w:t>
+              <w:t xml:space="preserve">Navigate the workspace and identify the editor's working areas</w:t>
             </w:r>
           </w:p>
         </w:tc>
@@ -3522,7 +3055,7 @@
                 <w:sz w:val="20"/>
                 <w:szCs w:val="20"/>
               </w:rPr>
-              <w:t xml:space="preserve">learn/quickstart.md (step 4)</w:t>
+              <w:t xml:space="preserve">platform/workspace.md; build/flow-editor.md</w:t>
             </w:r>
           </w:p>
         </w:tc>
@@ -3554,7 +3087,7 @@
                 <w:sz w:val="20"/>
                 <w:szCs w:val="20"/>
               </w:rPr>
-              <w:t xml:space="preserve">5</w:t>
+              <w:t xml:space="preserve">6</w:t>
             </w:r>
           </w:p>
         </w:tc>
@@ -3623,7 +3156,7 @@
                 <w:sz w:val="20"/>
                 <w:szCs w:val="20"/>
               </w:rPr>
-              <w:t xml:space="preserve">Draft the reply once: the template in a variable</w:t>
+              <w:t xml:space="preserve">Fifty inquiries at once: flows, instances, and why they never collide</w:t>
             </w:r>
           </w:p>
         </w:tc>
@@ -3655,7 +3188,7 @@
                 <w:sz w:val="20"/>
                 <w:szCs w:val="20"/>
               </w:rPr>
-              <w:t xml:space="preserve">Create a variable and store a multi-line template in it</w:t>
+              <w:t xml:space="preserve">Explain that a flow is the design and each run is an independent instance</w:t>
             </w:r>
           </w:p>
         </w:tc>
@@ -3687,7 +3220,7 @@
                 <w:sz w:val="20"/>
                 <w:szCs w:val="20"/>
               </w:rPr>
-              <w:t xml:space="preserve">learn/quickstart.md (step 5); learn/concepts/variables.md</w:t>
+              <w:t xml:space="preserve">learn/concepts/flows-and-instances.md; learn/concepts/blocks.md</w:t>
             </w:r>
           </w:p>
         </w:tc>
@@ -3719,7 +3252,7 @@
                 <w:sz w:val="20"/>
                 <w:szCs w:val="20"/>
               </w:rPr>
-              <w:t xml:space="preserve">5</w:t>
+              <w:t xml:space="preserve">6</w:t>
             </w:r>
           </w:p>
         </w:tc>
@@ -3788,7 +3321,7 @@
                 <w:sz w:val="20"/>
                 <w:szCs w:val="20"/>
               </w:rPr>
-              <w:t xml:space="preserve">Personalize every reply: filling the template from submitted data</w:t>
+              <w:t xml:space="preserve">Something happened at the shop: triggers</w:t>
             </w:r>
           </w:p>
         </w:tc>
@@ -3820,7 +3353,7 @@
                 <w:sz w:val="20"/>
                 <w:szCs w:val="20"/>
               </w:rPr>
-              <w:t xml:space="preserve">Use block results inside a value with the Expression Editor</w:t>
+              <w:t xml:space="preserve">List the events that can start or resume a flow</w:t>
             </w:r>
           </w:p>
         </w:tc>
@@ -3852,7 +3385,7 @@
                 <w:sz w:val="20"/>
                 <w:szCs w:val="20"/>
               </w:rPr>
-              <w:t xml:space="preserve">learn/quickstart.md (steps 6-9)</w:t>
+              <w:t xml:space="preserve">learn/concepts/triggers.md</w:t>
             </w:r>
           </w:p>
         </w:tc>
@@ -3884,172 +3417,7 @@
                 <w:sz w:val="20"/>
                 <w:szCs w:val="20"/>
               </w:rPr>
-              <w:t xml:space="preserve">8</w:t>
-            </w:r>
-          </w:p>
-        </w:tc>
-      </w:tr>
-      <w:tr>
-        <w:trPr>
-          <w:tblHeader w:val="false"/>
-        </w:trPr>
-        <w:tc>
-          <w:tcPr>
-            <w:tcW w:type="dxa" w:w="1150"/>
-            <w:tcBorders>
-              <w:top w:val="single" w:color="C9D9D2" w:sz="4"/>
-              <w:left w:val="single" w:color="C9D9D2" w:sz="4"/>
-              <w:bottom w:val="single" w:color="C9D9D2" w:sz="4"/>
-              <w:right w:val="single" w:color="C9D9D2" w:sz="4"/>
-            </w:tcBorders>
-            <w:tcMar>
-              <w:top w:type="dxa" w:w="60"/>
-              <w:left w:type="dxa" w:w="100"/>
-              <w:bottom w:type="dxa" w:w="60"/>
-              <w:right w:type="dxa" w:w="100"/>
-            </w:tcMar>
-          </w:tcPr>
-          <w:p>
-            <w:pPr>
-              <w:spacing w:after="40" w:before="40"/>
-            </w:pPr>
-            <w:r>
-              <w:rPr>
-                <w:rFonts w:ascii="Calibri" w:cs="Calibri" w:eastAsia="Calibri" w:hAnsi="Calibri"/>
-                <w:b w:val="false"/>
-                <w:bCs w:val="false"/>
-                <w:sz w:val="20"/>
-                <w:szCs w:val="20"/>
-              </w:rPr>
-              <w:t xml:space="preserve">FR-101.2.5</w:t>
-            </w:r>
-          </w:p>
-        </w:tc>
-        <w:tc>
-          <w:tcPr>
-            <w:tcW w:type="dxa" w:w="2350"/>
-            <w:tcBorders>
-              <w:top w:val="single" w:color="C9D9D2" w:sz="4"/>
-              <w:left w:val="single" w:color="C9D9D2" w:sz="4"/>
-              <w:bottom w:val="single" w:color="C9D9D2" w:sz="4"/>
-              <w:right w:val="single" w:color="C9D9D2" w:sz="4"/>
-            </w:tcBorders>
-            <w:tcMar>
-              <w:top w:type="dxa" w:w="60"/>
-              <w:left w:type="dxa" w:w="100"/>
-              <w:bottom w:type="dxa" w:w="60"/>
-              <w:right w:type="dxa" w:w="100"/>
-            </w:tcMar>
-          </w:tcPr>
-          <w:p>
-            <w:pPr>
-              <w:spacing w:after="40" w:before="40"/>
-            </w:pPr>
-            <w:r>
-              <w:rPr>
-                <w:rFonts w:ascii="Calibri" w:cs="Calibri" w:eastAsia="Calibri" w:hAnsi="Calibri"/>
-                <w:b w:val="false"/>
-                <w:bCs w:val="false"/>
-                <w:sz w:val="20"/>
-                <w:szCs w:val="20"/>
-              </w:rPr>
-              <w:t xml:space="preserve">Send it: the reply goes out, end to end</w:t>
-            </w:r>
-          </w:p>
-        </w:tc>
-        <w:tc>
-          <w:tcPr>
-            <w:tcW w:type="dxa" w:w="3100"/>
-            <w:tcBorders>
-              <w:top w:val="single" w:color="C9D9D2" w:sz="4"/>
-              <w:left w:val="single" w:color="C9D9D2" w:sz="4"/>
-              <w:bottom w:val="single" w:color="C9D9D2" w:sz="4"/>
-              <w:right w:val="single" w:color="C9D9D2" w:sz="4"/>
-            </w:tcBorders>
-            <w:tcMar>
-              <w:top w:type="dxa" w:w="60"/>
-              <w:left w:type="dxa" w:w="100"/>
-              <w:bottom w:type="dxa" w:w="60"/>
-              <w:right w:type="dxa" w:w="100"/>
-            </w:tcMar>
-          </w:tcPr>
-          <w:p>
-            <w:pPr>
-              <w:spacing w:after="40" w:before="40"/>
-            </w:pPr>
-            <w:r>
-              <w:rPr>
-                <w:rFonts w:ascii="Calibri" w:cs="Calibri" w:eastAsia="Calibri" w:hAnsi="Calibri"/>
-                <w:b w:val="false"/>
-                <w:bCs w:val="false"/>
-                <w:sz w:val="20"/>
-                <w:szCs w:val="20"/>
-              </w:rPr>
-              <w:t xml:space="preserve">Wire the final action and run a complete instance</w:t>
-            </w:r>
-          </w:p>
-        </w:tc>
-        <w:tc>
-          <w:tcPr>
-            <w:tcW w:type="dxa" w:w="2200"/>
-            <w:tcBorders>
-              <w:top w:val="single" w:color="C9D9D2" w:sz="4"/>
-              <w:left w:val="single" w:color="C9D9D2" w:sz="4"/>
-              <w:bottom w:val="single" w:color="C9D9D2" w:sz="4"/>
-              <w:right w:val="single" w:color="C9D9D2" w:sz="4"/>
-            </w:tcBorders>
-            <w:tcMar>
-              <w:top w:type="dxa" w:w="60"/>
-              <w:left w:type="dxa" w:w="100"/>
-              <w:bottom w:type="dxa" w:w="60"/>
-              <w:right w:type="dxa" w:w="100"/>
-            </w:tcMar>
-          </w:tcPr>
-          <w:p>
-            <w:pPr>
-              <w:spacing w:after="40" w:before="40"/>
-            </w:pPr>
-            <w:r>
-              <w:rPr>
-                <w:rFonts w:ascii="Calibri" w:cs="Calibri" w:eastAsia="Calibri" w:hAnsi="Calibri"/>
-                <w:b w:val="false"/>
-                <w:bCs w:val="false"/>
-                <w:sz w:val="20"/>
-                <w:szCs w:val="20"/>
-              </w:rPr>
-              <w:t xml:space="preserve">learn/quickstart.md (step 10)</w:t>
-            </w:r>
-          </w:p>
-        </w:tc>
-        <w:tc>
-          <w:tcPr>
-            <w:tcW w:type="dxa" w:w="560"/>
-            <w:tcBorders>
-              <w:top w:val="single" w:color="C9D9D2" w:sz="4"/>
-              <w:left w:val="single" w:color="C9D9D2" w:sz="4"/>
-              <w:bottom w:val="single" w:color="C9D9D2" w:sz="4"/>
-              <w:right w:val="single" w:color="C9D9D2" w:sz="4"/>
-            </w:tcBorders>
-            <w:tcMar>
-              <w:top w:type="dxa" w:w="60"/>
-              <w:left w:type="dxa" w:w="100"/>
-              <w:bottom w:type="dxa" w:w="60"/>
-              <w:right w:type="dxa" w:w="100"/>
-            </w:tcMar>
-          </w:tcPr>
-          <w:p>
-            <w:pPr>
-              <w:spacing w:after="40" w:before="40"/>
-            </w:pPr>
-            <w:r>
-              <w:rPr>
-                <w:rFonts w:ascii="Calibri" w:cs="Calibri" w:eastAsia="Calibri" w:hAnsi="Calibri"/>
-                <w:b w:val="false"/>
-                <w:bCs w:val="false"/>
-                <w:sz w:val="20"/>
-                <w:szCs w:val="20"/>
-              </w:rPr>
-              <w:t xml:space="preserve">5</w:t>
+              <w:t xml:space="preserve">4</w:t>
             </w:r>
           </w:p>
         </w:tc>
@@ -4082,7 +3450,7 @@
           <w:sz w:val="23"/>
           <w:szCs w:val="23"/>
         </w:rPr>
-        <w:t xml:space="preserve">Module 3 - Open for business</w:t>
+        <w:t xml:space="preserve">Module 3 - A customer writes in (the build, unhurried)</w:t>
       </w:r>
     </w:p>
     <w:tbl>
@@ -4343,7 +3711,7 @@
                 <w:sz w:val="20"/>
                 <w:szCs w:val="20"/>
               </w:rPr>
-              <w:t xml:space="preserve">Try it without customers: the Test Monitor</w:t>
+              <w:t xml:space="preserve">Create the flow and give the website somewhere to post</w:t>
             </w:r>
           </w:p>
         </w:tc>
@@ -4375,7 +3743,7 @@
                 <w:sz w:val="20"/>
                 <w:szCs w:val="20"/>
               </w:rPr>
-              <w:t xml:space="preserve">Run a single block or the whole flow with test data</w:t>
+              <w:t xml:space="preserve">Create a flow, place a form trigger, and copy the address a form posts to</w:t>
             </w:r>
           </w:p>
         </w:tc>
@@ -4407,7 +3775,7 @@
                 <w:sz w:val="20"/>
                 <w:szCs w:val="20"/>
               </w:rPr>
-              <w:t xml:space="preserve">run/testing.md</w:t>
+              <w:t xml:space="preserve">learn/quickstart.md (steps 1-3)</w:t>
             </w:r>
           </w:p>
         </w:tc>
@@ -4439,7 +3807,7 @@
                 <w:sz w:val="20"/>
                 <w:szCs w:val="20"/>
               </w:rPr>
-              <w:t xml:space="preserve">7</w:t>
+              <w:t xml:space="preserve">6</w:t>
             </w:r>
           </w:p>
         </w:tc>
@@ -4508,7 +3876,7 @@
                 <w:sz w:val="20"/>
                 <w:szCs w:val="20"/>
               </w:rPr>
-              <w:t xml:space="preserve">Ready, then LIVE</w:t>
+              <w:t xml:space="preserve">See exactly what the customer sent</w:t>
             </w:r>
           </w:p>
         </w:tc>
@@ -4540,7 +3908,7 @@
                 <w:sz w:val="20"/>
                 <w:szCs w:val="20"/>
               </w:rPr>
-              <w:t xml:space="preserve">Move a version to Ready and set it LIVE; explain why testing costs no executions</w:t>
+              <w:t xml:space="preserve">Fire a test event and locate the Initial Data it delivered</w:t>
             </w:r>
           </w:p>
         </w:tc>
@@ -4572,7 +3940,7 @@
                 <w:sz w:val="20"/>
                 <w:szCs w:val="20"/>
               </w:rPr>
-              <w:t xml:space="preserve">run/running-flows.md; build/flow-editor.md</w:t>
+              <w:t xml:space="preserve">learn/quickstart.md (step 4)</w:t>
             </w:r>
           </w:p>
         </w:tc>
@@ -4673,7 +4041,7 @@
                 <w:sz w:val="20"/>
                 <w:szCs w:val="20"/>
               </w:rPr>
-              <w:t xml:space="preserve">Watch the shop run</w:t>
+              <w:t xml:space="preserve">Draft the reply once: the template in a variable</w:t>
             </w:r>
           </w:p>
         </w:tc>
@@ -4705,7 +4073,7 @@
                 <w:sz w:val="20"/>
                 <w:szCs w:val="20"/>
               </w:rPr>
-              <w:t xml:space="preserve">Open the Instances tab, follow a run, and read what each step produced</w:t>
+              <w:t xml:space="preserve">Create a variable and store a multi-line template in it</w:t>
             </w:r>
           </w:p>
         </w:tc>
@@ -4737,7 +4105,7 @@
                 <w:sz w:val="20"/>
                 <w:szCs w:val="20"/>
               </w:rPr>
-              <w:t xml:space="preserve">run/running-flows.md; run/inspecting-a-run.md</w:t>
+              <w:t xml:space="preserve">learn/quickstart.md (step 5); learn/concepts/variables.md</w:t>
             </w:r>
           </w:p>
         </w:tc>
@@ -4769,7 +4137,7 @@
                 <w:sz w:val="20"/>
                 <w:szCs w:val="20"/>
               </w:rPr>
-              <w:t xml:space="preserve">6</w:t>
+              <w:t xml:space="preserve">5</w:t>
             </w:r>
           </w:p>
         </w:tc>
@@ -4838,7 +4206,7 @@
                 <w:sz w:val="20"/>
                 <w:szCs w:val="20"/>
               </w:rPr>
-              <w:t xml:space="preserve">Prove it: the reply flow with a twist (checkpoint)</w:t>
+              <w:t xml:space="preserve">Personalize every reply: filling the template from submitted data</w:t>
             </w:r>
           </w:p>
         </w:tc>
@@ -4870,7 +4238,7 @@
                 <w:sz w:val="20"/>
                 <w:szCs w:val="20"/>
               </w:rPr>
-              <w:t xml:space="preserve">Rebuild the contact flow with a variation, unaided, fired from the Flowland Contact page</w:t>
+              <w:t xml:space="preserve">Use block results inside a value with the Expression Editor</w:t>
             </w:r>
           </w:p>
         </w:tc>
@@ -4902,7 +4270,7 @@
                 <w:sz w:val="20"/>
                 <w:szCs w:val="20"/>
               </w:rPr>
-              <w:t xml:space="preserve">learn/quickstart.md; Flowland Contact page</w:t>
+              <w:t xml:space="preserve">learn/quickstart.md (steps 6-9)</w:t>
             </w:r>
           </w:p>
         </w:tc>
@@ -4934,7 +4302,1057 @@
                 <w:sz w:val="20"/>
                 <w:szCs w:val="20"/>
               </w:rPr>
+              <w:t xml:space="preserve">8</w:t>
+            </w:r>
+          </w:p>
+        </w:tc>
+      </w:tr>
+      <w:tr>
+        <w:trPr>
+          <w:tblHeader w:val="false"/>
+        </w:trPr>
+        <w:tc>
+          <w:tcPr>
+            <w:tcW w:type="dxa" w:w="1150"/>
+            <w:tcBorders>
+              <w:top w:val="single" w:color="C9D9D2" w:sz="4"/>
+              <w:left w:val="single" w:color="C9D9D2" w:sz="4"/>
+              <w:bottom w:val="single" w:color="C9D9D2" w:sz="4"/>
+              <w:right w:val="single" w:color="C9D9D2" w:sz="4"/>
+            </w:tcBorders>
+            <w:tcMar>
+              <w:top w:type="dxa" w:w="60"/>
+              <w:left w:type="dxa" w:w="100"/>
+              <w:bottom w:type="dxa" w:w="60"/>
+              <w:right w:type="dxa" w:w="100"/>
+            </w:tcMar>
+          </w:tcPr>
+          <w:p>
+            <w:pPr>
+              <w:spacing w:after="40" w:before="40"/>
+            </w:pPr>
+            <w:r>
+              <w:rPr>
+                <w:rFonts w:ascii="Calibri" w:cs="Calibri" w:eastAsia="Calibri" w:hAnsi="Calibri"/>
+                <w:b w:val="false"/>
+                <w:bCs w:val="false"/>
+                <w:sz w:val="20"/>
+                <w:szCs w:val="20"/>
+              </w:rPr>
+              <w:t xml:space="preserve">FR-101.3.5</w:t>
+            </w:r>
+          </w:p>
+        </w:tc>
+        <w:tc>
+          <w:tcPr>
+            <w:tcW w:type="dxa" w:w="2350"/>
+            <w:tcBorders>
+              <w:top w:val="single" w:color="C9D9D2" w:sz="4"/>
+              <w:left w:val="single" w:color="C9D9D2" w:sz="4"/>
+              <w:bottom w:val="single" w:color="C9D9D2" w:sz="4"/>
+              <w:right w:val="single" w:color="C9D9D2" w:sz="4"/>
+            </w:tcBorders>
+            <w:tcMar>
+              <w:top w:type="dxa" w:w="60"/>
+              <w:left w:type="dxa" w:w="100"/>
+              <w:bottom w:type="dxa" w:w="60"/>
+              <w:right w:type="dxa" w:w="100"/>
+            </w:tcMar>
+          </w:tcPr>
+          <w:p>
+            <w:pPr>
+              <w:spacing w:after="40" w:before="40"/>
+            </w:pPr>
+            <w:r>
+              <w:rPr>
+                <w:rFonts w:ascii="Calibri" w:cs="Calibri" w:eastAsia="Calibri" w:hAnsi="Calibri"/>
+                <w:b w:val="false"/>
+                <w:bCs w:val="false"/>
+                <w:sz w:val="20"/>
+                <w:szCs w:val="20"/>
+              </w:rPr>
+              <w:t xml:space="preserve">Send it: the reply goes out, end to end</w:t>
+            </w:r>
+          </w:p>
+        </w:tc>
+        <w:tc>
+          <w:tcPr>
+            <w:tcW w:type="dxa" w:w="3100"/>
+            <w:tcBorders>
+              <w:top w:val="single" w:color="C9D9D2" w:sz="4"/>
+              <w:left w:val="single" w:color="C9D9D2" w:sz="4"/>
+              <w:bottom w:val="single" w:color="C9D9D2" w:sz="4"/>
+              <w:right w:val="single" w:color="C9D9D2" w:sz="4"/>
+            </w:tcBorders>
+            <w:tcMar>
+              <w:top w:type="dxa" w:w="60"/>
+              <w:left w:type="dxa" w:w="100"/>
+              <w:bottom w:type="dxa" w:w="60"/>
+              <w:right w:type="dxa" w:w="100"/>
+            </w:tcMar>
+          </w:tcPr>
+          <w:p>
+            <w:pPr>
+              <w:spacing w:after="40" w:before="40"/>
+            </w:pPr>
+            <w:r>
+              <w:rPr>
+                <w:rFonts w:ascii="Calibri" w:cs="Calibri" w:eastAsia="Calibri" w:hAnsi="Calibri"/>
+                <w:b w:val="false"/>
+                <w:bCs w:val="false"/>
+                <w:sz w:val="20"/>
+                <w:szCs w:val="20"/>
+              </w:rPr>
+              <w:t xml:space="preserve">Wire the final action and run a complete instance</w:t>
+            </w:r>
+          </w:p>
+        </w:tc>
+        <w:tc>
+          <w:tcPr>
+            <w:tcW w:type="dxa" w:w="2200"/>
+            <w:tcBorders>
+              <w:top w:val="single" w:color="C9D9D2" w:sz="4"/>
+              <w:left w:val="single" w:color="C9D9D2" w:sz="4"/>
+              <w:bottom w:val="single" w:color="C9D9D2" w:sz="4"/>
+              <w:right w:val="single" w:color="C9D9D2" w:sz="4"/>
+            </w:tcBorders>
+            <w:tcMar>
+              <w:top w:type="dxa" w:w="60"/>
+              <w:left w:type="dxa" w:w="100"/>
+              <w:bottom w:type="dxa" w:w="60"/>
+              <w:right w:type="dxa" w:w="100"/>
+            </w:tcMar>
+          </w:tcPr>
+          <w:p>
+            <w:pPr>
+              <w:spacing w:after="40" w:before="40"/>
+            </w:pPr>
+            <w:r>
+              <w:rPr>
+                <w:rFonts w:ascii="Calibri" w:cs="Calibri" w:eastAsia="Calibri" w:hAnsi="Calibri"/>
+                <w:b w:val="false"/>
+                <w:bCs w:val="false"/>
+                <w:sz w:val="20"/>
+                <w:szCs w:val="20"/>
+              </w:rPr>
+              <w:t xml:space="preserve">learn/quickstart.md (step 10)</w:t>
+            </w:r>
+          </w:p>
+        </w:tc>
+        <w:tc>
+          <w:tcPr>
+            <w:tcW w:type="dxa" w:w="560"/>
+            <w:tcBorders>
+              <w:top w:val="single" w:color="C9D9D2" w:sz="4"/>
+              <w:left w:val="single" w:color="C9D9D2" w:sz="4"/>
+              <w:bottom w:val="single" w:color="C9D9D2" w:sz="4"/>
+              <w:right w:val="single" w:color="C9D9D2" w:sz="4"/>
+            </w:tcBorders>
+            <w:tcMar>
+              <w:top w:type="dxa" w:w="60"/>
+              <w:left w:type="dxa" w:w="100"/>
+              <w:bottom w:type="dxa" w:w="60"/>
+              <w:right w:type="dxa" w:w="100"/>
+            </w:tcMar>
+          </w:tcPr>
+          <w:p>
+            <w:pPr>
+              <w:spacing w:after="40" w:before="40"/>
+            </w:pPr>
+            <w:r>
+              <w:rPr>
+                <w:rFonts w:ascii="Calibri" w:cs="Calibri" w:eastAsia="Calibri" w:hAnsi="Calibri"/>
+                <w:b w:val="false"/>
+                <w:bCs w:val="false"/>
+                <w:sz w:val="20"/>
+                <w:szCs w:val="20"/>
+              </w:rPr>
               <w:t xml:space="preserve">5</w:t>
+            </w:r>
+          </w:p>
+        </w:tc>
+      </w:tr>
+    </w:tbl>
+    <w:p>
+      <w:pPr>
+        <w:spacing w:after="60"/>
+      </w:pPr>
+      <w:r>
+        <w:rPr>
+          <w:rFonts w:ascii="Calibri" w:cs="Calibri" w:eastAsia="Calibri" w:hAnsi="Calibri"/>
+          <w:sz w:val="22"/>
+          <w:szCs w:val="22"/>
+        </w:rPr>
+        <w:t xml:space="preserve"/>
+      </w:r>
+    </w:p>
+    <w:p>
+      <w:pPr>
+        <w:pStyle w:val="Heading3"/>
+        <w:spacing w:after="120" w:before="200"/>
+      </w:pPr>
+      <w:r>
+        <w:rPr>
+          <w:rFonts w:ascii="Calibri" w:cs="Calibri" w:eastAsia="Calibri" w:hAnsi="Calibri"/>
+          <w:b/>
+          <w:bCs/>
+          <w:color w:val="595959"/>
+          <w:sz w:val="23"/>
+          <w:szCs w:val="23"/>
+        </w:rPr>
+        <w:t xml:space="preserve">Module 4 - Open for business</w:t>
+      </w:r>
+    </w:p>
+    <w:tbl>
+      <w:tblPr>
+        <w:tblW w:type="dxa" w:w="9360"/>
+        <w:tblBorders>
+          <w:top w:val="single" w:color="auto" w:sz="4"/>
+          <w:left w:val="single" w:color="auto" w:sz="4"/>
+          <w:bottom w:val="single" w:color="auto" w:sz="4"/>
+          <w:right w:val="single" w:color="auto" w:sz="4"/>
+          <w:insideH w:val="single" w:color="auto" w:sz="4"/>
+          <w:insideV w:val="single" w:color="auto" w:sz="4"/>
+        </w:tblBorders>
+      </w:tblPr>
+      <w:tblGrid>
+        <w:gridCol w:w="1150"/>
+        <w:gridCol w:w="2350"/>
+        <w:gridCol w:w="3100"/>
+        <w:gridCol w:w="2200"/>
+        <w:gridCol w:w="560"/>
+      </w:tblGrid>
+      <w:tr>
+        <w:trPr>
+          <w:tblHeader/>
+        </w:trPr>
+        <w:tc>
+          <w:tcPr>
+            <w:tcW w:type="dxa" w:w="1150"/>
+            <w:tcBorders>
+              <w:top w:val="single" w:color="C9D9D2" w:sz="4"/>
+              <w:left w:val="single" w:color="C9D9D2" w:sz="4"/>
+              <w:bottom w:val="single" w:color="C9D9D2" w:sz="4"/>
+              <w:right w:val="single" w:color="C9D9D2" w:sz="4"/>
+            </w:tcBorders>
+            <w:shd w:fill="1F6F54" w:color="auto" w:val="clear"/>
+            <w:tcMar>
+              <w:top w:type="dxa" w:w="60"/>
+              <w:left w:type="dxa" w:w="100"/>
+              <w:bottom w:type="dxa" w:w="60"/>
+              <w:right w:type="dxa" w:w="100"/>
+            </w:tcMar>
+          </w:tcPr>
+          <w:p>
+            <w:pPr>
+              <w:spacing w:after="40" w:before="40"/>
+            </w:pPr>
+            <w:r>
+              <w:rPr>
+                <w:rFonts w:ascii="Calibri" w:cs="Calibri" w:eastAsia="Calibri" w:hAnsi="Calibri"/>
+                <w:b/>
+                <w:bCs/>
+                <w:color w:val="FFFFFF"/>
+                <w:sz w:val="20"/>
+                <w:szCs w:val="20"/>
+              </w:rPr>
+              <w:t xml:space="preserve">Code</w:t>
+            </w:r>
+          </w:p>
+        </w:tc>
+        <w:tc>
+          <w:tcPr>
+            <w:tcW w:type="dxa" w:w="2350"/>
+            <w:tcBorders>
+              <w:top w:val="single" w:color="C9D9D2" w:sz="4"/>
+              <w:left w:val="single" w:color="C9D9D2" w:sz="4"/>
+              <w:bottom w:val="single" w:color="C9D9D2" w:sz="4"/>
+              <w:right w:val="single" w:color="C9D9D2" w:sz="4"/>
+            </w:tcBorders>
+            <w:shd w:fill="1F6F54" w:color="auto" w:val="clear"/>
+            <w:tcMar>
+              <w:top w:type="dxa" w:w="60"/>
+              <w:left w:type="dxa" w:w="100"/>
+              <w:bottom w:type="dxa" w:w="60"/>
+              <w:right w:type="dxa" w:w="100"/>
+            </w:tcMar>
+          </w:tcPr>
+          <w:p>
+            <w:pPr>
+              <w:spacing w:after="40" w:before="40"/>
+            </w:pPr>
+            <w:r>
+              <w:rPr>
+                <w:rFonts w:ascii="Calibri" w:cs="Calibri" w:eastAsia="Calibri" w:hAnsi="Calibri"/>
+                <w:b/>
+                <w:bCs/>
+                <w:color w:val="FFFFFF"/>
+                <w:sz w:val="20"/>
+                <w:szCs w:val="20"/>
+              </w:rPr>
+              <w:t xml:space="preserve">Lesson</w:t>
+            </w:r>
+          </w:p>
+        </w:tc>
+        <w:tc>
+          <w:tcPr>
+            <w:tcW w:type="dxa" w:w="3100"/>
+            <w:tcBorders>
+              <w:top w:val="single" w:color="C9D9D2" w:sz="4"/>
+              <w:left w:val="single" w:color="C9D9D2" w:sz="4"/>
+              <w:bottom w:val="single" w:color="C9D9D2" w:sz="4"/>
+              <w:right w:val="single" w:color="C9D9D2" w:sz="4"/>
+            </w:tcBorders>
+            <w:shd w:fill="1F6F54" w:color="auto" w:val="clear"/>
+            <w:tcMar>
+              <w:top w:type="dxa" w:w="60"/>
+              <w:left w:type="dxa" w:w="100"/>
+              <w:bottom w:type="dxa" w:w="60"/>
+              <w:right w:type="dxa" w:w="100"/>
+            </w:tcMar>
+          </w:tcPr>
+          <w:p>
+            <w:pPr>
+              <w:spacing w:after="40" w:before="40"/>
+            </w:pPr>
+            <w:r>
+              <w:rPr>
+                <w:rFonts w:ascii="Calibri" w:cs="Calibri" w:eastAsia="Calibri" w:hAnsi="Calibri"/>
+                <w:b/>
+                <w:bCs/>
+                <w:color w:val="FFFFFF"/>
+                <w:sz w:val="20"/>
+                <w:szCs w:val="20"/>
+              </w:rPr>
+              <w:t xml:space="preserve">The learner can...</w:t>
+            </w:r>
+          </w:p>
+        </w:tc>
+        <w:tc>
+          <w:tcPr>
+            <w:tcW w:type="dxa" w:w="2200"/>
+            <w:tcBorders>
+              <w:top w:val="single" w:color="C9D9D2" w:sz="4"/>
+              <w:left w:val="single" w:color="C9D9D2" w:sz="4"/>
+              <w:bottom w:val="single" w:color="C9D9D2" w:sz="4"/>
+              <w:right w:val="single" w:color="C9D9D2" w:sz="4"/>
+            </w:tcBorders>
+            <w:shd w:fill="1F6F54" w:color="auto" w:val="clear"/>
+            <w:tcMar>
+              <w:top w:type="dxa" w:w="60"/>
+              <w:left w:type="dxa" w:w="100"/>
+              <w:bottom w:type="dxa" w:w="60"/>
+              <w:right w:type="dxa" w:w="100"/>
+            </w:tcMar>
+          </w:tcPr>
+          <w:p>
+            <w:pPr>
+              <w:spacing w:after="40" w:before="40"/>
+            </w:pPr>
+            <w:r>
+              <w:rPr>
+                <w:rFonts w:ascii="Calibri" w:cs="Calibri" w:eastAsia="Calibri" w:hAnsi="Calibri"/>
+                <w:b/>
+                <w:bCs/>
+                <w:color w:val="FFFFFF"/>
+                <w:sz w:val="20"/>
+                <w:szCs w:val="20"/>
+              </w:rPr>
+              <w:t xml:space="preserve">Sources</w:t>
+            </w:r>
+          </w:p>
+        </w:tc>
+        <w:tc>
+          <w:tcPr>
+            <w:tcW w:type="dxa" w:w="560"/>
+            <w:tcBorders>
+              <w:top w:val="single" w:color="C9D9D2" w:sz="4"/>
+              <w:left w:val="single" w:color="C9D9D2" w:sz="4"/>
+              <w:bottom w:val="single" w:color="C9D9D2" w:sz="4"/>
+              <w:right w:val="single" w:color="C9D9D2" w:sz="4"/>
+            </w:tcBorders>
+            <w:shd w:fill="1F6F54" w:color="auto" w:val="clear"/>
+            <w:tcMar>
+              <w:top w:type="dxa" w:w="60"/>
+              <w:left w:type="dxa" w:w="100"/>
+              <w:bottom w:type="dxa" w:w="60"/>
+              <w:right w:type="dxa" w:w="100"/>
+            </w:tcMar>
+          </w:tcPr>
+          <w:p>
+            <w:pPr>
+              <w:spacing w:after="40" w:before="40"/>
+            </w:pPr>
+            <w:r>
+              <w:rPr>
+                <w:rFonts w:ascii="Calibri" w:cs="Calibri" w:eastAsia="Calibri" w:hAnsi="Calibri"/>
+                <w:b/>
+                <w:bCs/>
+                <w:color w:val="FFFFFF"/>
+                <w:sz w:val="20"/>
+                <w:szCs w:val="20"/>
+              </w:rPr>
+              <w:t xml:space="preserve">Min</w:t>
+            </w:r>
+          </w:p>
+        </w:tc>
+      </w:tr>
+      <w:tr>
+        <w:trPr>
+          <w:tblHeader w:val="false"/>
+        </w:trPr>
+        <w:tc>
+          <w:tcPr>
+            <w:tcW w:type="dxa" w:w="1150"/>
+            <w:tcBorders>
+              <w:top w:val="single" w:color="C9D9D2" w:sz="4"/>
+              <w:left w:val="single" w:color="C9D9D2" w:sz="4"/>
+              <w:bottom w:val="single" w:color="C9D9D2" w:sz="4"/>
+              <w:right w:val="single" w:color="C9D9D2" w:sz="4"/>
+            </w:tcBorders>
+            <w:tcMar>
+              <w:top w:type="dxa" w:w="60"/>
+              <w:left w:type="dxa" w:w="100"/>
+              <w:bottom w:type="dxa" w:w="60"/>
+              <w:right w:type="dxa" w:w="100"/>
+            </w:tcMar>
+          </w:tcPr>
+          <w:p>
+            <w:pPr>
+              <w:spacing w:after="40" w:before="40"/>
+            </w:pPr>
+            <w:r>
+              <w:rPr>
+                <w:rFonts w:ascii="Calibri" w:cs="Calibri" w:eastAsia="Calibri" w:hAnsi="Calibri"/>
+                <w:b w:val="false"/>
+                <w:bCs w:val="false"/>
+                <w:sz w:val="20"/>
+                <w:szCs w:val="20"/>
+              </w:rPr>
+              <w:t xml:space="preserve">FR-101.4.1</w:t>
+            </w:r>
+          </w:p>
+        </w:tc>
+        <w:tc>
+          <w:tcPr>
+            <w:tcW w:type="dxa" w:w="2350"/>
+            <w:tcBorders>
+              <w:top w:val="single" w:color="C9D9D2" w:sz="4"/>
+              <w:left w:val="single" w:color="C9D9D2" w:sz="4"/>
+              <w:bottom w:val="single" w:color="C9D9D2" w:sz="4"/>
+              <w:right w:val="single" w:color="C9D9D2" w:sz="4"/>
+            </w:tcBorders>
+            <w:tcMar>
+              <w:top w:type="dxa" w:w="60"/>
+              <w:left w:type="dxa" w:w="100"/>
+              <w:bottom w:type="dxa" w:w="60"/>
+              <w:right w:type="dxa" w:w="100"/>
+            </w:tcMar>
+          </w:tcPr>
+          <w:p>
+            <w:pPr>
+              <w:spacing w:after="40" w:before="40"/>
+            </w:pPr>
+            <w:r>
+              <w:rPr>
+                <w:rFonts w:ascii="Calibri" w:cs="Calibri" w:eastAsia="Calibri" w:hAnsi="Calibri"/>
+                <w:b w:val="false"/>
+                <w:bCs w:val="false"/>
+                <w:sz w:val="20"/>
+                <w:szCs w:val="20"/>
+              </w:rPr>
+              <w:t xml:space="preserve">Try it without customers: the Test Monitor</w:t>
+            </w:r>
+          </w:p>
+        </w:tc>
+        <w:tc>
+          <w:tcPr>
+            <w:tcW w:type="dxa" w:w="3100"/>
+            <w:tcBorders>
+              <w:top w:val="single" w:color="C9D9D2" w:sz="4"/>
+              <w:left w:val="single" w:color="C9D9D2" w:sz="4"/>
+              <w:bottom w:val="single" w:color="C9D9D2" w:sz="4"/>
+              <w:right w:val="single" w:color="C9D9D2" w:sz="4"/>
+            </w:tcBorders>
+            <w:tcMar>
+              <w:top w:type="dxa" w:w="60"/>
+              <w:left w:type="dxa" w:w="100"/>
+              <w:bottom w:type="dxa" w:w="60"/>
+              <w:right w:type="dxa" w:w="100"/>
+            </w:tcMar>
+          </w:tcPr>
+          <w:p>
+            <w:pPr>
+              <w:spacing w:after="40" w:before="40"/>
+            </w:pPr>
+            <w:r>
+              <w:rPr>
+                <w:rFonts w:ascii="Calibri" w:cs="Calibri" w:eastAsia="Calibri" w:hAnsi="Calibri"/>
+                <w:b w:val="false"/>
+                <w:bCs w:val="false"/>
+                <w:sz w:val="20"/>
+                <w:szCs w:val="20"/>
+              </w:rPr>
+              <w:t xml:space="preserve">Run a single block or the whole flow with test data</w:t>
+            </w:r>
+          </w:p>
+        </w:tc>
+        <w:tc>
+          <w:tcPr>
+            <w:tcW w:type="dxa" w:w="2200"/>
+            <w:tcBorders>
+              <w:top w:val="single" w:color="C9D9D2" w:sz="4"/>
+              <w:left w:val="single" w:color="C9D9D2" w:sz="4"/>
+              <w:bottom w:val="single" w:color="C9D9D2" w:sz="4"/>
+              <w:right w:val="single" w:color="C9D9D2" w:sz="4"/>
+            </w:tcBorders>
+            <w:tcMar>
+              <w:top w:type="dxa" w:w="60"/>
+              <w:left w:type="dxa" w:w="100"/>
+              <w:bottom w:type="dxa" w:w="60"/>
+              <w:right w:type="dxa" w:w="100"/>
+            </w:tcMar>
+          </w:tcPr>
+          <w:p>
+            <w:pPr>
+              <w:spacing w:after="40" w:before="40"/>
+            </w:pPr>
+            <w:r>
+              <w:rPr>
+                <w:rFonts w:ascii="Calibri" w:cs="Calibri" w:eastAsia="Calibri" w:hAnsi="Calibri"/>
+                <w:b w:val="false"/>
+                <w:bCs w:val="false"/>
+                <w:sz w:val="20"/>
+                <w:szCs w:val="20"/>
+              </w:rPr>
+              <w:t xml:space="preserve">run/testing.md</w:t>
+            </w:r>
+          </w:p>
+        </w:tc>
+        <w:tc>
+          <w:tcPr>
+            <w:tcW w:type="dxa" w:w="560"/>
+            <w:tcBorders>
+              <w:top w:val="single" w:color="C9D9D2" w:sz="4"/>
+              <w:left w:val="single" w:color="C9D9D2" w:sz="4"/>
+              <w:bottom w:val="single" w:color="C9D9D2" w:sz="4"/>
+              <w:right w:val="single" w:color="C9D9D2" w:sz="4"/>
+            </w:tcBorders>
+            <w:tcMar>
+              <w:top w:type="dxa" w:w="60"/>
+              <w:left w:type="dxa" w:w="100"/>
+              <w:bottom w:type="dxa" w:w="60"/>
+              <w:right w:type="dxa" w:w="100"/>
+            </w:tcMar>
+          </w:tcPr>
+          <w:p>
+            <w:pPr>
+              <w:spacing w:after="40" w:before="40"/>
+            </w:pPr>
+            <w:r>
+              <w:rPr>
+                <w:rFonts w:ascii="Calibri" w:cs="Calibri" w:eastAsia="Calibri" w:hAnsi="Calibri"/>
+                <w:b w:val="false"/>
+                <w:bCs w:val="false"/>
+                <w:sz w:val="20"/>
+                <w:szCs w:val="20"/>
+              </w:rPr>
+              <w:t xml:space="preserve">7</w:t>
+            </w:r>
+          </w:p>
+        </w:tc>
+      </w:tr>
+      <w:tr>
+        <w:trPr>
+          <w:tblHeader w:val="false"/>
+        </w:trPr>
+        <w:tc>
+          <w:tcPr>
+            <w:tcW w:type="dxa" w:w="1150"/>
+            <w:tcBorders>
+              <w:top w:val="single" w:color="C9D9D2" w:sz="4"/>
+              <w:left w:val="single" w:color="C9D9D2" w:sz="4"/>
+              <w:bottom w:val="single" w:color="C9D9D2" w:sz="4"/>
+              <w:right w:val="single" w:color="C9D9D2" w:sz="4"/>
+            </w:tcBorders>
+            <w:tcMar>
+              <w:top w:type="dxa" w:w="60"/>
+              <w:left w:type="dxa" w:w="100"/>
+              <w:bottom w:type="dxa" w:w="60"/>
+              <w:right w:type="dxa" w:w="100"/>
+            </w:tcMar>
+          </w:tcPr>
+          <w:p>
+            <w:pPr>
+              <w:spacing w:after="40" w:before="40"/>
+            </w:pPr>
+            <w:r>
+              <w:rPr>
+                <w:rFonts w:ascii="Calibri" w:cs="Calibri" w:eastAsia="Calibri" w:hAnsi="Calibri"/>
+                <w:b w:val="false"/>
+                <w:bCs w:val="false"/>
+                <w:sz w:val="20"/>
+                <w:szCs w:val="20"/>
+              </w:rPr>
+              <w:t xml:space="preserve">FR-101.4.2</w:t>
+            </w:r>
+          </w:p>
+        </w:tc>
+        <w:tc>
+          <w:tcPr>
+            <w:tcW w:type="dxa" w:w="2350"/>
+            <w:tcBorders>
+              <w:top w:val="single" w:color="C9D9D2" w:sz="4"/>
+              <w:left w:val="single" w:color="C9D9D2" w:sz="4"/>
+              <w:bottom w:val="single" w:color="C9D9D2" w:sz="4"/>
+              <w:right w:val="single" w:color="C9D9D2" w:sz="4"/>
+            </w:tcBorders>
+            <w:tcMar>
+              <w:top w:type="dxa" w:w="60"/>
+              <w:left w:type="dxa" w:w="100"/>
+              <w:bottom w:type="dxa" w:w="60"/>
+              <w:right w:type="dxa" w:w="100"/>
+            </w:tcMar>
+          </w:tcPr>
+          <w:p>
+            <w:pPr>
+              <w:spacing w:after="40" w:before="40"/>
+            </w:pPr>
+            <w:r>
+              <w:rPr>
+                <w:rFonts w:ascii="Calibri" w:cs="Calibri" w:eastAsia="Calibri" w:hAnsi="Calibri"/>
+                <w:b w:val="false"/>
+                <w:bCs w:val="false"/>
+                <w:sz w:val="20"/>
+                <w:szCs w:val="20"/>
+              </w:rPr>
+              <w:t xml:space="preserve">Ready, then LIVE</w:t>
+            </w:r>
+          </w:p>
+        </w:tc>
+        <w:tc>
+          <w:tcPr>
+            <w:tcW w:type="dxa" w:w="3100"/>
+            <w:tcBorders>
+              <w:top w:val="single" w:color="C9D9D2" w:sz="4"/>
+              <w:left w:val="single" w:color="C9D9D2" w:sz="4"/>
+              <w:bottom w:val="single" w:color="C9D9D2" w:sz="4"/>
+              <w:right w:val="single" w:color="C9D9D2" w:sz="4"/>
+            </w:tcBorders>
+            <w:tcMar>
+              <w:top w:type="dxa" w:w="60"/>
+              <w:left w:type="dxa" w:w="100"/>
+              <w:bottom w:type="dxa" w:w="60"/>
+              <w:right w:type="dxa" w:w="100"/>
+            </w:tcMar>
+          </w:tcPr>
+          <w:p>
+            <w:pPr>
+              <w:spacing w:after="40" w:before="40"/>
+            </w:pPr>
+            <w:r>
+              <w:rPr>
+                <w:rFonts w:ascii="Calibri" w:cs="Calibri" w:eastAsia="Calibri" w:hAnsi="Calibri"/>
+                <w:b w:val="false"/>
+                <w:bCs w:val="false"/>
+                <w:sz w:val="20"/>
+                <w:szCs w:val="20"/>
+              </w:rPr>
+              <w:t xml:space="preserve">Move a version to Ready and set it LIVE; explain why testing costs no executions</w:t>
+            </w:r>
+          </w:p>
+        </w:tc>
+        <w:tc>
+          <w:tcPr>
+            <w:tcW w:type="dxa" w:w="2200"/>
+            <w:tcBorders>
+              <w:top w:val="single" w:color="C9D9D2" w:sz="4"/>
+              <w:left w:val="single" w:color="C9D9D2" w:sz="4"/>
+              <w:bottom w:val="single" w:color="C9D9D2" w:sz="4"/>
+              <w:right w:val="single" w:color="C9D9D2" w:sz="4"/>
+            </w:tcBorders>
+            <w:tcMar>
+              <w:top w:type="dxa" w:w="60"/>
+              <w:left w:type="dxa" w:w="100"/>
+              <w:bottom w:type="dxa" w:w="60"/>
+              <w:right w:type="dxa" w:w="100"/>
+            </w:tcMar>
+          </w:tcPr>
+          <w:p>
+            <w:pPr>
+              <w:spacing w:after="40" w:before="40"/>
+            </w:pPr>
+            <w:r>
+              <w:rPr>
+                <w:rFonts w:ascii="Calibri" w:cs="Calibri" w:eastAsia="Calibri" w:hAnsi="Calibri"/>
+                <w:b w:val="false"/>
+                <w:bCs w:val="false"/>
+                <w:sz w:val="20"/>
+                <w:szCs w:val="20"/>
+              </w:rPr>
+              <w:t xml:space="preserve">run/running-flows.md; build/flow-editor.md</w:t>
+            </w:r>
+          </w:p>
+        </w:tc>
+        <w:tc>
+          <w:tcPr>
+            <w:tcW w:type="dxa" w:w="560"/>
+            <w:tcBorders>
+              <w:top w:val="single" w:color="C9D9D2" w:sz="4"/>
+              <w:left w:val="single" w:color="C9D9D2" w:sz="4"/>
+              <w:bottom w:val="single" w:color="C9D9D2" w:sz="4"/>
+              <w:right w:val="single" w:color="C9D9D2" w:sz="4"/>
+            </w:tcBorders>
+            <w:tcMar>
+              <w:top w:type="dxa" w:w="60"/>
+              <w:left w:type="dxa" w:w="100"/>
+              <w:bottom w:type="dxa" w:w="60"/>
+              <w:right w:type="dxa" w:w="100"/>
+            </w:tcMar>
+          </w:tcPr>
+          <w:p>
+            <w:pPr>
+              <w:spacing w:after="40" w:before="40"/>
+            </w:pPr>
+            <w:r>
+              <w:rPr>
+                <w:rFonts w:ascii="Calibri" w:cs="Calibri" w:eastAsia="Calibri" w:hAnsi="Calibri"/>
+                <w:b w:val="false"/>
+                <w:bCs w:val="false"/>
+                <w:sz w:val="20"/>
+                <w:szCs w:val="20"/>
+              </w:rPr>
+              <w:t xml:space="preserve">5</w:t>
+            </w:r>
+          </w:p>
+        </w:tc>
+      </w:tr>
+      <w:tr>
+        <w:trPr>
+          <w:tblHeader w:val="false"/>
+        </w:trPr>
+        <w:tc>
+          <w:tcPr>
+            <w:tcW w:type="dxa" w:w="1150"/>
+            <w:tcBorders>
+              <w:top w:val="single" w:color="C9D9D2" w:sz="4"/>
+              <w:left w:val="single" w:color="C9D9D2" w:sz="4"/>
+              <w:bottom w:val="single" w:color="C9D9D2" w:sz="4"/>
+              <w:right w:val="single" w:color="C9D9D2" w:sz="4"/>
+            </w:tcBorders>
+            <w:tcMar>
+              <w:top w:type="dxa" w:w="60"/>
+              <w:left w:type="dxa" w:w="100"/>
+              <w:bottom w:type="dxa" w:w="60"/>
+              <w:right w:type="dxa" w:w="100"/>
+            </w:tcMar>
+          </w:tcPr>
+          <w:p>
+            <w:pPr>
+              <w:spacing w:after="40" w:before="40"/>
+            </w:pPr>
+            <w:r>
+              <w:rPr>
+                <w:rFonts w:ascii="Calibri" w:cs="Calibri" w:eastAsia="Calibri" w:hAnsi="Calibri"/>
+                <w:b w:val="false"/>
+                <w:bCs w:val="false"/>
+                <w:sz w:val="20"/>
+                <w:szCs w:val="20"/>
+              </w:rPr>
+              <w:t xml:space="preserve">FR-101.4.3</w:t>
+            </w:r>
+          </w:p>
+        </w:tc>
+        <w:tc>
+          <w:tcPr>
+            <w:tcW w:type="dxa" w:w="2350"/>
+            <w:tcBorders>
+              <w:top w:val="single" w:color="C9D9D2" w:sz="4"/>
+              <w:left w:val="single" w:color="C9D9D2" w:sz="4"/>
+              <w:bottom w:val="single" w:color="C9D9D2" w:sz="4"/>
+              <w:right w:val="single" w:color="C9D9D2" w:sz="4"/>
+            </w:tcBorders>
+            <w:tcMar>
+              <w:top w:type="dxa" w:w="60"/>
+              <w:left w:type="dxa" w:w="100"/>
+              <w:bottom w:type="dxa" w:w="60"/>
+              <w:right w:type="dxa" w:w="100"/>
+            </w:tcMar>
+          </w:tcPr>
+          <w:p>
+            <w:pPr>
+              <w:spacing w:after="40" w:before="40"/>
+            </w:pPr>
+            <w:r>
+              <w:rPr>
+                <w:rFonts w:ascii="Calibri" w:cs="Calibri" w:eastAsia="Calibri" w:hAnsi="Calibri"/>
+                <w:b w:val="false"/>
+                <w:bCs w:val="false"/>
+                <w:sz w:val="20"/>
+                <w:szCs w:val="20"/>
+              </w:rPr>
+              <w:t xml:space="preserve">Watch the shop run</w:t>
+            </w:r>
+          </w:p>
+        </w:tc>
+        <w:tc>
+          <w:tcPr>
+            <w:tcW w:type="dxa" w:w="3100"/>
+            <w:tcBorders>
+              <w:top w:val="single" w:color="C9D9D2" w:sz="4"/>
+              <w:left w:val="single" w:color="C9D9D2" w:sz="4"/>
+              <w:bottom w:val="single" w:color="C9D9D2" w:sz="4"/>
+              <w:right w:val="single" w:color="C9D9D2" w:sz="4"/>
+            </w:tcBorders>
+            <w:tcMar>
+              <w:top w:type="dxa" w:w="60"/>
+              <w:left w:type="dxa" w:w="100"/>
+              <w:bottom w:type="dxa" w:w="60"/>
+              <w:right w:type="dxa" w:w="100"/>
+            </w:tcMar>
+          </w:tcPr>
+          <w:p>
+            <w:pPr>
+              <w:spacing w:after="40" w:before="40"/>
+            </w:pPr>
+            <w:r>
+              <w:rPr>
+                <w:rFonts w:ascii="Calibri" w:cs="Calibri" w:eastAsia="Calibri" w:hAnsi="Calibri"/>
+                <w:b w:val="false"/>
+                <w:bCs w:val="false"/>
+                <w:sz w:val="20"/>
+                <w:szCs w:val="20"/>
+              </w:rPr>
+              <w:t xml:space="preserve">Open the Instances tab, follow a run, and read what each step produced</w:t>
+            </w:r>
+          </w:p>
+        </w:tc>
+        <w:tc>
+          <w:tcPr>
+            <w:tcW w:type="dxa" w:w="2200"/>
+            <w:tcBorders>
+              <w:top w:val="single" w:color="C9D9D2" w:sz="4"/>
+              <w:left w:val="single" w:color="C9D9D2" w:sz="4"/>
+              <w:bottom w:val="single" w:color="C9D9D2" w:sz="4"/>
+              <w:right w:val="single" w:color="C9D9D2" w:sz="4"/>
+            </w:tcBorders>
+            <w:tcMar>
+              <w:top w:type="dxa" w:w="60"/>
+              <w:left w:type="dxa" w:w="100"/>
+              <w:bottom w:type="dxa" w:w="60"/>
+              <w:right w:type="dxa" w:w="100"/>
+            </w:tcMar>
+          </w:tcPr>
+          <w:p>
+            <w:pPr>
+              <w:spacing w:after="40" w:before="40"/>
+            </w:pPr>
+            <w:r>
+              <w:rPr>
+                <w:rFonts w:ascii="Calibri" w:cs="Calibri" w:eastAsia="Calibri" w:hAnsi="Calibri"/>
+                <w:b w:val="false"/>
+                <w:bCs w:val="false"/>
+                <w:sz w:val="20"/>
+                <w:szCs w:val="20"/>
+              </w:rPr>
+              <w:t xml:space="preserve">run/running-flows.md; run/inspecting-a-run.md</w:t>
+            </w:r>
+          </w:p>
+        </w:tc>
+        <w:tc>
+          <w:tcPr>
+            <w:tcW w:type="dxa" w:w="560"/>
+            <w:tcBorders>
+              <w:top w:val="single" w:color="C9D9D2" w:sz="4"/>
+              <w:left w:val="single" w:color="C9D9D2" w:sz="4"/>
+              <w:bottom w:val="single" w:color="C9D9D2" w:sz="4"/>
+              <w:right w:val="single" w:color="C9D9D2" w:sz="4"/>
+            </w:tcBorders>
+            <w:tcMar>
+              <w:top w:type="dxa" w:w="60"/>
+              <w:left w:type="dxa" w:w="100"/>
+              <w:bottom w:type="dxa" w:w="60"/>
+              <w:right w:type="dxa" w:w="100"/>
+            </w:tcMar>
+          </w:tcPr>
+          <w:p>
+            <w:pPr>
+              <w:spacing w:after="40" w:before="40"/>
+            </w:pPr>
+            <w:r>
+              <w:rPr>
+                <w:rFonts w:ascii="Calibri" w:cs="Calibri" w:eastAsia="Calibri" w:hAnsi="Calibri"/>
+                <w:b w:val="false"/>
+                <w:bCs w:val="false"/>
+                <w:sz w:val="20"/>
+                <w:szCs w:val="20"/>
+              </w:rPr>
+              <w:t xml:space="preserve">6</w:t>
+            </w:r>
+          </w:p>
+        </w:tc>
+      </w:tr>
+      <w:tr>
+        <w:trPr>
+          <w:tblHeader w:val="false"/>
+        </w:trPr>
+        <w:tc>
+          <w:tcPr>
+            <w:tcW w:type="dxa" w:w="1150"/>
+            <w:tcBorders>
+              <w:top w:val="single" w:color="C9D9D2" w:sz="4"/>
+              <w:left w:val="single" w:color="C9D9D2" w:sz="4"/>
+              <w:bottom w:val="single" w:color="C9D9D2" w:sz="4"/>
+              <w:right w:val="single" w:color="C9D9D2" w:sz="4"/>
+            </w:tcBorders>
+            <w:tcMar>
+              <w:top w:type="dxa" w:w="60"/>
+              <w:left w:type="dxa" w:w="100"/>
+              <w:bottom w:type="dxa" w:w="60"/>
+              <w:right w:type="dxa" w:w="100"/>
+            </w:tcMar>
+          </w:tcPr>
+          <w:p>
+            <w:pPr>
+              <w:spacing w:after="40" w:before="40"/>
+            </w:pPr>
+            <w:r>
+              <w:rPr>
+                <w:rFonts w:ascii="Calibri" w:cs="Calibri" w:eastAsia="Calibri" w:hAnsi="Calibri"/>
+                <w:b w:val="false"/>
+                <w:bCs w:val="false"/>
+                <w:sz w:val="20"/>
+                <w:szCs w:val="20"/>
+              </w:rPr>
+              <w:t xml:space="preserve">FR-101.4.4</w:t>
+            </w:r>
+          </w:p>
+        </w:tc>
+        <w:tc>
+          <w:tcPr>
+            <w:tcW w:type="dxa" w:w="2350"/>
+            <w:tcBorders>
+              <w:top w:val="single" w:color="C9D9D2" w:sz="4"/>
+              <w:left w:val="single" w:color="C9D9D2" w:sz="4"/>
+              <w:bottom w:val="single" w:color="C9D9D2" w:sz="4"/>
+              <w:right w:val="single" w:color="C9D9D2" w:sz="4"/>
+            </w:tcBorders>
+            <w:tcMar>
+              <w:top w:type="dxa" w:w="60"/>
+              <w:left w:type="dxa" w:w="100"/>
+              <w:bottom w:type="dxa" w:w="60"/>
+              <w:right w:type="dxa" w:w="100"/>
+            </w:tcMar>
+          </w:tcPr>
+          <w:p>
+            <w:pPr>
+              <w:spacing w:after="40" w:before="40"/>
+            </w:pPr>
+            <w:r>
+              <w:rPr>
+                <w:rFonts w:ascii="Calibri" w:cs="Calibri" w:eastAsia="Calibri" w:hAnsi="Calibri"/>
+                <w:b w:val="false"/>
+                <w:bCs w:val="false"/>
+                <w:sz w:val="20"/>
+                <w:szCs w:val="20"/>
+              </w:rPr>
+              <w:t xml:space="preserve">Prove it - and name Your One Process</w:t>
+            </w:r>
+          </w:p>
+        </w:tc>
+        <w:tc>
+          <w:tcPr>
+            <w:tcW w:type="dxa" w:w="3100"/>
+            <w:tcBorders>
+              <w:top w:val="single" w:color="C9D9D2" w:sz="4"/>
+              <w:left w:val="single" w:color="C9D9D2" w:sz="4"/>
+              <w:bottom w:val="single" w:color="C9D9D2" w:sz="4"/>
+              <w:right w:val="single" w:color="C9D9D2" w:sz="4"/>
+            </w:tcBorders>
+            <w:tcMar>
+              <w:top w:type="dxa" w:w="60"/>
+              <w:left w:type="dxa" w:w="100"/>
+              <w:bottom w:type="dxa" w:w="60"/>
+              <w:right w:type="dxa" w:w="100"/>
+            </w:tcMar>
+          </w:tcPr>
+          <w:p>
+            <w:pPr>
+              <w:spacing w:after="40" w:before="40"/>
+            </w:pPr>
+            <w:r>
+              <w:rPr>
+                <w:rFonts w:ascii="Calibri" w:cs="Calibri" w:eastAsia="Calibri" w:hAnsi="Calibri"/>
+                <w:b w:val="false"/>
+                <w:bCs w:val="false"/>
+                <w:sz w:val="20"/>
+                <w:szCs w:val="20"/>
+              </w:rPr>
+              <w:t xml:space="preserve">Rebuild the contact flow with a variation, unaided; then write down Your One Process - the automation the learner wants off their plate - which every later course checkpoints against</w:t>
+            </w:r>
+          </w:p>
+        </w:tc>
+        <w:tc>
+          <w:tcPr>
+            <w:tcW w:type="dxa" w:w="2200"/>
+            <w:tcBorders>
+              <w:top w:val="single" w:color="C9D9D2" w:sz="4"/>
+              <w:left w:val="single" w:color="C9D9D2" w:sz="4"/>
+              <w:bottom w:val="single" w:color="C9D9D2" w:sz="4"/>
+              <w:right w:val="single" w:color="C9D9D2" w:sz="4"/>
+            </w:tcBorders>
+            <w:tcMar>
+              <w:top w:type="dxa" w:w="60"/>
+              <w:left w:type="dxa" w:w="100"/>
+              <w:bottom w:type="dxa" w:w="60"/>
+              <w:right w:type="dxa" w:w="100"/>
+            </w:tcMar>
+          </w:tcPr>
+          <w:p>
+            <w:pPr>
+              <w:spacing w:after="40" w:before="40"/>
+            </w:pPr>
+            <w:r>
+              <w:rPr>
+                <w:rFonts w:ascii="Calibri" w:cs="Calibri" w:eastAsia="Calibri" w:hAnsi="Calibri"/>
+                <w:b w:val="false"/>
+                <w:bCs w:val="false"/>
+                <w:sz w:val="20"/>
+                <w:szCs w:val="20"/>
+              </w:rPr>
+              <w:t xml:space="preserve">learn/quickstart.md; Flowland Contact page; training-owned</w:t>
+            </w:r>
+          </w:p>
+        </w:tc>
+        <w:tc>
+          <w:tcPr>
+            <w:tcW w:type="dxa" w:w="560"/>
+            <w:tcBorders>
+              <w:top w:val="single" w:color="C9D9D2" w:sz="4"/>
+              <w:left w:val="single" w:color="C9D9D2" w:sz="4"/>
+              <w:bottom w:val="single" w:color="C9D9D2" w:sz="4"/>
+              <w:right w:val="single" w:color="C9D9D2" w:sz="4"/>
+            </w:tcBorders>
+            <w:tcMar>
+              <w:top w:type="dxa" w:w="60"/>
+              <w:left w:type="dxa" w:w="100"/>
+              <w:bottom w:type="dxa" w:w="60"/>
+              <w:right w:type="dxa" w:w="100"/>
+            </w:tcMar>
+          </w:tcPr>
+          <w:p>
+            <w:pPr>
+              <w:spacing w:after="40" w:before="40"/>
+            </w:pPr>
+            <w:r>
+              <w:rPr>
+                <w:rFonts w:ascii="Calibri" w:cs="Calibri" w:eastAsia="Calibri" w:hAnsi="Calibri"/>
+                <w:b w:val="false"/>
+                <w:bCs w:val="false"/>
+                <w:sz w:val="20"/>
+                <w:szCs w:val="20"/>
+              </w:rPr>
+              <w:t xml:space="preserve">6</w:t>
             </w:r>
           </w:p>
         </w:tc>
@@ -12851,6 +13269,171 @@
                 <w:sz w:val="20"/>
                 <w:szCs w:val="20"/>
               </w:rPr>
+              <w:t xml:space="preserve">Make it real: swap Flowland for your own services</w:t>
+            </w:r>
+          </w:p>
+        </w:tc>
+        <w:tc>
+          <w:tcPr>
+            <w:tcW w:type="dxa" w:w="3100"/>
+            <w:tcBorders>
+              <w:top w:val="single" w:color="C9D9D2" w:sz="4"/>
+              <w:left w:val="single" w:color="C9D9D2" w:sz="4"/>
+              <w:bottom w:val="single" w:color="C9D9D2" w:sz="4"/>
+              <w:right w:val="single" w:color="C9D9D2" w:sz="4"/>
+            </w:tcBorders>
+            <w:tcMar>
+              <w:top w:type="dxa" w:w="60"/>
+              <w:left w:type="dxa" w:w="100"/>
+              <w:bottom w:type="dxa" w:w="60"/>
+              <w:right w:type="dxa" w:w="100"/>
+            </w:tcMar>
+          </w:tcPr>
+          <w:p>
+            <w:pPr>
+              <w:spacing w:after="40" w:before="40"/>
+            </w:pPr>
+            <w:r>
+              <w:rPr>
+                <w:rFonts w:ascii="Calibri" w:cs="Calibri" w:eastAsia="Calibri" w:hAnsi="Calibri"/>
+                <w:b w:val="false"/>
+                <w:bCs w:val="false"/>
+                <w:sz w:val="20"/>
+                <w:szCs w:val="20"/>
+              </w:rPr>
+              <w:t xml:space="preserve">Replace Flowland endpoints with the learner's real services - connector blocks, API keys, OAuth - keeping the same flow shape; the bridge from the training world to Your One Process</w:t>
+            </w:r>
+          </w:p>
+        </w:tc>
+        <w:tc>
+          <w:tcPr>
+            <w:tcW w:type="dxa" w:w="2200"/>
+            <w:tcBorders>
+              <w:top w:val="single" w:color="C9D9D2" w:sz="4"/>
+              <w:left w:val="single" w:color="C9D9D2" w:sz="4"/>
+              <w:bottom w:val="single" w:color="C9D9D2" w:sz="4"/>
+              <w:right w:val="single" w:color="C9D9D2" w:sz="4"/>
+            </w:tcBorders>
+            <w:tcMar>
+              <w:top w:type="dxa" w:w="60"/>
+              <w:left w:type="dxa" w:w="100"/>
+              <w:bottom w:type="dxa" w:w="60"/>
+              <w:right w:type="dxa" w:w="100"/>
+            </w:tcMar>
+          </w:tcPr>
+          <w:p>
+            <w:pPr>
+              <w:spacing w:after="40" w:before="40"/>
+            </w:pPr>
+            <w:r>
+              <w:rPr>
+                <w:rFonts w:ascii="Calibri" w:cs="Calibri" w:eastAsia="Calibri" w:hAnsi="Calibri"/>
+                <w:b w:val="false"/>
+                <w:bCs w:val="false"/>
+                <w:sz w:val="20"/>
+                <w:szCs w:val="20"/>
+              </w:rPr>
+              <w:t xml:space="preserve">build/integrations/calling-a-service.md; platform/api-keys.md; platform/oauth-connections.md</w:t>
+            </w:r>
+          </w:p>
+        </w:tc>
+        <w:tc>
+          <w:tcPr>
+            <w:tcW w:type="dxa" w:w="560"/>
+            <w:tcBorders>
+              <w:top w:val="single" w:color="C9D9D2" w:sz="4"/>
+              <w:left w:val="single" w:color="C9D9D2" w:sz="4"/>
+              <w:bottom w:val="single" w:color="C9D9D2" w:sz="4"/>
+              <w:right w:val="single" w:color="C9D9D2" w:sz="4"/>
+            </w:tcBorders>
+            <w:tcMar>
+              <w:top w:type="dxa" w:w="60"/>
+              <w:left w:type="dxa" w:w="100"/>
+              <w:bottom w:type="dxa" w:w="60"/>
+              <w:right w:type="dxa" w:w="100"/>
+            </w:tcMar>
+          </w:tcPr>
+          <w:p>
+            <w:pPr>
+              <w:spacing w:after="40" w:before="40"/>
+            </w:pPr>
+            <w:r>
+              <w:rPr>
+                <w:rFonts w:ascii="Calibri" w:cs="Calibri" w:eastAsia="Calibri" w:hAnsi="Calibri"/>
+                <w:b w:val="false"/>
+                <w:bCs w:val="false"/>
+                <w:sz w:val="20"/>
+                <w:szCs w:val="20"/>
+              </w:rPr>
+              <w:t xml:space="preserve">7</w:t>
+            </w:r>
+          </w:p>
+        </w:tc>
+      </w:tr>
+      <w:tr>
+        <w:trPr>
+          <w:tblHeader w:val="false"/>
+        </w:trPr>
+        <w:tc>
+          <w:tcPr>
+            <w:tcW w:type="dxa" w:w="1150"/>
+            <w:tcBorders>
+              <w:top w:val="single" w:color="C9D9D2" w:sz="4"/>
+              <w:left w:val="single" w:color="C9D9D2" w:sz="4"/>
+              <w:bottom w:val="single" w:color="C9D9D2" w:sz="4"/>
+              <w:right w:val="single" w:color="C9D9D2" w:sz="4"/>
+            </w:tcBorders>
+            <w:tcMar>
+              <w:top w:type="dxa" w:w="60"/>
+              <w:left w:type="dxa" w:w="100"/>
+              <w:bottom w:type="dxa" w:w="60"/>
+              <w:right w:type="dxa" w:w="100"/>
+            </w:tcMar>
+          </w:tcPr>
+          <w:p>
+            <w:pPr>
+              <w:spacing w:after="40" w:before="40"/>
+            </w:pPr>
+            <w:r>
+              <w:rPr>
+                <w:rFonts w:ascii="Calibri" w:cs="Calibri" w:eastAsia="Calibri" w:hAnsi="Calibri"/>
+                <w:b w:val="false"/>
+                <w:bCs w:val="false"/>
+                <w:sz w:val="20"/>
+                <w:szCs w:val="20"/>
+              </w:rPr>
+              <w:t xml:space="preserve">FR-104.4.5</w:t>
+            </w:r>
+          </w:p>
+        </w:tc>
+        <w:tc>
+          <w:tcPr>
+            <w:tcW w:type="dxa" w:w="2350"/>
+            <w:tcBorders>
+              <w:top w:val="single" w:color="C9D9D2" w:sz="4"/>
+              <w:left w:val="single" w:color="C9D9D2" w:sz="4"/>
+              <w:bottom w:val="single" w:color="C9D9D2" w:sz="4"/>
+              <w:right w:val="single" w:color="C9D9D2" w:sz="4"/>
+            </w:tcBorders>
+            <w:tcMar>
+              <w:top w:type="dxa" w:w="60"/>
+              <w:left w:type="dxa" w:w="100"/>
+              <w:bottom w:type="dxa" w:w="60"/>
+              <w:right w:type="dxa" w:w="100"/>
+            </w:tcMar>
+          </w:tcPr>
+          <w:p>
+            <w:pPr>
+              <w:spacing w:after="40" w:before="40"/>
+            </w:pPr>
+            <w:r>
+              <w:rPr>
+                <w:rFonts w:ascii="Calibri" w:cs="Calibri" w:eastAsia="Calibri" w:hAnsi="Calibri"/>
+                <w:b w:val="false"/>
+                <w:bCs w:val="false"/>
+                <w:sz w:val="20"/>
+                <w:szCs w:val="20"/>
+              </w:rPr>
               <w:t xml:space="preserve">Capstone: the quote-approval workflow</w:t>
             </w:r>
           </w:p>
@@ -21501,7 +22084,20 @@
           <w:sz w:val="22"/>
           <w:szCs w:val="22"/>
         </w:rPr>
-        <w:t xml:space="preserve">The Playbook is a growing library of standalone, problem-led recipes: "the seed shop has this business problem - here is the flow that solves it." Each recipe ships as a short video plus a full written tutorial, names its prerequisite course, lists the Flowland surfaces it uses, and stands alone: a practitioner with the prerequisite skills builds it without taking anything else. The written half is deliberately first-class - it is the material search engines and AI assistants can cite, which makes the Playbook the program's discovery layer as well as its breadth layer. Recipe titles are what people actually search for.</w:t>
+        <w:t xml:space="preserve">The Playbook is a growing library of standalone, problem-led recipes: "the seed shop has this business problem - here is the flow that solves it." Each recipe ships as a short video plus a full written tutorial. The written half is deliberately first-class - it is the material search engines and AI assistants can cite, which makes the Playbook the program's discovery layer as well as its breadth layer. Recipe titles are what people actually search for.</w:t>
+      </w:r>
+    </w:p>
+    <w:p>
+      <w:pPr>
+        <w:spacing w:after="160" w:line="276"/>
+      </w:pPr>
+      <w:r>
+        <w:rPr>
+          <w:rFonts w:ascii="Calibri" w:cs="Calibri" w:eastAsia="Calibri" w:hAnsi="Calibri"/>
+          <w:sz w:val="22"/>
+          <w:szCs w:val="22"/>
+        </w:rPr>
+        <w:t xml:space="preserve">Because recipes greet high-intent search traffic, they are built painkiller-first, on three rules. First, every recipe is a complete, followable walkthrough: a visitor with no FlowRunner background can reach the working result by following the steps exactly, and every recipe ships an importable starter flow (FlowRunner supports flow export and import) so the fastest path is import, connect to Flowland, watch it run - minutes, not lessons. Second, the named course is a recommendation, never a gate: it appears at the end as "the fastest way to understand what you just built," not at the top as a prerequisite. A visitor who searched for a duplicate-webhook fix gets the fix; the curriculum is the backfill, offered after the win. Third, every recipe ends with its next step named: the deeper recipe, the explaining course, or the product action. The Quick Wins tier below exists purely for acquisition - three zero-background recipes, including an AI one, so problem-intent and AI-intent visitors alike get their first success the day they arrive.</w:t>
       </w:r>
     </w:p>
     <w:p>
@@ -21518,7 +22114,7 @@
           <w:sz w:val="26"/>
           <w:szCs w:val="26"/>
         </w:rPr>
-        <w:t xml:space="preserve">7.1 Launch catalog (24 recipes)</w:t>
+        <w:t xml:space="preserve">7.1 Launch catalog (3 quick wins + 24 recipes)</w:t>
       </w:r>
     </w:p>
     <w:p>
@@ -21535,7 +22131,7 @@
           <w:sz w:val="23"/>
           <w:szCs w:val="23"/>
         </w:rPr>
-        <w:t xml:space="preserve">After FR-102 (data)</w:t>
+        <w:t xml:space="preserve">Quick Wins - no background needed (the acquisition tier)</w:t>
       </w:r>
     </w:p>
     <w:tbl>
@@ -21729,7 +22325,7 @@
                 <w:sz w:val="20"/>
                 <w:szCs w:val="20"/>
               </w:rPr>
-              <w:t xml:space="preserve">PB-01</w:t>
+              <w:t xml:space="preserve">QW-01</w:t>
             </w:r>
           </w:p>
         </w:tc>
@@ -21761,7 +22357,7 @@
                 <w:sz w:val="20"/>
                 <w:szCs w:val="20"/>
               </w:rPr>
-              <w:t xml:space="preserve">Customer 360: one view of a customer across orders and payments</w:t>
+              <w:t xml:space="preserve">Turn any form into an automated reply, in 15 minutes</w:t>
             </w:r>
           </w:p>
         </w:tc>
@@ -21793,7 +22389,7 @@
                 <w:sz w:val="20"/>
                 <w:szCs w:val="20"/>
               </w:rPr>
-              <w:t xml:space="preserve">Multi-API aggregation</w:t>
+              <w:t xml:space="preserve">First flow, form trigger, template email</w:t>
             </w:r>
           </w:p>
         </w:tc>
@@ -21825,7 +22421,7 @@
                 <w:sz w:val="20"/>
                 <w:szCs w:val="20"/>
               </w:rPr>
-              <w:t xml:space="preserve">Static orders, payments, customers APIs</w:t>
+              <w:t xml:space="preserve">Contact page + starter flow import</w:t>
             </w:r>
           </w:p>
         </w:tc>
@@ -21862,7 +22458,7 @@
                 <w:sz w:val="20"/>
                 <w:szCs w:val="20"/>
               </w:rPr>
-              <w:t xml:space="preserve">PB-02</w:t>
+              <w:t xml:space="preserve">QW-02</w:t>
             </w:r>
           </w:p>
         </w:tc>
@@ -21894,7 +22490,7 @@
                 <w:sz w:val="20"/>
                 <w:szCs w:val="20"/>
               </w:rPr>
-              <w:t xml:space="preserve">Find your VIPs: lifetime value and repeat-purchase tagging</w:t>
+              <w:t xml:space="preserve">AI drafts your support replies, in 10 minutes</w:t>
             </w:r>
           </w:p>
         </w:tc>
@@ -21926,7 +22522,7 @@
                 <w:sz w:val="20"/>
                 <w:szCs w:val="20"/>
               </w:rPr>
-              <w:t xml:space="preserve">Aggregation, scoring</w:t>
+              <w:t xml:space="preserve">First AI Agent from the agent quickstart</w:t>
             </w:r>
           </w:p>
         </w:tc>
@@ -21958,7 +22554,7 @@
                 <w:sz w:val="20"/>
                 <w:szCs w:val="20"/>
               </w:rPr>
-              <w:t xml:space="preserve">Static customers/orders</w:t>
+              <w:t xml:space="preserve">Agent quickstart (product); chat widget once site Phase C lands</w:t>
             </w:r>
           </w:p>
         </w:tc>
@@ -21995,7 +22591,7 @@
                 <w:sz w:val="20"/>
                 <w:szCs w:val="20"/>
               </w:rPr>
-              <w:t xml:space="preserve">PB-03</w:t>
+              <w:t xml:space="preserve">QW-03</w:t>
             </w:r>
           </w:p>
         </w:tc>
@@ -22027,7 +22623,7 @@
                 <w:sz w:val="20"/>
                 <w:szCs w:val="20"/>
               </w:rPr>
-              <w:t xml:space="preserve">Rescue the legacy order export</w:t>
+              <w:t xml:space="preserve">When an order lands, notify yourself: event-driven in 10 minutes</w:t>
             </w:r>
           </w:p>
         </w:tc>
@@ -22059,7 +22655,7 @@
                 <w:sz w:val="20"/>
                 <w:szCs w:val="20"/>
               </w:rPr>
-              <w:t xml:space="preserve">Transformation / ETL</w:t>
+              <w:t xml:space="preserve">React to a real event with a flow</w:t>
             </w:r>
           </w:p>
         </w:tc>
@@ -22091,140 +22687,7 @@
                 <w:sz w:val="20"/>
                 <w:szCs w:val="20"/>
               </w:rPr>
-              <w:t xml:space="preserve">Legacy endpoint</w:t>
-            </w:r>
-          </w:p>
-        </w:tc>
-      </w:tr>
-      <w:tr>
-        <w:trPr>
-          <w:tblHeader w:val="false"/>
-        </w:trPr>
-        <w:tc>
-          <w:tcPr>
-            <w:tcW w:type="dxa" w:w="800"/>
-            <w:tcBorders>
-              <w:top w:val="single" w:color="C9D9D2" w:sz="4"/>
-              <w:left w:val="single" w:color="C9D9D2" w:sz="4"/>
-              <w:bottom w:val="single" w:color="C9D9D2" w:sz="4"/>
-              <w:right w:val="single" w:color="C9D9D2" w:sz="4"/>
-            </w:tcBorders>
-            <w:tcMar>
-              <w:top w:type="dxa" w:w="60"/>
-              <w:left w:type="dxa" w:w="100"/>
-              <w:bottom w:type="dxa" w:w="60"/>
-              <w:right w:type="dxa" w:w="100"/>
-            </w:tcMar>
-          </w:tcPr>
-          <w:p>
-            <w:pPr>
-              <w:spacing w:after="40" w:before="40"/>
-            </w:pPr>
-            <w:r>
-              <w:rPr>
-                <w:rFonts w:ascii="Calibri" w:cs="Calibri" w:eastAsia="Calibri" w:hAnsi="Calibri"/>
-                <w:b w:val="false"/>
-                <w:bCs w:val="false"/>
-                <w:sz w:val="20"/>
-                <w:szCs w:val="20"/>
-              </w:rPr>
-              <w:t xml:space="preserve">PB-04</w:t>
-            </w:r>
-          </w:p>
-        </w:tc>
-        <w:tc>
-          <w:tcPr>
-            <w:tcW w:type="dxa" w:w="3460"/>
-            <w:tcBorders>
-              <w:top w:val="single" w:color="C9D9D2" w:sz="4"/>
-              <w:left w:val="single" w:color="C9D9D2" w:sz="4"/>
-              <w:bottom w:val="single" w:color="C9D9D2" w:sz="4"/>
-              <w:right w:val="single" w:color="C9D9D2" w:sz="4"/>
-            </w:tcBorders>
-            <w:tcMar>
-              <w:top w:type="dxa" w:w="60"/>
-              <w:left w:type="dxa" w:w="100"/>
-              <w:bottom w:type="dxa" w:w="60"/>
-              <w:right w:type="dxa" w:w="100"/>
-            </w:tcMar>
-          </w:tcPr>
-          <w:p>
-            <w:pPr>
-              <w:spacing w:after="40" w:before="40"/>
-            </w:pPr>
-            <w:r>
-              <w:rPr>
-                <w:rFonts w:ascii="Calibri" w:cs="Calibri" w:eastAsia="Calibri" w:hAnsi="Calibri"/>
-                <w:b w:val="false"/>
-                <w:bCs w:val="false"/>
-                <w:sz w:val="20"/>
-                <w:szCs w:val="20"/>
-              </w:rPr>
-              <w:t xml:space="preserve">Process only what is new: incremental sync with checkpoints</w:t>
-            </w:r>
-          </w:p>
-        </w:tc>
-        <w:tc>
-          <w:tcPr>
-            <w:tcW w:type="dxa" w:w="2400"/>
-            <w:tcBorders>
-              <w:top w:val="single" w:color="C9D9D2" w:sz="4"/>
-              <w:left w:val="single" w:color="C9D9D2" w:sz="4"/>
-              <w:bottom w:val="single" w:color="C9D9D2" w:sz="4"/>
-              <w:right w:val="single" w:color="C9D9D2" w:sz="4"/>
-            </w:tcBorders>
-            <w:tcMar>
-              <w:top w:type="dxa" w:w="60"/>
-              <w:left w:type="dxa" w:w="100"/>
-              <w:bottom w:type="dxa" w:w="60"/>
-              <w:right w:type="dxa" w:w="100"/>
-            </w:tcMar>
-          </w:tcPr>
-          <w:p>
-            <w:pPr>
-              <w:spacing w:after="40" w:before="40"/>
-            </w:pPr>
-            <w:r>
-              <w:rPr>
-                <w:rFonts w:ascii="Calibri" w:cs="Calibri" w:eastAsia="Calibri" w:hAnsi="Calibri"/>
-                <w:b w:val="false"/>
-                <w:bCs w:val="false"/>
-                <w:sz w:val="20"/>
-                <w:szCs w:val="20"/>
-              </w:rPr>
-              <w:t xml:space="preserve">State via Shared Memory</w:t>
-            </w:r>
-          </w:p>
-        </w:tc>
-        <w:tc>
-          <w:tcPr>
-            <w:tcW w:type="dxa" w:w="2700"/>
-            <w:tcBorders>
-              <w:top w:val="single" w:color="C9D9D2" w:sz="4"/>
-              <w:left w:val="single" w:color="C9D9D2" w:sz="4"/>
-              <w:bottom w:val="single" w:color="C9D9D2" w:sz="4"/>
-              <w:right w:val="single" w:color="C9D9D2" w:sz="4"/>
-            </w:tcBorders>
-            <w:tcMar>
-              <w:top w:type="dxa" w:w="60"/>
-              <w:left w:type="dxa" w:w="100"/>
-              <w:bottom w:type="dxa" w:w="60"/>
-              <w:right w:type="dxa" w:w="100"/>
-            </w:tcMar>
-          </w:tcPr>
-          <w:p>
-            <w:pPr>
-              <w:spacing w:after="40" w:before="40"/>
-            </w:pPr>
-            <w:r>
-              <w:rPr>
-                <w:rFonts w:ascii="Calibri" w:cs="Calibri" w:eastAsia="Calibri" w:hAnsi="Calibri"/>
-                <w:b w:val="false"/>
-                <w:bCs w:val="false"/>
-                <w:sz w:val="20"/>
-                <w:szCs w:val="20"/>
-              </w:rPr>
-              <w:t xml:space="preserve">Static orders (timestamps)</w:t>
+              <w:t xml:space="preserve">Checkout (site Phase B) + starter flow import</w:t>
             </w:r>
           </w:p>
         </w:tc>
@@ -22257,7 +22720,7 @@
           <w:sz w:val="23"/>
           <w:szCs w:val="23"/>
         </w:rPr>
-        <w:t xml:space="preserve">After FR-103 (control flow)</w:t>
+        <w:t xml:space="preserve">Skills explained in FR-102 (data)</w:t>
       </w:r>
     </w:p>
     <w:tbl>
@@ -22451,7 +22914,7 @@
                 <w:sz w:val="20"/>
                 <w:szCs w:val="20"/>
               </w:rPr>
-              <w:t xml:space="preserve">PB-05</w:t>
+              <w:t xml:space="preserve">PB-01</w:t>
             </w:r>
           </w:p>
         </w:tc>
@@ -22483,7 +22946,7 @@
                 <w:sz w:val="20"/>
                 <w:szCs w:val="20"/>
               </w:rPr>
-              <w:t xml:space="preserve">Route every inquiry to the right team</w:t>
+              <w:t xml:space="preserve">Customer 360: one view of a customer across orders and payments</w:t>
             </w:r>
           </w:p>
         </w:tc>
@@ -22515,7 +22978,7 @@
                 <w:sz w:val="20"/>
                 <w:szCs w:val="20"/>
               </w:rPr>
-              <w:t xml:space="preserve">Conditions, routing</w:t>
+              <w:t xml:space="preserve">Multi-API aggregation</w:t>
             </w:r>
           </w:p>
         </w:tc>
@@ -22547,7 +23010,7 @@
                 <w:sz w:val="20"/>
                 <w:szCs w:val="20"/>
               </w:rPr>
-              <w:t xml:space="preserve">Contact page</w:t>
+              <w:t xml:space="preserve">Static orders, payments, customers APIs</w:t>
             </w:r>
           </w:p>
         </w:tc>
@@ -22584,7 +23047,7 @@
                 <w:sz w:val="20"/>
                 <w:szCs w:val="20"/>
               </w:rPr>
-              <w:t xml:space="preserve">PB-06</w:t>
+              <w:t xml:space="preserve">PB-02</w:t>
             </w:r>
           </w:p>
         </w:tc>
@@ -22616,7 +23079,7 @@
                 <w:sz w:val="20"/>
                 <w:szCs w:val="20"/>
               </w:rPr>
-              <w:t xml:space="preserve">Qualify the lead: is this inquiry sales-worthy?</w:t>
+              <w:t xml:space="preserve">Find your VIPs: lifetime value and repeat-purchase tagging</w:t>
             </w:r>
           </w:p>
         </w:tc>
@@ -22648,7 +23111,7 @@
                 <w:sz w:val="20"/>
                 <w:szCs w:val="20"/>
               </w:rPr>
-              <w:t xml:space="preserve">Rules and scoring</w:t>
+              <w:t xml:space="preserve">Aggregation, scoring</w:t>
             </w:r>
           </w:p>
         </w:tc>
@@ -22680,7 +23143,7 @@
                 <w:sz w:val="20"/>
                 <w:szCs w:val="20"/>
               </w:rPr>
-              <w:t xml:space="preserve">Contact page (wholesale examples)</w:t>
+              <w:t xml:space="preserve">Static customers/orders</w:t>
             </w:r>
           </w:p>
         </w:tc>
@@ -22717,7 +23180,7 @@
                 <w:sz w:val="20"/>
                 <w:szCs w:val="20"/>
               </w:rPr>
-              <w:t xml:space="preserve">PB-07</w:t>
+              <w:t xml:space="preserve">PB-03</w:t>
             </w:r>
           </w:p>
         </w:tc>
@@ -22749,7 +23212,7 @@
                 <w:sz w:val="20"/>
                 <w:szCs w:val="20"/>
               </w:rPr>
-              <w:t xml:space="preserve">Validate the order before you trust it</w:t>
+              <w:t xml:space="preserve">Rescue the legacy order export</w:t>
             </w:r>
           </w:p>
         </w:tc>
@@ -22781,7 +23244,7 @@
                 <w:sz w:val="20"/>
                 <w:szCs w:val="20"/>
               </w:rPr>
-              <w:t xml:space="preserve">Validation, branching</w:t>
+              <w:t xml:space="preserve">Transformation / ETL</w:t>
             </w:r>
           </w:p>
         </w:tc>
@@ -22813,7 +23276,7 @@
                 <w:sz w:val="20"/>
                 <w:szCs w:val="20"/>
               </w:rPr>
-              <w:t xml:space="preserve">Checkout, replay orders</w:t>
+              <w:t xml:space="preserve">Legacy endpoint</w:t>
             </w:r>
           </w:p>
         </w:tc>
@@ -22850,7 +23313,7 @@
                 <w:sz w:val="20"/>
                 <w:szCs w:val="20"/>
               </w:rPr>
-              <w:t xml:space="preserve">PB-08</w:t>
+              <w:t xml:space="preserve">PB-04</w:t>
             </w:r>
           </w:p>
         </w:tc>
@@ -22882,7 +23345,7 @@
                 <w:sz w:val="20"/>
                 <w:szCs w:val="20"/>
               </w:rPr>
-              <w:t xml:space="preserve">Is it in stock? A check that survives a flaky service</w:t>
+              <w:t xml:space="preserve">Process only what is new: incremental sync with checkpoints</w:t>
             </w:r>
           </w:p>
         </w:tc>
@@ -22914,7 +23377,7 @@
                 <w:sz w:val="20"/>
                 <w:szCs w:val="20"/>
               </w:rPr>
-              <w:t xml:space="preserve">Retries, backoff</w:t>
+              <w:t xml:space="preserve">State via Shared Memory</w:t>
             </w:r>
           </w:p>
         </w:tc>
@@ -22946,539 +23409,7 @@
                 <w:sz w:val="20"/>
                 <w:szCs w:val="20"/>
               </w:rPr>
-              <w:t xml:space="preserve">Inventory console</w:t>
-            </w:r>
-          </w:p>
-        </w:tc>
-      </w:tr>
-      <w:tr>
-        <w:trPr>
-          <w:tblHeader w:val="false"/>
-        </w:trPr>
-        <w:tc>
-          <w:tcPr>
-            <w:tcW w:type="dxa" w:w="800"/>
-            <w:tcBorders>
-              <w:top w:val="single" w:color="C9D9D2" w:sz="4"/>
-              <w:left w:val="single" w:color="C9D9D2" w:sz="4"/>
-              <w:bottom w:val="single" w:color="C9D9D2" w:sz="4"/>
-              <w:right w:val="single" w:color="C9D9D2" w:sz="4"/>
-            </w:tcBorders>
-            <w:tcMar>
-              <w:top w:type="dxa" w:w="60"/>
-              <w:left w:type="dxa" w:w="100"/>
-              <w:bottom w:type="dxa" w:w="60"/>
-              <w:right w:type="dxa" w:w="100"/>
-            </w:tcMar>
-          </w:tcPr>
-          <w:p>
-            <w:pPr>
-              <w:spacing w:after="40" w:before="40"/>
-            </w:pPr>
-            <w:r>
-              <w:rPr>
-                <w:rFonts w:ascii="Calibri" w:cs="Calibri" w:eastAsia="Calibri" w:hAnsi="Calibri"/>
-                <w:b w:val="false"/>
-                <w:bCs w:val="false"/>
-                <w:sz w:val="20"/>
-                <w:szCs w:val="20"/>
-              </w:rPr>
-              <w:t xml:space="preserve">PB-09</w:t>
-            </w:r>
-          </w:p>
-        </w:tc>
-        <w:tc>
-          <w:tcPr>
-            <w:tcW w:type="dxa" w:w="3460"/>
-            <w:tcBorders>
-              <w:top w:val="single" w:color="C9D9D2" w:sz="4"/>
-              <w:left w:val="single" w:color="C9D9D2" w:sz="4"/>
-              <w:bottom w:val="single" w:color="C9D9D2" w:sz="4"/>
-              <w:right w:val="single" w:color="C9D9D2" w:sz="4"/>
-            </w:tcBorders>
-            <w:tcMar>
-              <w:top w:type="dxa" w:w="60"/>
-              <w:left w:type="dxa" w:w="100"/>
-              <w:bottom w:type="dxa" w:w="60"/>
-              <w:right w:type="dxa" w:w="100"/>
-            </w:tcMar>
-          </w:tcPr>
-          <w:p>
-            <w:pPr>
-              <w:spacing w:after="40" w:before="40"/>
-            </w:pPr>
-            <w:r>
-              <w:rPr>
-                <w:rFonts w:ascii="Calibri" w:cs="Calibri" w:eastAsia="Calibri" w:hAnsi="Calibri"/>
-                <w:b w:val="false"/>
-                <w:bCs w:val="false"/>
-                <w:sz w:val="20"/>
-                <w:szCs w:val="20"/>
-              </w:rPr>
-              <w:t xml:space="preserve">Check five SKUs at once</w:t>
-            </w:r>
-          </w:p>
-        </w:tc>
-        <w:tc>
-          <w:tcPr>
-            <w:tcW w:type="dxa" w:w="2400"/>
-            <w:tcBorders>
-              <w:top w:val="single" w:color="C9D9D2" w:sz="4"/>
-              <w:left w:val="single" w:color="C9D9D2" w:sz="4"/>
-              <w:bottom w:val="single" w:color="C9D9D2" w:sz="4"/>
-              <w:right w:val="single" w:color="C9D9D2" w:sz="4"/>
-            </w:tcBorders>
-            <w:tcMar>
-              <w:top w:type="dxa" w:w="60"/>
-              <w:left w:type="dxa" w:w="100"/>
-              <w:bottom w:type="dxa" w:w="60"/>
-              <w:right w:type="dxa" w:w="100"/>
-            </w:tcMar>
-          </w:tcPr>
-          <w:p>
-            <w:pPr>
-              <w:spacing w:after="40" w:before="40"/>
-            </w:pPr>
-            <w:r>
-              <w:rPr>
-                <w:rFonts w:ascii="Calibri" w:cs="Calibri" w:eastAsia="Calibri" w:hAnsi="Calibri"/>
-                <w:b w:val="false"/>
-                <w:bCs w:val="false"/>
-                <w:sz w:val="20"/>
-                <w:szCs w:val="20"/>
-              </w:rPr>
-              <w:t xml:space="preserve">Parallel + synchronize</w:t>
-            </w:r>
-          </w:p>
-        </w:tc>
-        <w:tc>
-          <w:tcPr>
-            <w:tcW w:type="dxa" w:w="2700"/>
-            <w:tcBorders>
-              <w:top w:val="single" w:color="C9D9D2" w:sz="4"/>
-              <w:left w:val="single" w:color="C9D9D2" w:sz="4"/>
-              <w:bottom w:val="single" w:color="C9D9D2" w:sz="4"/>
-              <w:right w:val="single" w:color="C9D9D2" w:sz="4"/>
-            </w:tcBorders>
-            <w:tcMar>
-              <w:top w:type="dxa" w:w="60"/>
-              <w:left w:type="dxa" w:w="100"/>
-              <w:bottom w:type="dxa" w:w="60"/>
-              <w:right w:type="dxa" w:w="100"/>
-            </w:tcMar>
-          </w:tcPr>
-          <w:p>
-            <w:pPr>
-              <w:spacing w:after="40" w:before="40"/>
-            </w:pPr>
-            <w:r>
-              <w:rPr>
-                <w:rFonts w:ascii="Calibri" w:cs="Calibri" w:eastAsia="Calibri" w:hAnsi="Calibri"/>
-                <w:b w:val="false"/>
-                <w:bCs w:val="false"/>
-                <w:sz w:val="20"/>
-                <w:szCs w:val="20"/>
-              </w:rPr>
-              <w:t xml:space="preserve">Inventory API</w:t>
-            </w:r>
-          </w:p>
-        </w:tc>
-      </w:tr>
-      <w:tr>
-        <w:trPr>
-          <w:tblHeader w:val="false"/>
-        </w:trPr>
-        <w:tc>
-          <w:tcPr>
-            <w:tcW w:type="dxa" w:w="800"/>
-            <w:tcBorders>
-              <w:top w:val="single" w:color="C9D9D2" w:sz="4"/>
-              <w:left w:val="single" w:color="C9D9D2" w:sz="4"/>
-              <w:bottom w:val="single" w:color="C9D9D2" w:sz="4"/>
-              <w:right w:val="single" w:color="C9D9D2" w:sz="4"/>
-            </w:tcBorders>
-            <w:tcMar>
-              <w:top w:type="dxa" w:w="60"/>
-              <w:left w:type="dxa" w:w="100"/>
-              <w:bottom w:type="dxa" w:w="60"/>
-              <w:right w:type="dxa" w:w="100"/>
-            </w:tcMar>
-          </w:tcPr>
-          <w:p>
-            <w:pPr>
-              <w:spacing w:after="40" w:before="40"/>
-            </w:pPr>
-            <w:r>
-              <w:rPr>
-                <w:rFonts w:ascii="Calibri" w:cs="Calibri" w:eastAsia="Calibri" w:hAnsi="Calibri"/>
-                <w:b w:val="false"/>
-                <w:bCs w:val="false"/>
-                <w:sz w:val="20"/>
-                <w:szCs w:val="20"/>
-              </w:rPr>
-              <w:t xml:space="preserve">PB-10</w:t>
-            </w:r>
-          </w:p>
-        </w:tc>
-        <w:tc>
-          <w:tcPr>
-            <w:tcW w:type="dxa" w:w="3460"/>
-            <w:tcBorders>
-              <w:top w:val="single" w:color="C9D9D2" w:sz="4"/>
-              <w:left w:val="single" w:color="C9D9D2" w:sz="4"/>
-              <w:bottom w:val="single" w:color="C9D9D2" w:sz="4"/>
-              <w:right w:val="single" w:color="C9D9D2" w:sz="4"/>
-            </w:tcBorders>
-            <w:tcMar>
-              <w:top w:type="dxa" w:w="60"/>
-              <w:left w:type="dxa" w:w="100"/>
-              <w:bottom w:type="dxa" w:w="60"/>
-              <w:right w:type="dxa" w:w="100"/>
-            </w:tcMar>
-          </w:tcPr>
-          <w:p>
-            <w:pPr>
-              <w:spacing w:after="40" w:before="40"/>
-            </w:pPr>
-            <w:r>
-              <w:rPr>
-                <w:rFonts w:ascii="Calibri" w:cs="Calibri" w:eastAsia="Calibri" w:hAnsi="Calibri"/>
-                <w:b w:val="false"/>
-                <w:bCs w:val="false"/>
-                <w:sz w:val="20"/>
-                <w:szCs w:val="20"/>
-              </w:rPr>
-              <w:t xml:space="preserve">Partially in stock: hold, split, or cancel?</w:t>
-            </w:r>
-          </w:p>
-        </w:tc>
-        <w:tc>
-          <w:tcPr>
-            <w:tcW w:type="dxa" w:w="2400"/>
-            <w:tcBorders>
-              <w:top w:val="single" w:color="C9D9D2" w:sz="4"/>
-              <w:left w:val="single" w:color="C9D9D2" w:sz="4"/>
-              <w:bottom w:val="single" w:color="C9D9D2" w:sz="4"/>
-              <w:right w:val="single" w:color="C9D9D2" w:sz="4"/>
-            </w:tcBorders>
-            <w:tcMar>
-              <w:top w:type="dxa" w:w="60"/>
-              <w:left w:type="dxa" w:w="100"/>
-              <w:bottom w:type="dxa" w:w="60"/>
-              <w:right w:type="dxa" w:w="100"/>
-            </w:tcMar>
-          </w:tcPr>
-          <w:p>
-            <w:pPr>
-              <w:spacing w:after="40" w:before="40"/>
-            </w:pPr>
-            <w:r>
-              <w:rPr>
-                <w:rFonts w:ascii="Calibri" w:cs="Calibri" w:eastAsia="Calibri" w:hAnsi="Calibri"/>
-                <w:b w:val="false"/>
-                <w:bCs w:val="false"/>
-                <w:sz w:val="20"/>
-                <w:szCs w:val="20"/>
-              </w:rPr>
-              <w:t xml:space="preserve">Complex branching</w:t>
-            </w:r>
-          </w:p>
-        </w:tc>
-        <w:tc>
-          <w:tcPr>
-            <w:tcW w:type="dxa" w:w="2700"/>
-            <w:tcBorders>
-              <w:top w:val="single" w:color="C9D9D2" w:sz="4"/>
-              <w:left w:val="single" w:color="C9D9D2" w:sz="4"/>
-              <w:bottom w:val="single" w:color="C9D9D2" w:sz="4"/>
-              <w:right w:val="single" w:color="C9D9D2" w:sz="4"/>
-            </w:tcBorders>
-            <w:tcMar>
-              <w:top w:type="dxa" w:w="60"/>
-              <w:left w:type="dxa" w:w="100"/>
-              <w:bottom w:type="dxa" w:w="60"/>
-              <w:right w:type="dxa" w:w="100"/>
-            </w:tcMar>
-          </w:tcPr>
-          <w:p>
-            <w:pPr>
-              <w:spacing w:after="40" w:before="40"/>
-            </w:pPr>
-            <w:r>
-              <w:rPr>
-                <w:rFonts w:ascii="Calibri" w:cs="Calibri" w:eastAsia="Calibri" w:hAnsi="Calibri"/>
-                <w:b w:val="false"/>
-                <w:bCs w:val="false"/>
-                <w:sz w:val="20"/>
-                <w:szCs w:val="20"/>
-              </w:rPr>
-              <w:t xml:space="preserve">Inventory API (seeded zero/low SKUs)</w:t>
-            </w:r>
-          </w:p>
-        </w:tc>
-      </w:tr>
-      <w:tr>
-        <w:trPr>
-          <w:tblHeader w:val="false"/>
-        </w:trPr>
-        <w:tc>
-          <w:tcPr>
-            <w:tcW w:type="dxa" w:w="800"/>
-            <w:tcBorders>
-              <w:top w:val="single" w:color="C9D9D2" w:sz="4"/>
-              <w:left w:val="single" w:color="C9D9D2" w:sz="4"/>
-              <w:bottom w:val="single" w:color="C9D9D2" w:sz="4"/>
-              <w:right w:val="single" w:color="C9D9D2" w:sz="4"/>
-            </w:tcBorders>
-            <w:tcMar>
-              <w:top w:type="dxa" w:w="60"/>
-              <w:left w:type="dxa" w:w="100"/>
-              <w:bottom w:type="dxa" w:w="60"/>
-              <w:right w:type="dxa" w:w="100"/>
-            </w:tcMar>
-          </w:tcPr>
-          <w:p>
-            <w:pPr>
-              <w:spacing w:after="40" w:before="40"/>
-            </w:pPr>
-            <w:r>
-              <w:rPr>
-                <w:rFonts w:ascii="Calibri" w:cs="Calibri" w:eastAsia="Calibri" w:hAnsi="Calibri"/>
-                <w:b w:val="false"/>
-                <w:bCs w:val="false"/>
-                <w:sz w:val="20"/>
-                <w:szCs w:val="20"/>
-              </w:rPr>
-              <w:t xml:space="preserve">PB-11</w:t>
-            </w:r>
-          </w:p>
-        </w:tc>
-        <w:tc>
-          <w:tcPr>
-            <w:tcW w:type="dxa" w:w="3460"/>
-            <w:tcBorders>
-              <w:top w:val="single" w:color="C9D9D2" w:sz="4"/>
-              <w:left w:val="single" w:color="C9D9D2" w:sz="4"/>
-              <w:bottom w:val="single" w:color="C9D9D2" w:sz="4"/>
-              <w:right w:val="single" w:color="C9D9D2" w:sz="4"/>
-            </w:tcBorders>
-            <w:tcMar>
-              <w:top w:type="dxa" w:w="60"/>
-              <w:left w:type="dxa" w:w="100"/>
-              <w:bottom w:type="dxa" w:w="60"/>
-              <w:right w:type="dxa" w:w="100"/>
-            </w:tcMar>
-          </w:tcPr>
-          <w:p>
-            <w:pPr>
-              <w:spacing w:after="40" w:before="40"/>
-            </w:pPr>
-            <w:r>
-              <w:rPr>
-                <w:rFonts w:ascii="Calibri" w:cs="Calibri" w:eastAsia="Calibri" w:hAnsi="Calibri"/>
-                <w:b w:val="false"/>
-                <w:bCs w:val="false"/>
-                <w:sz w:val="20"/>
-                <w:szCs w:val="20"/>
-              </w:rPr>
-              <w:t xml:space="preserve">Ship from the right warehouse</w:t>
-            </w:r>
-          </w:p>
-        </w:tc>
-        <w:tc>
-          <w:tcPr>
-            <w:tcW w:type="dxa" w:w="2400"/>
-            <w:tcBorders>
-              <w:top w:val="single" w:color="C9D9D2" w:sz="4"/>
-              <w:left w:val="single" w:color="C9D9D2" w:sz="4"/>
-              <w:bottom w:val="single" w:color="C9D9D2" w:sz="4"/>
-              <w:right w:val="single" w:color="C9D9D2" w:sz="4"/>
-            </w:tcBorders>
-            <w:tcMar>
-              <w:top w:type="dxa" w:w="60"/>
-              <w:left w:type="dxa" w:w="100"/>
-              <w:bottom w:type="dxa" w:w="60"/>
-              <w:right w:type="dxa" w:w="100"/>
-            </w:tcMar>
-          </w:tcPr>
-          <w:p>
-            <w:pPr>
-              <w:spacing w:after="40" w:before="40"/>
-            </w:pPr>
-            <w:r>
-              <w:rPr>
-                <w:rFonts w:ascii="Calibri" w:cs="Calibri" w:eastAsia="Calibri" w:hAnsi="Calibri"/>
-                <w:b w:val="false"/>
-                <w:bCs w:val="false"/>
-                <w:sz w:val="20"/>
-                <w:szCs w:val="20"/>
-              </w:rPr>
-              <w:t xml:space="preserve">Multi-variable decisions</w:t>
-            </w:r>
-          </w:p>
-        </w:tc>
-        <w:tc>
-          <w:tcPr>
-            <w:tcW w:type="dxa" w:w="2700"/>
-            <w:tcBorders>
-              <w:top w:val="single" w:color="C9D9D2" w:sz="4"/>
-              <w:left w:val="single" w:color="C9D9D2" w:sz="4"/>
-              <w:bottom w:val="single" w:color="C9D9D2" w:sz="4"/>
-              <w:right w:val="single" w:color="C9D9D2" w:sz="4"/>
-            </w:tcBorders>
-            <w:tcMar>
-              <w:top w:type="dxa" w:w="60"/>
-              <w:left w:type="dxa" w:w="100"/>
-              <w:bottom w:type="dxa" w:w="60"/>
-              <w:right w:type="dxa" w:w="100"/>
-            </w:tcMar>
-          </w:tcPr>
-          <w:p>
-            <w:pPr>
-              <w:spacing w:after="40" w:before="40"/>
-            </w:pPr>
-            <w:r>
-              <w:rPr>
-                <w:rFonts w:ascii="Calibri" w:cs="Calibri" w:eastAsia="Calibri" w:hAnsi="Calibri"/>
-                <w:b w:val="false"/>
-                <w:bCs w:val="false"/>
-                <w:sz w:val="20"/>
-                <w:szCs w:val="20"/>
-              </w:rPr>
-              <w:t xml:space="preserve">Inventory warehouses</w:t>
-            </w:r>
-          </w:p>
-        </w:tc>
-      </w:tr>
-      <w:tr>
-        <w:trPr>
-          <w:tblHeader w:val="false"/>
-        </w:trPr>
-        <w:tc>
-          <w:tcPr>
-            <w:tcW w:type="dxa" w:w="800"/>
-            <w:tcBorders>
-              <w:top w:val="single" w:color="C9D9D2" w:sz="4"/>
-              <w:left w:val="single" w:color="C9D9D2" w:sz="4"/>
-              <w:bottom w:val="single" w:color="C9D9D2" w:sz="4"/>
-              <w:right w:val="single" w:color="C9D9D2" w:sz="4"/>
-            </w:tcBorders>
-            <w:tcMar>
-              <w:top w:type="dxa" w:w="60"/>
-              <w:left w:type="dxa" w:w="100"/>
-              <w:bottom w:type="dxa" w:w="60"/>
-              <w:right w:type="dxa" w:w="100"/>
-            </w:tcMar>
-          </w:tcPr>
-          <w:p>
-            <w:pPr>
-              <w:spacing w:after="40" w:before="40"/>
-            </w:pPr>
-            <w:r>
-              <w:rPr>
-                <w:rFonts w:ascii="Calibri" w:cs="Calibri" w:eastAsia="Calibri" w:hAnsi="Calibri"/>
-                <w:b w:val="false"/>
-                <w:bCs w:val="false"/>
-                <w:sz w:val="20"/>
-                <w:szCs w:val="20"/>
-              </w:rPr>
-              <w:t xml:space="preserve">PB-12</w:t>
-            </w:r>
-          </w:p>
-        </w:tc>
-        <w:tc>
-          <w:tcPr>
-            <w:tcW w:type="dxa" w:w="3460"/>
-            <w:tcBorders>
-              <w:top w:val="single" w:color="C9D9D2" w:sz="4"/>
-              <w:left w:val="single" w:color="C9D9D2" w:sz="4"/>
-              <w:bottom w:val="single" w:color="C9D9D2" w:sz="4"/>
-              <w:right w:val="single" w:color="C9D9D2" w:sz="4"/>
-            </w:tcBorders>
-            <w:tcMar>
-              <w:top w:type="dxa" w:w="60"/>
-              <w:left w:type="dxa" w:w="100"/>
-              <w:bottom w:type="dxa" w:w="60"/>
-              <w:right w:type="dxa" w:w="100"/>
-            </w:tcMar>
-          </w:tcPr>
-          <w:p>
-            <w:pPr>
-              <w:spacing w:after="40" w:before="40"/>
-            </w:pPr>
-            <w:r>
-              <w:rPr>
-                <w:rFonts w:ascii="Calibri" w:cs="Calibri" w:eastAsia="Calibri" w:hAnsi="Calibri"/>
-                <w:b w:val="false"/>
-                <w:bCs w:val="false"/>
-                <w:sz w:val="20"/>
-                <w:szCs w:val="20"/>
-              </w:rPr>
-              <w:t xml:space="preserve">Free shipping, or not? Policy logic in the quote flow</w:t>
-            </w:r>
-          </w:p>
-        </w:tc>
-        <w:tc>
-          <w:tcPr>
-            <w:tcW w:type="dxa" w:w="2400"/>
-            <w:tcBorders>
-              <w:top w:val="single" w:color="C9D9D2" w:sz="4"/>
-              <w:left w:val="single" w:color="C9D9D2" w:sz="4"/>
-              <w:bottom w:val="single" w:color="C9D9D2" w:sz="4"/>
-              <w:right w:val="single" w:color="C9D9D2" w:sz="4"/>
-            </w:tcBorders>
-            <w:tcMar>
-              <w:top w:type="dxa" w:w="60"/>
-              <w:left w:type="dxa" w:w="100"/>
-              <w:bottom w:type="dxa" w:w="60"/>
-              <w:right w:type="dxa" w:w="100"/>
-            </w:tcMar>
-          </w:tcPr>
-          <w:p>
-            <w:pPr>
-              <w:spacing w:after="40" w:before="40"/>
-            </w:pPr>
-            <w:r>
-              <w:rPr>
-                <w:rFonts w:ascii="Calibri" w:cs="Calibri" w:eastAsia="Calibri" w:hAnsi="Calibri"/>
-                <w:b w:val="false"/>
-                <w:bCs w:val="false"/>
-                <w:sz w:val="20"/>
-                <w:szCs w:val="20"/>
-              </w:rPr>
-              <w:t xml:space="preserve">Conditional business rules</w:t>
-            </w:r>
-          </w:p>
-        </w:tc>
-        <w:tc>
-          <w:tcPr>
-            <w:tcW w:type="dxa" w:w="2700"/>
-            <w:tcBorders>
-              <w:top w:val="single" w:color="C9D9D2" w:sz="4"/>
-              <w:left w:val="single" w:color="C9D9D2" w:sz="4"/>
-              <w:bottom w:val="single" w:color="C9D9D2" w:sz="4"/>
-              <w:right w:val="single" w:color="C9D9D2" w:sz="4"/>
-            </w:tcBorders>
-            <w:tcMar>
-              <w:top w:type="dxa" w:w="60"/>
-              <w:left w:type="dxa" w:w="100"/>
-              <w:bottom w:type="dxa" w:w="60"/>
-              <w:right w:type="dxa" w:w="100"/>
-            </w:tcMar>
-          </w:tcPr>
-          <w:p>
-            <w:pPr>
-              <w:spacing w:after="40" w:before="40"/>
-            </w:pPr>
-            <w:r>
-              <w:rPr>
-                <w:rFonts w:ascii="Calibri" w:cs="Calibri" w:eastAsia="Calibri" w:hAnsi="Calibri"/>
-                <w:b w:val="false"/>
-                <w:bCs w:val="false"/>
-                <w:sz w:val="20"/>
-                <w:szCs w:val="20"/>
-              </w:rPr>
-              <w:t xml:space="preserve">Checkout quote flow</w:t>
+              <w:t xml:space="preserve">Static orders (timestamps)</w:t>
             </w:r>
           </w:p>
         </w:tc>
@@ -23511,7 +23442,7 @@
           <w:sz w:val="23"/>
           <w:szCs w:val="23"/>
         </w:rPr>
-        <w:t xml:space="preserve">After FR-104 (integrations, async, human-in-the-loop)</w:t>
+        <w:t xml:space="preserve">Skills explained in FR-103 (control flow)</w:t>
       </w:r>
     </w:p>
     <w:tbl>
@@ -23705,7 +23636,7 @@
                 <w:sz w:val="20"/>
                 <w:szCs w:val="20"/>
               </w:rPr>
-              <w:t xml:space="preserve">PB-13</w:t>
+              <w:t xml:space="preserve">PB-05</w:t>
             </w:r>
           </w:p>
         </w:tc>
@@ -23737,7 +23668,7 @@
                 <w:sz w:val="20"/>
                 <w:szCs w:val="20"/>
               </w:rPr>
-              <w:t xml:space="preserve">The $500 order: manager approval above a threshold</w:t>
+              <w:t xml:space="preserve">Route every inquiry to the right team</w:t>
             </w:r>
           </w:p>
         </w:tc>
@@ -23769,7 +23700,7 @@
                 <w:sz w:val="20"/>
                 <w:szCs w:val="20"/>
               </w:rPr>
-              <w:t xml:space="preserve">Human-in-the-loop</w:t>
+              <w:t xml:space="preserve">Conditions, routing</w:t>
             </w:r>
           </w:p>
         </w:tc>
@@ -23801,7 +23732,7 @@
                 <w:sz w:val="20"/>
                 <w:szCs w:val="20"/>
               </w:rPr>
-              <w:t xml:space="preserve">Checkout + Approvals Desk</w:t>
+              <w:t xml:space="preserve">Contact page</w:t>
             </w:r>
           </w:p>
         </w:tc>
@@ -23838,7 +23769,7 @@
                 <w:sz w:val="20"/>
                 <w:szCs w:val="20"/>
               </w:rPr>
-              <w:t xml:space="preserve">PB-14</w:t>
+              <w:t xml:space="preserve">PB-06</w:t>
             </w:r>
           </w:p>
         </w:tc>
@@ -23870,7 +23801,7 @@
                 <w:sz w:val="20"/>
                 <w:szCs w:val="20"/>
               </w:rPr>
-              <w:t xml:space="preserve">Payment failed - recover without losing the order</w:t>
+              <w:t xml:space="preserve">Qualify the lead: is this inquiry sales-worthy?</w:t>
             </w:r>
           </w:p>
         </w:tc>
@@ -23902,7 +23833,7 @@
                 <w:sz w:val="20"/>
                 <w:szCs w:val="20"/>
               </w:rPr>
-              <w:t xml:space="preserve">Retry, state, branching</w:t>
+              <w:t xml:space="preserve">Rules and scoring</w:t>
             </w:r>
           </w:p>
         </w:tc>
@@ -23934,7 +23865,7 @@
                 <w:sz w:val="20"/>
                 <w:szCs w:val="20"/>
               </w:rPr>
-              <w:t xml:space="preserve">External Systems Console (payments)</w:t>
+              <w:t xml:space="preserve">Contact page (wholesale examples)</w:t>
             </w:r>
           </w:p>
         </w:tc>
@@ -23971,7 +23902,7 @@
                 <w:sz w:val="20"/>
                 <w:szCs w:val="20"/>
               </w:rPr>
-              <w:t xml:space="preserve">PB-15</w:t>
+              <w:t xml:space="preserve">PB-07</w:t>
             </w:r>
           </w:p>
         </w:tc>
@@ -24003,7 +23934,7 @@
                 <w:sz w:val="20"/>
                 <w:szCs w:val="20"/>
               </w:rPr>
-              <w:t xml:space="preserve">The same webhook arrived twice</w:t>
+              <w:t xml:space="preserve">Validate the order before you trust it</w:t>
             </w:r>
           </w:p>
         </w:tc>
@@ -24035,7 +23966,7 @@
                 <w:sz w:val="20"/>
                 <w:szCs w:val="20"/>
               </w:rPr>
-              <w:t xml:space="preserve">Idempotency</w:t>
+              <w:t xml:space="preserve">Validation, branching</w:t>
             </w:r>
           </w:p>
         </w:tc>
@@ -24067,7 +23998,7 @@
                 <w:sz w:val="20"/>
                 <w:szCs w:val="20"/>
               </w:rPr>
-              <w:t xml:space="preserve">Console 'Send duplicate'</w:t>
+              <w:t xml:space="preserve">Checkout, replay orders</w:t>
             </w:r>
           </w:p>
         </w:tc>
@@ -24104,7 +24035,7 @@
                 <w:sz w:val="20"/>
                 <w:szCs w:val="20"/>
               </w:rPr>
-              <w:t xml:space="preserve">PB-16</w:t>
+              <w:t xml:space="preserve">PB-08</w:t>
             </w:r>
           </w:p>
         </w:tc>
@@ -24136,7 +24067,7 @@
                 <w:sz w:val="20"/>
                 <w:szCs w:val="20"/>
               </w:rPr>
-              <w:t xml:space="preserve">Track the package: react to carrier events</w:t>
+              <w:t xml:space="preserve">Is it in stock? A check that survives a flaky service</w:t>
             </w:r>
           </w:p>
         </w:tc>
@@ -24168,7 +24099,7 @@
                 <w:sz w:val="20"/>
                 <w:szCs w:val="20"/>
               </w:rPr>
-              <w:t xml:space="preserve">Async events, state machines</w:t>
+              <w:t xml:space="preserve">Retries, backoff</w:t>
             </w:r>
           </w:p>
         </w:tc>
@@ -24200,7 +24131,7 @@
                 <w:sz w:val="20"/>
                 <w:szCs w:val="20"/>
               </w:rPr>
-              <w:t xml:space="preserve">Console shipping tab</w:t>
+              <w:t xml:space="preserve">Inventory console</w:t>
             </w:r>
           </w:p>
         </w:tc>
@@ -24237,7 +24168,7 @@
                 <w:sz w:val="20"/>
                 <w:szCs w:val="20"/>
               </w:rPr>
-              <w:t xml:space="preserve">PB-17</w:t>
+              <w:t xml:space="preserve">PB-09</w:t>
             </w:r>
           </w:p>
         </w:tc>
@@ -24269,7 +24200,7 @@
                 <w:sz w:val="20"/>
                 <w:szCs w:val="20"/>
               </w:rPr>
-              <w:t xml:space="preserve">The shipment that never arrived</w:t>
+              <w:t xml:space="preserve">Check five SKUs at once</w:t>
             </w:r>
           </w:p>
         </w:tc>
@@ -24301,7 +24232,7 @@
                 <w:sz w:val="20"/>
                 <w:szCs w:val="20"/>
               </w:rPr>
-              <w:t xml:space="preserve">Watchdogs, timeouts</w:t>
+              <w:t xml:space="preserve">Parallel + synchronize</w:t>
             </w:r>
           </w:p>
         </w:tc>
@@ -24333,7 +24264,7 @@
                 <w:sz w:val="20"/>
                 <w:szCs w:val="20"/>
               </w:rPr>
-              <w:t xml:space="preserve">Console 'Stop sequence'</w:t>
+              <w:t xml:space="preserve">Inventory API</w:t>
             </w:r>
           </w:p>
         </w:tc>
@@ -24370,7 +24301,7 @@
                 <w:sz w:val="20"/>
                 <w:szCs w:val="20"/>
               </w:rPr>
-              <w:t xml:space="preserve">PB-18</w:t>
+              <w:t xml:space="preserve">PB-10</w:t>
             </w:r>
           </w:p>
         </w:tc>
@@ -24402,7 +24333,7 @@
                 <w:sz w:val="20"/>
                 <w:szCs w:val="20"/>
               </w:rPr>
-              <w:t xml:space="preserve">'Delivered' before 'in transit': out-of-order events</w:t>
+              <w:t xml:space="preserve">Partially in stock: hold, split, or cancel?</w:t>
             </w:r>
           </w:p>
         </w:tc>
@@ -24434,7 +24365,7 @@
                 <w:sz w:val="20"/>
                 <w:szCs w:val="20"/>
               </w:rPr>
-              <w:t xml:space="preserve">Event consistency</w:t>
+              <w:t xml:space="preserve">Complex branching</w:t>
             </w:r>
           </w:p>
         </w:tc>
@@ -24466,7 +24397,7 @@
                 <w:sz w:val="20"/>
                 <w:szCs w:val="20"/>
               </w:rPr>
-              <w:t xml:space="preserve">Console 'Send out of order'</w:t>
+              <w:t xml:space="preserve">Inventory API (seeded zero/low SKUs)</w:t>
             </w:r>
           </w:p>
         </w:tc>
@@ -24503,7 +24434,7 @@
                 <w:sz w:val="20"/>
                 <w:szCs w:val="20"/>
               </w:rPr>
-              <w:t xml:space="preserve">PB-19</w:t>
+              <w:t xml:space="preserve">PB-11</w:t>
             </w:r>
           </w:p>
         </w:tc>
@@ -24535,7 +24466,7 @@
                 <w:sz w:val="20"/>
                 <w:szCs w:val="20"/>
               </w:rPr>
-              <w:t xml:space="preserve">Do not fulfill until payment AND approval</w:t>
+              <w:t xml:space="preserve">Ship from the right warehouse</w:t>
             </w:r>
           </w:p>
         </w:tc>
@@ -24567,7 +24498,7 @@
                 <w:sz w:val="20"/>
                 <w:szCs w:val="20"/>
               </w:rPr>
-              <w:t xml:space="preserve">Rendezvous / synchronization</w:t>
+              <w:t xml:space="preserve">Multi-variable decisions</w:t>
             </w:r>
           </w:p>
         </w:tc>
@@ -24599,7 +24530,7 @@
                 <w:sz w:val="20"/>
                 <w:szCs w:val="20"/>
               </w:rPr>
-              <w:t xml:space="preserve">Console + Approvals Desk</w:t>
+              <w:t xml:space="preserve">Inventory warehouses</w:t>
             </w:r>
           </w:p>
         </w:tc>
@@ -24636,7 +24567,7 @@
                 <w:sz w:val="20"/>
                 <w:szCs w:val="20"/>
               </w:rPr>
-              <w:t xml:space="preserve">PB-20</w:t>
+              <w:t xml:space="preserve">PB-12</w:t>
             </w:r>
           </w:p>
         </w:tc>
@@ -24668,7 +24599,7 @@
                 <w:sz w:val="20"/>
                 <w:szCs w:val="20"/>
               </w:rPr>
-              <w:t xml:space="preserve">The abandoned cart follow-up</w:t>
+              <w:t xml:space="preserve">Free shipping, or not? Policy logic in the quote flow</w:t>
             </w:r>
           </w:p>
         </w:tc>
@@ -24700,7 +24631,7 @@
                 <w:sz w:val="20"/>
                 <w:szCs w:val="20"/>
               </w:rPr>
-              <w:t xml:space="preserve">Delayed automation</w:t>
+              <w:t xml:space="preserve">Conditional business rules</w:t>
             </w:r>
           </w:p>
         </w:tc>
@@ -24732,7 +24663,7 @@
                 <w:sz w:val="20"/>
                 <w:szCs w:val="20"/>
               </w:rPr>
-              <w:t xml:space="preserve">Checkout abandon control</w:t>
+              <w:t xml:space="preserve">Checkout quote flow</w:t>
             </w:r>
           </w:p>
         </w:tc>
@@ -24765,7 +24696,1261 @@
           <w:sz w:val="23"/>
           <w:szCs w:val="23"/>
         </w:rPr>
-        <w:t xml:space="preserve">After FR-105 (AI)</w:t>
+        <w:t xml:space="preserve">Skills explained in FR-104 (integrations, async, human-in-the-loop)</w:t>
+      </w:r>
+    </w:p>
+    <w:tbl>
+      <w:tblPr>
+        <w:tblW w:type="dxa" w:w="9360"/>
+        <w:tblBorders>
+          <w:top w:val="single" w:color="auto" w:sz="4"/>
+          <w:left w:val="single" w:color="auto" w:sz="4"/>
+          <w:bottom w:val="single" w:color="auto" w:sz="4"/>
+          <w:right w:val="single" w:color="auto" w:sz="4"/>
+          <w:insideH w:val="single" w:color="auto" w:sz="4"/>
+          <w:insideV w:val="single" w:color="auto" w:sz="4"/>
+        </w:tblBorders>
+      </w:tblPr>
+      <w:tblGrid>
+        <w:gridCol w:w="800"/>
+        <w:gridCol w:w="3460"/>
+        <w:gridCol w:w="2400"/>
+        <w:gridCol w:w="2700"/>
+      </w:tblGrid>
+      <w:tr>
+        <w:trPr>
+          <w:tblHeader/>
+        </w:trPr>
+        <w:tc>
+          <w:tcPr>
+            <w:tcW w:type="dxa" w:w="800"/>
+            <w:tcBorders>
+              <w:top w:val="single" w:color="C9D9D2" w:sz="4"/>
+              <w:left w:val="single" w:color="C9D9D2" w:sz="4"/>
+              <w:bottom w:val="single" w:color="C9D9D2" w:sz="4"/>
+              <w:right w:val="single" w:color="C9D9D2" w:sz="4"/>
+            </w:tcBorders>
+            <w:shd w:fill="1F6F54" w:color="auto" w:val="clear"/>
+            <w:tcMar>
+              <w:top w:type="dxa" w:w="60"/>
+              <w:left w:type="dxa" w:w="100"/>
+              <w:bottom w:type="dxa" w:w="60"/>
+              <w:right w:type="dxa" w:w="100"/>
+            </w:tcMar>
+          </w:tcPr>
+          <w:p>
+            <w:pPr>
+              <w:spacing w:after="40" w:before="40"/>
+            </w:pPr>
+            <w:r>
+              <w:rPr>
+                <w:rFonts w:ascii="Calibri" w:cs="Calibri" w:eastAsia="Calibri" w:hAnsi="Calibri"/>
+                <w:b/>
+                <w:bCs/>
+                <w:color w:val="FFFFFF"/>
+                <w:sz w:val="20"/>
+                <w:szCs w:val="20"/>
+              </w:rPr>
+              <w:t xml:space="preserve">Code</w:t>
+            </w:r>
+          </w:p>
+        </w:tc>
+        <w:tc>
+          <w:tcPr>
+            <w:tcW w:type="dxa" w:w="3460"/>
+            <w:tcBorders>
+              <w:top w:val="single" w:color="C9D9D2" w:sz="4"/>
+              <w:left w:val="single" w:color="C9D9D2" w:sz="4"/>
+              <w:bottom w:val="single" w:color="C9D9D2" w:sz="4"/>
+              <w:right w:val="single" w:color="C9D9D2" w:sz="4"/>
+            </w:tcBorders>
+            <w:shd w:fill="1F6F54" w:color="auto" w:val="clear"/>
+            <w:tcMar>
+              <w:top w:type="dxa" w:w="60"/>
+              <w:left w:type="dxa" w:w="100"/>
+              <w:bottom w:type="dxa" w:w="60"/>
+              <w:right w:type="dxa" w:w="100"/>
+            </w:tcMar>
+          </w:tcPr>
+          <w:p>
+            <w:pPr>
+              <w:spacing w:after="40" w:before="40"/>
+            </w:pPr>
+            <w:r>
+              <w:rPr>
+                <w:rFonts w:ascii="Calibri" w:cs="Calibri" w:eastAsia="Calibri" w:hAnsi="Calibri"/>
+                <w:b/>
+                <w:bCs/>
+                <w:color w:val="FFFFFF"/>
+                <w:sz w:val="20"/>
+                <w:szCs w:val="20"/>
+              </w:rPr>
+              <w:t xml:space="preserve">Recipe</w:t>
+            </w:r>
+          </w:p>
+        </w:tc>
+        <w:tc>
+          <w:tcPr>
+            <w:tcW w:type="dxa" w:w="2400"/>
+            <w:tcBorders>
+              <w:top w:val="single" w:color="C9D9D2" w:sz="4"/>
+              <w:left w:val="single" w:color="C9D9D2" w:sz="4"/>
+              <w:bottom w:val="single" w:color="C9D9D2" w:sz="4"/>
+              <w:right w:val="single" w:color="C9D9D2" w:sz="4"/>
+            </w:tcBorders>
+            <w:shd w:fill="1F6F54" w:color="auto" w:val="clear"/>
+            <w:tcMar>
+              <w:top w:type="dxa" w:w="60"/>
+              <w:left w:type="dxa" w:w="100"/>
+              <w:bottom w:type="dxa" w:w="60"/>
+              <w:right w:type="dxa" w:w="100"/>
+            </w:tcMar>
+          </w:tcPr>
+          <w:p>
+            <w:pPr>
+              <w:spacing w:after="40" w:before="40"/>
+            </w:pPr>
+            <w:r>
+              <w:rPr>
+                <w:rFonts w:ascii="Calibri" w:cs="Calibri" w:eastAsia="Calibri" w:hAnsi="Calibri"/>
+                <w:b/>
+                <w:bCs/>
+                <w:color w:val="FFFFFF"/>
+                <w:sz w:val="20"/>
+                <w:szCs w:val="20"/>
+              </w:rPr>
+              <w:t xml:space="preserve">Teaches</w:t>
+            </w:r>
+          </w:p>
+        </w:tc>
+        <w:tc>
+          <w:tcPr>
+            <w:tcW w:type="dxa" w:w="2700"/>
+            <w:tcBorders>
+              <w:top w:val="single" w:color="C9D9D2" w:sz="4"/>
+              <w:left w:val="single" w:color="C9D9D2" w:sz="4"/>
+              <w:bottom w:val="single" w:color="C9D9D2" w:sz="4"/>
+              <w:right w:val="single" w:color="C9D9D2" w:sz="4"/>
+            </w:tcBorders>
+            <w:shd w:fill="1F6F54" w:color="auto" w:val="clear"/>
+            <w:tcMar>
+              <w:top w:type="dxa" w:w="60"/>
+              <w:left w:type="dxa" w:w="100"/>
+              <w:bottom w:type="dxa" w:w="60"/>
+              <w:right w:type="dxa" w:w="100"/>
+            </w:tcMar>
+          </w:tcPr>
+          <w:p>
+            <w:pPr>
+              <w:spacing w:after="40" w:before="40"/>
+            </w:pPr>
+            <w:r>
+              <w:rPr>
+                <w:rFonts w:ascii="Calibri" w:cs="Calibri" w:eastAsia="Calibri" w:hAnsi="Calibri"/>
+                <w:b/>
+                <w:bCs/>
+                <w:color w:val="FFFFFF"/>
+                <w:sz w:val="20"/>
+                <w:szCs w:val="20"/>
+              </w:rPr>
+              <w:t xml:space="preserve">Flowland surfaces</w:t>
+            </w:r>
+          </w:p>
+        </w:tc>
+      </w:tr>
+      <w:tr>
+        <w:trPr>
+          <w:tblHeader w:val="false"/>
+        </w:trPr>
+        <w:tc>
+          <w:tcPr>
+            <w:tcW w:type="dxa" w:w="800"/>
+            <w:tcBorders>
+              <w:top w:val="single" w:color="C9D9D2" w:sz="4"/>
+              <w:left w:val="single" w:color="C9D9D2" w:sz="4"/>
+              <w:bottom w:val="single" w:color="C9D9D2" w:sz="4"/>
+              <w:right w:val="single" w:color="C9D9D2" w:sz="4"/>
+            </w:tcBorders>
+            <w:tcMar>
+              <w:top w:type="dxa" w:w="60"/>
+              <w:left w:type="dxa" w:w="100"/>
+              <w:bottom w:type="dxa" w:w="60"/>
+              <w:right w:type="dxa" w:w="100"/>
+            </w:tcMar>
+          </w:tcPr>
+          <w:p>
+            <w:pPr>
+              <w:spacing w:after="40" w:before="40"/>
+            </w:pPr>
+            <w:r>
+              <w:rPr>
+                <w:rFonts w:ascii="Calibri" w:cs="Calibri" w:eastAsia="Calibri" w:hAnsi="Calibri"/>
+                <w:b w:val="false"/>
+                <w:bCs w:val="false"/>
+                <w:sz w:val="20"/>
+                <w:szCs w:val="20"/>
+              </w:rPr>
+              <w:t xml:space="preserve">PB-13</w:t>
+            </w:r>
+          </w:p>
+        </w:tc>
+        <w:tc>
+          <w:tcPr>
+            <w:tcW w:type="dxa" w:w="3460"/>
+            <w:tcBorders>
+              <w:top w:val="single" w:color="C9D9D2" w:sz="4"/>
+              <w:left w:val="single" w:color="C9D9D2" w:sz="4"/>
+              <w:bottom w:val="single" w:color="C9D9D2" w:sz="4"/>
+              <w:right w:val="single" w:color="C9D9D2" w:sz="4"/>
+            </w:tcBorders>
+            <w:tcMar>
+              <w:top w:type="dxa" w:w="60"/>
+              <w:left w:type="dxa" w:w="100"/>
+              <w:bottom w:type="dxa" w:w="60"/>
+              <w:right w:type="dxa" w:w="100"/>
+            </w:tcMar>
+          </w:tcPr>
+          <w:p>
+            <w:pPr>
+              <w:spacing w:after="40" w:before="40"/>
+            </w:pPr>
+            <w:r>
+              <w:rPr>
+                <w:rFonts w:ascii="Calibri" w:cs="Calibri" w:eastAsia="Calibri" w:hAnsi="Calibri"/>
+                <w:b w:val="false"/>
+                <w:bCs w:val="false"/>
+                <w:sz w:val="20"/>
+                <w:szCs w:val="20"/>
+              </w:rPr>
+              <w:t xml:space="preserve">The $500 order: manager approval above a threshold</w:t>
+            </w:r>
+          </w:p>
+        </w:tc>
+        <w:tc>
+          <w:tcPr>
+            <w:tcW w:type="dxa" w:w="2400"/>
+            <w:tcBorders>
+              <w:top w:val="single" w:color="C9D9D2" w:sz="4"/>
+              <w:left w:val="single" w:color="C9D9D2" w:sz="4"/>
+              <w:bottom w:val="single" w:color="C9D9D2" w:sz="4"/>
+              <w:right w:val="single" w:color="C9D9D2" w:sz="4"/>
+            </w:tcBorders>
+            <w:tcMar>
+              <w:top w:type="dxa" w:w="60"/>
+              <w:left w:type="dxa" w:w="100"/>
+              <w:bottom w:type="dxa" w:w="60"/>
+              <w:right w:type="dxa" w:w="100"/>
+            </w:tcMar>
+          </w:tcPr>
+          <w:p>
+            <w:pPr>
+              <w:spacing w:after="40" w:before="40"/>
+            </w:pPr>
+            <w:r>
+              <w:rPr>
+                <w:rFonts w:ascii="Calibri" w:cs="Calibri" w:eastAsia="Calibri" w:hAnsi="Calibri"/>
+                <w:b w:val="false"/>
+                <w:bCs w:val="false"/>
+                <w:sz w:val="20"/>
+                <w:szCs w:val="20"/>
+              </w:rPr>
+              <w:t xml:space="preserve">Human-in-the-loop</w:t>
+            </w:r>
+          </w:p>
+        </w:tc>
+        <w:tc>
+          <w:tcPr>
+            <w:tcW w:type="dxa" w:w="2700"/>
+            <w:tcBorders>
+              <w:top w:val="single" w:color="C9D9D2" w:sz="4"/>
+              <w:left w:val="single" w:color="C9D9D2" w:sz="4"/>
+              <w:bottom w:val="single" w:color="C9D9D2" w:sz="4"/>
+              <w:right w:val="single" w:color="C9D9D2" w:sz="4"/>
+            </w:tcBorders>
+            <w:tcMar>
+              <w:top w:type="dxa" w:w="60"/>
+              <w:left w:type="dxa" w:w="100"/>
+              <w:bottom w:type="dxa" w:w="60"/>
+              <w:right w:type="dxa" w:w="100"/>
+            </w:tcMar>
+          </w:tcPr>
+          <w:p>
+            <w:pPr>
+              <w:spacing w:after="40" w:before="40"/>
+            </w:pPr>
+            <w:r>
+              <w:rPr>
+                <w:rFonts w:ascii="Calibri" w:cs="Calibri" w:eastAsia="Calibri" w:hAnsi="Calibri"/>
+                <w:b w:val="false"/>
+                <w:bCs w:val="false"/>
+                <w:sz w:val="20"/>
+                <w:szCs w:val="20"/>
+              </w:rPr>
+              <w:t xml:space="preserve">Checkout + Approvals Desk</w:t>
+            </w:r>
+          </w:p>
+        </w:tc>
+      </w:tr>
+      <w:tr>
+        <w:trPr>
+          <w:tblHeader w:val="false"/>
+        </w:trPr>
+        <w:tc>
+          <w:tcPr>
+            <w:tcW w:type="dxa" w:w="800"/>
+            <w:tcBorders>
+              <w:top w:val="single" w:color="C9D9D2" w:sz="4"/>
+              <w:left w:val="single" w:color="C9D9D2" w:sz="4"/>
+              <w:bottom w:val="single" w:color="C9D9D2" w:sz="4"/>
+              <w:right w:val="single" w:color="C9D9D2" w:sz="4"/>
+            </w:tcBorders>
+            <w:tcMar>
+              <w:top w:type="dxa" w:w="60"/>
+              <w:left w:type="dxa" w:w="100"/>
+              <w:bottom w:type="dxa" w:w="60"/>
+              <w:right w:type="dxa" w:w="100"/>
+            </w:tcMar>
+          </w:tcPr>
+          <w:p>
+            <w:pPr>
+              <w:spacing w:after="40" w:before="40"/>
+            </w:pPr>
+            <w:r>
+              <w:rPr>
+                <w:rFonts w:ascii="Calibri" w:cs="Calibri" w:eastAsia="Calibri" w:hAnsi="Calibri"/>
+                <w:b w:val="false"/>
+                <w:bCs w:val="false"/>
+                <w:sz w:val="20"/>
+                <w:szCs w:val="20"/>
+              </w:rPr>
+              <w:t xml:space="preserve">PB-14</w:t>
+            </w:r>
+          </w:p>
+        </w:tc>
+        <w:tc>
+          <w:tcPr>
+            <w:tcW w:type="dxa" w:w="3460"/>
+            <w:tcBorders>
+              <w:top w:val="single" w:color="C9D9D2" w:sz="4"/>
+              <w:left w:val="single" w:color="C9D9D2" w:sz="4"/>
+              <w:bottom w:val="single" w:color="C9D9D2" w:sz="4"/>
+              <w:right w:val="single" w:color="C9D9D2" w:sz="4"/>
+            </w:tcBorders>
+            <w:tcMar>
+              <w:top w:type="dxa" w:w="60"/>
+              <w:left w:type="dxa" w:w="100"/>
+              <w:bottom w:type="dxa" w:w="60"/>
+              <w:right w:type="dxa" w:w="100"/>
+            </w:tcMar>
+          </w:tcPr>
+          <w:p>
+            <w:pPr>
+              <w:spacing w:after="40" w:before="40"/>
+            </w:pPr>
+            <w:r>
+              <w:rPr>
+                <w:rFonts w:ascii="Calibri" w:cs="Calibri" w:eastAsia="Calibri" w:hAnsi="Calibri"/>
+                <w:b w:val="false"/>
+                <w:bCs w:val="false"/>
+                <w:sz w:val="20"/>
+                <w:szCs w:val="20"/>
+              </w:rPr>
+              <w:t xml:space="preserve">Payment failed - recover without losing the order</w:t>
+            </w:r>
+          </w:p>
+        </w:tc>
+        <w:tc>
+          <w:tcPr>
+            <w:tcW w:type="dxa" w:w="2400"/>
+            <w:tcBorders>
+              <w:top w:val="single" w:color="C9D9D2" w:sz="4"/>
+              <w:left w:val="single" w:color="C9D9D2" w:sz="4"/>
+              <w:bottom w:val="single" w:color="C9D9D2" w:sz="4"/>
+              <w:right w:val="single" w:color="C9D9D2" w:sz="4"/>
+            </w:tcBorders>
+            <w:tcMar>
+              <w:top w:type="dxa" w:w="60"/>
+              <w:left w:type="dxa" w:w="100"/>
+              <w:bottom w:type="dxa" w:w="60"/>
+              <w:right w:type="dxa" w:w="100"/>
+            </w:tcMar>
+          </w:tcPr>
+          <w:p>
+            <w:pPr>
+              <w:spacing w:after="40" w:before="40"/>
+            </w:pPr>
+            <w:r>
+              <w:rPr>
+                <w:rFonts w:ascii="Calibri" w:cs="Calibri" w:eastAsia="Calibri" w:hAnsi="Calibri"/>
+                <w:b w:val="false"/>
+                <w:bCs w:val="false"/>
+                <w:sz w:val="20"/>
+                <w:szCs w:val="20"/>
+              </w:rPr>
+              <w:t xml:space="preserve">Retry, state, branching</w:t>
+            </w:r>
+          </w:p>
+        </w:tc>
+        <w:tc>
+          <w:tcPr>
+            <w:tcW w:type="dxa" w:w="2700"/>
+            <w:tcBorders>
+              <w:top w:val="single" w:color="C9D9D2" w:sz="4"/>
+              <w:left w:val="single" w:color="C9D9D2" w:sz="4"/>
+              <w:bottom w:val="single" w:color="C9D9D2" w:sz="4"/>
+              <w:right w:val="single" w:color="C9D9D2" w:sz="4"/>
+            </w:tcBorders>
+            <w:tcMar>
+              <w:top w:type="dxa" w:w="60"/>
+              <w:left w:type="dxa" w:w="100"/>
+              <w:bottom w:type="dxa" w:w="60"/>
+              <w:right w:type="dxa" w:w="100"/>
+            </w:tcMar>
+          </w:tcPr>
+          <w:p>
+            <w:pPr>
+              <w:spacing w:after="40" w:before="40"/>
+            </w:pPr>
+            <w:r>
+              <w:rPr>
+                <w:rFonts w:ascii="Calibri" w:cs="Calibri" w:eastAsia="Calibri" w:hAnsi="Calibri"/>
+                <w:b w:val="false"/>
+                <w:bCs w:val="false"/>
+                <w:sz w:val="20"/>
+                <w:szCs w:val="20"/>
+              </w:rPr>
+              <w:t xml:space="preserve">External Systems Console (payments)</w:t>
+            </w:r>
+          </w:p>
+        </w:tc>
+      </w:tr>
+      <w:tr>
+        <w:trPr>
+          <w:tblHeader w:val="false"/>
+        </w:trPr>
+        <w:tc>
+          <w:tcPr>
+            <w:tcW w:type="dxa" w:w="800"/>
+            <w:tcBorders>
+              <w:top w:val="single" w:color="C9D9D2" w:sz="4"/>
+              <w:left w:val="single" w:color="C9D9D2" w:sz="4"/>
+              <w:bottom w:val="single" w:color="C9D9D2" w:sz="4"/>
+              <w:right w:val="single" w:color="C9D9D2" w:sz="4"/>
+            </w:tcBorders>
+            <w:tcMar>
+              <w:top w:type="dxa" w:w="60"/>
+              <w:left w:type="dxa" w:w="100"/>
+              <w:bottom w:type="dxa" w:w="60"/>
+              <w:right w:type="dxa" w:w="100"/>
+            </w:tcMar>
+          </w:tcPr>
+          <w:p>
+            <w:pPr>
+              <w:spacing w:after="40" w:before="40"/>
+            </w:pPr>
+            <w:r>
+              <w:rPr>
+                <w:rFonts w:ascii="Calibri" w:cs="Calibri" w:eastAsia="Calibri" w:hAnsi="Calibri"/>
+                <w:b w:val="false"/>
+                <w:bCs w:val="false"/>
+                <w:sz w:val="20"/>
+                <w:szCs w:val="20"/>
+              </w:rPr>
+              <w:t xml:space="preserve">PB-15</w:t>
+            </w:r>
+          </w:p>
+        </w:tc>
+        <w:tc>
+          <w:tcPr>
+            <w:tcW w:type="dxa" w:w="3460"/>
+            <w:tcBorders>
+              <w:top w:val="single" w:color="C9D9D2" w:sz="4"/>
+              <w:left w:val="single" w:color="C9D9D2" w:sz="4"/>
+              <w:bottom w:val="single" w:color="C9D9D2" w:sz="4"/>
+              <w:right w:val="single" w:color="C9D9D2" w:sz="4"/>
+            </w:tcBorders>
+            <w:tcMar>
+              <w:top w:type="dxa" w:w="60"/>
+              <w:left w:type="dxa" w:w="100"/>
+              <w:bottom w:type="dxa" w:w="60"/>
+              <w:right w:type="dxa" w:w="100"/>
+            </w:tcMar>
+          </w:tcPr>
+          <w:p>
+            <w:pPr>
+              <w:spacing w:after="40" w:before="40"/>
+            </w:pPr>
+            <w:r>
+              <w:rPr>
+                <w:rFonts w:ascii="Calibri" w:cs="Calibri" w:eastAsia="Calibri" w:hAnsi="Calibri"/>
+                <w:b w:val="false"/>
+                <w:bCs w:val="false"/>
+                <w:sz w:val="20"/>
+                <w:szCs w:val="20"/>
+              </w:rPr>
+              <w:t xml:space="preserve">The same webhook arrived twice</w:t>
+            </w:r>
+          </w:p>
+        </w:tc>
+        <w:tc>
+          <w:tcPr>
+            <w:tcW w:type="dxa" w:w="2400"/>
+            <w:tcBorders>
+              <w:top w:val="single" w:color="C9D9D2" w:sz="4"/>
+              <w:left w:val="single" w:color="C9D9D2" w:sz="4"/>
+              <w:bottom w:val="single" w:color="C9D9D2" w:sz="4"/>
+              <w:right w:val="single" w:color="C9D9D2" w:sz="4"/>
+            </w:tcBorders>
+            <w:tcMar>
+              <w:top w:type="dxa" w:w="60"/>
+              <w:left w:type="dxa" w:w="100"/>
+              <w:bottom w:type="dxa" w:w="60"/>
+              <w:right w:type="dxa" w:w="100"/>
+            </w:tcMar>
+          </w:tcPr>
+          <w:p>
+            <w:pPr>
+              <w:spacing w:after="40" w:before="40"/>
+            </w:pPr>
+            <w:r>
+              <w:rPr>
+                <w:rFonts w:ascii="Calibri" w:cs="Calibri" w:eastAsia="Calibri" w:hAnsi="Calibri"/>
+                <w:b w:val="false"/>
+                <w:bCs w:val="false"/>
+                <w:sz w:val="20"/>
+                <w:szCs w:val="20"/>
+              </w:rPr>
+              <w:t xml:space="preserve">Idempotency</w:t>
+            </w:r>
+          </w:p>
+        </w:tc>
+        <w:tc>
+          <w:tcPr>
+            <w:tcW w:type="dxa" w:w="2700"/>
+            <w:tcBorders>
+              <w:top w:val="single" w:color="C9D9D2" w:sz="4"/>
+              <w:left w:val="single" w:color="C9D9D2" w:sz="4"/>
+              <w:bottom w:val="single" w:color="C9D9D2" w:sz="4"/>
+              <w:right w:val="single" w:color="C9D9D2" w:sz="4"/>
+            </w:tcBorders>
+            <w:tcMar>
+              <w:top w:type="dxa" w:w="60"/>
+              <w:left w:type="dxa" w:w="100"/>
+              <w:bottom w:type="dxa" w:w="60"/>
+              <w:right w:type="dxa" w:w="100"/>
+            </w:tcMar>
+          </w:tcPr>
+          <w:p>
+            <w:pPr>
+              <w:spacing w:after="40" w:before="40"/>
+            </w:pPr>
+            <w:r>
+              <w:rPr>
+                <w:rFonts w:ascii="Calibri" w:cs="Calibri" w:eastAsia="Calibri" w:hAnsi="Calibri"/>
+                <w:b w:val="false"/>
+                <w:bCs w:val="false"/>
+                <w:sz w:val="20"/>
+                <w:szCs w:val="20"/>
+              </w:rPr>
+              <w:t xml:space="preserve">Console 'Send duplicate'</w:t>
+            </w:r>
+          </w:p>
+        </w:tc>
+      </w:tr>
+      <w:tr>
+        <w:trPr>
+          <w:tblHeader w:val="false"/>
+        </w:trPr>
+        <w:tc>
+          <w:tcPr>
+            <w:tcW w:type="dxa" w:w="800"/>
+            <w:tcBorders>
+              <w:top w:val="single" w:color="C9D9D2" w:sz="4"/>
+              <w:left w:val="single" w:color="C9D9D2" w:sz="4"/>
+              <w:bottom w:val="single" w:color="C9D9D2" w:sz="4"/>
+              <w:right w:val="single" w:color="C9D9D2" w:sz="4"/>
+            </w:tcBorders>
+            <w:tcMar>
+              <w:top w:type="dxa" w:w="60"/>
+              <w:left w:type="dxa" w:w="100"/>
+              <w:bottom w:type="dxa" w:w="60"/>
+              <w:right w:type="dxa" w:w="100"/>
+            </w:tcMar>
+          </w:tcPr>
+          <w:p>
+            <w:pPr>
+              <w:spacing w:after="40" w:before="40"/>
+            </w:pPr>
+            <w:r>
+              <w:rPr>
+                <w:rFonts w:ascii="Calibri" w:cs="Calibri" w:eastAsia="Calibri" w:hAnsi="Calibri"/>
+                <w:b w:val="false"/>
+                <w:bCs w:val="false"/>
+                <w:sz w:val="20"/>
+                <w:szCs w:val="20"/>
+              </w:rPr>
+              <w:t xml:space="preserve">PB-16</w:t>
+            </w:r>
+          </w:p>
+        </w:tc>
+        <w:tc>
+          <w:tcPr>
+            <w:tcW w:type="dxa" w:w="3460"/>
+            <w:tcBorders>
+              <w:top w:val="single" w:color="C9D9D2" w:sz="4"/>
+              <w:left w:val="single" w:color="C9D9D2" w:sz="4"/>
+              <w:bottom w:val="single" w:color="C9D9D2" w:sz="4"/>
+              <w:right w:val="single" w:color="C9D9D2" w:sz="4"/>
+            </w:tcBorders>
+            <w:tcMar>
+              <w:top w:type="dxa" w:w="60"/>
+              <w:left w:type="dxa" w:w="100"/>
+              <w:bottom w:type="dxa" w:w="60"/>
+              <w:right w:type="dxa" w:w="100"/>
+            </w:tcMar>
+          </w:tcPr>
+          <w:p>
+            <w:pPr>
+              <w:spacing w:after="40" w:before="40"/>
+            </w:pPr>
+            <w:r>
+              <w:rPr>
+                <w:rFonts w:ascii="Calibri" w:cs="Calibri" w:eastAsia="Calibri" w:hAnsi="Calibri"/>
+                <w:b w:val="false"/>
+                <w:bCs w:val="false"/>
+                <w:sz w:val="20"/>
+                <w:szCs w:val="20"/>
+              </w:rPr>
+              <w:t xml:space="preserve">Track the package: react to carrier events</w:t>
+            </w:r>
+          </w:p>
+        </w:tc>
+        <w:tc>
+          <w:tcPr>
+            <w:tcW w:type="dxa" w:w="2400"/>
+            <w:tcBorders>
+              <w:top w:val="single" w:color="C9D9D2" w:sz="4"/>
+              <w:left w:val="single" w:color="C9D9D2" w:sz="4"/>
+              <w:bottom w:val="single" w:color="C9D9D2" w:sz="4"/>
+              <w:right w:val="single" w:color="C9D9D2" w:sz="4"/>
+            </w:tcBorders>
+            <w:tcMar>
+              <w:top w:type="dxa" w:w="60"/>
+              <w:left w:type="dxa" w:w="100"/>
+              <w:bottom w:type="dxa" w:w="60"/>
+              <w:right w:type="dxa" w:w="100"/>
+            </w:tcMar>
+          </w:tcPr>
+          <w:p>
+            <w:pPr>
+              <w:spacing w:after="40" w:before="40"/>
+            </w:pPr>
+            <w:r>
+              <w:rPr>
+                <w:rFonts w:ascii="Calibri" w:cs="Calibri" w:eastAsia="Calibri" w:hAnsi="Calibri"/>
+                <w:b w:val="false"/>
+                <w:bCs w:val="false"/>
+                <w:sz w:val="20"/>
+                <w:szCs w:val="20"/>
+              </w:rPr>
+              <w:t xml:space="preserve">Async events, state machines</w:t>
+            </w:r>
+          </w:p>
+        </w:tc>
+        <w:tc>
+          <w:tcPr>
+            <w:tcW w:type="dxa" w:w="2700"/>
+            <w:tcBorders>
+              <w:top w:val="single" w:color="C9D9D2" w:sz="4"/>
+              <w:left w:val="single" w:color="C9D9D2" w:sz="4"/>
+              <w:bottom w:val="single" w:color="C9D9D2" w:sz="4"/>
+              <w:right w:val="single" w:color="C9D9D2" w:sz="4"/>
+            </w:tcBorders>
+            <w:tcMar>
+              <w:top w:type="dxa" w:w="60"/>
+              <w:left w:type="dxa" w:w="100"/>
+              <w:bottom w:type="dxa" w:w="60"/>
+              <w:right w:type="dxa" w:w="100"/>
+            </w:tcMar>
+          </w:tcPr>
+          <w:p>
+            <w:pPr>
+              <w:spacing w:after="40" w:before="40"/>
+            </w:pPr>
+            <w:r>
+              <w:rPr>
+                <w:rFonts w:ascii="Calibri" w:cs="Calibri" w:eastAsia="Calibri" w:hAnsi="Calibri"/>
+                <w:b w:val="false"/>
+                <w:bCs w:val="false"/>
+                <w:sz w:val="20"/>
+                <w:szCs w:val="20"/>
+              </w:rPr>
+              <w:t xml:space="preserve">Console shipping tab</w:t>
+            </w:r>
+          </w:p>
+        </w:tc>
+      </w:tr>
+      <w:tr>
+        <w:trPr>
+          <w:tblHeader w:val="false"/>
+        </w:trPr>
+        <w:tc>
+          <w:tcPr>
+            <w:tcW w:type="dxa" w:w="800"/>
+            <w:tcBorders>
+              <w:top w:val="single" w:color="C9D9D2" w:sz="4"/>
+              <w:left w:val="single" w:color="C9D9D2" w:sz="4"/>
+              <w:bottom w:val="single" w:color="C9D9D2" w:sz="4"/>
+              <w:right w:val="single" w:color="C9D9D2" w:sz="4"/>
+            </w:tcBorders>
+            <w:tcMar>
+              <w:top w:type="dxa" w:w="60"/>
+              <w:left w:type="dxa" w:w="100"/>
+              <w:bottom w:type="dxa" w:w="60"/>
+              <w:right w:type="dxa" w:w="100"/>
+            </w:tcMar>
+          </w:tcPr>
+          <w:p>
+            <w:pPr>
+              <w:spacing w:after="40" w:before="40"/>
+            </w:pPr>
+            <w:r>
+              <w:rPr>
+                <w:rFonts w:ascii="Calibri" w:cs="Calibri" w:eastAsia="Calibri" w:hAnsi="Calibri"/>
+                <w:b w:val="false"/>
+                <w:bCs w:val="false"/>
+                <w:sz w:val="20"/>
+                <w:szCs w:val="20"/>
+              </w:rPr>
+              <w:t xml:space="preserve">PB-17</w:t>
+            </w:r>
+          </w:p>
+        </w:tc>
+        <w:tc>
+          <w:tcPr>
+            <w:tcW w:type="dxa" w:w="3460"/>
+            <w:tcBorders>
+              <w:top w:val="single" w:color="C9D9D2" w:sz="4"/>
+              <w:left w:val="single" w:color="C9D9D2" w:sz="4"/>
+              <w:bottom w:val="single" w:color="C9D9D2" w:sz="4"/>
+              <w:right w:val="single" w:color="C9D9D2" w:sz="4"/>
+            </w:tcBorders>
+            <w:tcMar>
+              <w:top w:type="dxa" w:w="60"/>
+              <w:left w:type="dxa" w:w="100"/>
+              <w:bottom w:type="dxa" w:w="60"/>
+              <w:right w:type="dxa" w:w="100"/>
+            </w:tcMar>
+          </w:tcPr>
+          <w:p>
+            <w:pPr>
+              <w:spacing w:after="40" w:before="40"/>
+            </w:pPr>
+            <w:r>
+              <w:rPr>
+                <w:rFonts w:ascii="Calibri" w:cs="Calibri" w:eastAsia="Calibri" w:hAnsi="Calibri"/>
+                <w:b w:val="false"/>
+                <w:bCs w:val="false"/>
+                <w:sz w:val="20"/>
+                <w:szCs w:val="20"/>
+              </w:rPr>
+              <w:t xml:space="preserve">The shipment that never arrived</w:t>
+            </w:r>
+          </w:p>
+        </w:tc>
+        <w:tc>
+          <w:tcPr>
+            <w:tcW w:type="dxa" w:w="2400"/>
+            <w:tcBorders>
+              <w:top w:val="single" w:color="C9D9D2" w:sz="4"/>
+              <w:left w:val="single" w:color="C9D9D2" w:sz="4"/>
+              <w:bottom w:val="single" w:color="C9D9D2" w:sz="4"/>
+              <w:right w:val="single" w:color="C9D9D2" w:sz="4"/>
+            </w:tcBorders>
+            <w:tcMar>
+              <w:top w:type="dxa" w:w="60"/>
+              <w:left w:type="dxa" w:w="100"/>
+              <w:bottom w:type="dxa" w:w="60"/>
+              <w:right w:type="dxa" w:w="100"/>
+            </w:tcMar>
+          </w:tcPr>
+          <w:p>
+            <w:pPr>
+              <w:spacing w:after="40" w:before="40"/>
+            </w:pPr>
+            <w:r>
+              <w:rPr>
+                <w:rFonts w:ascii="Calibri" w:cs="Calibri" w:eastAsia="Calibri" w:hAnsi="Calibri"/>
+                <w:b w:val="false"/>
+                <w:bCs w:val="false"/>
+                <w:sz w:val="20"/>
+                <w:szCs w:val="20"/>
+              </w:rPr>
+              <w:t xml:space="preserve">Watchdogs, timeouts</w:t>
+            </w:r>
+          </w:p>
+        </w:tc>
+        <w:tc>
+          <w:tcPr>
+            <w:tcW w:type="dxa" w:w="2700"/>
+            <w:tcBorders>
+              <w:top w:val="single" w:color="C9D9D2" w:sz="4"/>
+              <w:left w:val="single" w:color="C9D9D2" w:sz="4"/>
+              <w:bottom w:val="single" w:color="C9D9D2" w:sz="4"/>
+              <w:right w:val="single" w:color="C9D9D2" w:sz="4"/>
+            </w:tcBorders>
+            <w:tcMar>
+              <w:top w:type="dxa" w:w="60"/>
+              <w:left w:type="dxa" w:w="100"/>
+              <w:bottom w:type="dxa" w:w="60"/>
+              <w:right w:type="dxa" w:w="100"/>
+            </w:tcMar>
+          </w:tcPr>
+          <w:p>
+            <w:pPr>
+              <w:spacing w:after="40" w:before="40"/>
+            </w:pPr>
+            <w:r>
+              <w:rPr>
+                <w:rFonts w:ascii="Calibri" w:cs="Calibri" w:eastAsia="Calibri" w:hAnsi="Calibri"/>
+                <w:b w:val="false"/>
+                <w:bCs w:val="false"/>
+                <w:sz w:val="20"/>
+                <w:szCs w:val="20"/>
+              </w:rPr>
+              <w:t xml:space="preserve">Console 'Stop sequence'</w:t>
+            </w:r>
+          </w:p>
+        </w:tc>
+      </w:tr>
+      <w:tr>
+        <w:trPr>
+          <w:tblHeader w:val="false"/>
+        </w:trPr>
+        <w:tc>
+          <w:tcPr>
+            <w:tcW w:type="dxa" w:w="800"/>
+            <w:tcBorders>
+              <w:top w:val="single" w:color="C9D9D2" w:sz="4"/>
+              <w:left w:val="single" w:color="C9D9D2" w:sz="4"/>
+              <w:bottom w:val="single" w:color="C9D9D2" w:sz="4"/>
+              <w:right w:val="single" w:color="C9D9D2" w:sz="4"/>
+            </w:tcBorders>
+            <w:tcMar>
+              <w:top w:type="dxa" w:w="60"/>
+              <w:left w:type="dxa" w:w="100"/>
+              <w:bottom w:type="dxa" w:w="60"/>
+              <w:right w:type="dxa" w:w="100"/>
+            </w:tcMar>
+          </w:tcPr>
+          <w:p>
+            <w:pPr>
+              <w:spacing w:after="40" w:before="40"/>
+            </w:pPr>
+            <w:r>
+              <w:rPr>
+                <w:rFonts w:ascii="Calibri" w:cs="Calibri" w:eastAsia="Calibri" w:hAnsi="Calibri"/>
+                <w:b w:val="false"/>
+                <w:bCs w:val="false"/>
+                <w:sz w:val="20"/>
+                <w:szCs w:val="20"/>
+              </w:rPr>
+              <w:t xml:space="preserve">PB-18</w:t>
+            </w:r>
+          </w:p>
+        </w:tc>
+        <w:tc>
+          <w:tcPr>
+            <w:tcW w:type="dxa" w:w="3460"/>
+            <w:tcBorders>
+              <w:top w:val="single" w:color="C9D9D2" w:sz="4"/>
+              <w:left w:val="single" w:color="C9D9D2" w:sz="4"/>
+              <w:bottom w:val="single" w:color="C9D9D2" w:sz="4"/>
+              <w:right w:val="single" w:color="C9D9D2" w:sz="4"/>
+            </w:tcBorders>
+            <w:tcMar>
+              <w:top w:type="dxa" w:w="60"/>
+              <w:left w:type="dxa" w:w="100"/>
+              <w:bottom w:type="dxa" w:w="60"/>
+              <w:right w:type="dxa" w:w="100"/>
+            </w:tcMar>
+          </w:tcPr>
+          <w:p>
+            <w:pPr>
+              <w:spacing w:after="40" w:before="40"/>
+            </w:pPr>
+            <w:r>
+              <w:rPr>
+                <w:rFonts w:ascii="Calibri" w:cs="Calibri" w:eastAsia="Calibri" w:hAnsi="Calibri"/>
+                <w:b w:val="false"/>
+                <w:bCs w:val="false"/>
+                <w:sz w:val="20"/>
+                <w:szCs w:val="20"/>
+              </w:rPr>
+              <w:t xml:space="preserve">'Delivered' before 'in transit': out-of-order events</w:t>
+            </w:r>
+          </w:p>
+        </w:tc>
+        <w:tc>
+          <w:tcPr>
+            <w:tcW w:type="dxa" w:w="2400"/>
+            <w:tcBorders>
+              <w:top w:val="single" w:color="C9D9D2" w:sz="4"/>
+              <w:left w:val="single" w:color="C9D9D2" w:sz="4"/>
+              <w:bottom w:val="single" w:color="C9D9D2" w:sz="4"/>
+              <w:right w:val="single" w:color="C9D9D2" w:sz="4"/>
+            </w:tcBorders>
+            <w:tcMar>
+              <w:top w:type="dxa" w:w="60"/>
+              <w:left w:type="dxa" w:w="100"/>
+              <w:bottom w:type="dxa" w:w="60"/>
+              <w:right w:type="dxa" w:w="100"/>
+            </w:tcMar>
+          </w:tcPr>
+          <w:p>
+            <w:pPr>
+              <w:spacing w:after="40" w:before="40"/>
+            </w:pPr>
+            <w:r>
+              <w:rPr>
+                <w:rFonts w:ascii="Calibri" w:cs="Calibri" w:eastAsia="Calibri" w:hAnsi="Calibri"/>
+                <w:b w:val="false"/>
+                <w:bCs w:val="false"/>
+                <w:sz w:val="20"/>
+                <w:szCs w:val="20"/>
+              </w:rPr>
+              <w:t xml:space="preserve">Event consistency</w:t>
+            </w:r>
+          </w:p>
+        </w:tc>
+        <w:tc>
+          <w:tcPr>
+            <w:tcW w:type="dxa" w:w="2700"/>
+            <w:tcBorders>
+              <w:top w:val="single" w:color="C9D9D2" w:sz="4"/>
+              <w:left w:val="single" w:color="C9D9D2" w:sz="4"/>
+              <w:bottom w:val="single" w:color="C9D9D2" w:sz="4"/>
+              <w:right w:val="single" w:color="C9D9D2" w:sz="4"/>
+            </w:tcBorders>
+            <w:tcMar>
+              <w:top w:type="dxa" w:w="60"/>
+              <w:left w:type="dxa" w:w="100"/>
+              <w:bottom w:type="dxa" w:w="60"/>
+              <w:right w:type="dxa" w:w="100"/>
+            </w:tcMar>
+          </w:tcPr>
+          <w:p>
+            <w:pPr>
+              <w:spacing w:after="40" w:before="40"/>
+            </w:pPr>
+            <w:r>
+              <w:rPr>
+                <w:rFonts w:ascii="Calibri" w:cs="Calibri" w:eastAsia="Calibri" w:hAnsi="Calibri"/>
+                <w:b w:val="false"/>
+                <w:bCs w:val="false"/>
+                <w:sz w:val="20"/>
+                <w:szCs w:val="20"/>
+              </w:rPr>
+              <w:t xml:space="preserve">Console 'Send out of order'</w:t>
+            </w:r>
+          </w:p>
+        </w:tc>
+      </w:tr>
+      <w:tr>
+        <w:trPr>
+          <w:tblHeader w:val="false"/>
+        </w:trPr>
+        <w:tc>
+          <w:tcPr>
+            <w:tcW w:type="dxa" w:w="800"/>
+            <w:tcBorders>
+              <w:top w:val="single" w:color="C9D9D2" w:sz="4"/>
+              <w:left w:val="single" w:color="C9D9D2" w:sz="4"/>
+              <w:bottom w:val="single" w:color="C9D9D2" w:sz="4"/>
+              <w:right w:val="single" w:color="C9D9D2" w:sz="4"/>
+            </w:tcBorders>
+            <w:tcMar>
+              <w:top w:type="dxa" w:w="60"/>
+              <w:left w:type="dxa" w:w="100"/>
+              <w:bottom w:type="dxa" w:w="60"/>
+              <w:right w:type="dxa" w:w="100"/>
+            </w:tcMar>
+          </w:tcPr>
+          <w:p>
+            <w:pPr>
+              <w:spacing w:after="40" w:before="40"/>
+            </w:pPr>
+            <w:r>
+              <w:rPr>
+                <w:rFonts w:ascii="Calibri" w:cs="Calibri" w:eastAsia="Calibri" w:hAnsi="Calibri"/>
+                <w:b w:val="false"/>
+                <w:bCs w:val="false"/>
+                <w:sz w:val="20"/>
+                <w:szCs w:val="20"/>
+              </w:rPr>
+              <w:t xml:space="preserve">PB-19</w:t>
+            </w:r>
+          </w:p>
+        </w:tc>
+        <w:tc>
+          <w:tcPr>
+            <w:tcW w:type="dxa" w:w="3460"/>
+            <w:tcBorders>
+              <w:top w:val="single" w:color="C9D9D2" w:sz="4"/>
+              <w:left w:val="single" w:color="C9D9D2" w:sz="4"/>
+              <w:bottom w:val="single" w:color="C9D9D2" w:sz="4"/>
+              <w:right w:val="single" w:color="C9D9D2" w:sz="4"/>
+            </w:tcBorders>
+            <w:tcMar>
+              <w:top w:type="dxa" w:w="60"/>
+              <w:left w:type="dxa" w:w="100"/>
+              <w:bottom w:type="dxa" w:w="60"/>
+              <w:right w:type="dxa" w:w="100"/>
+            </w:tcMar>
+          </w:tcPr>
+          <w:p>
+            <w:pPr>
+              <w:spacing w:after="40" w:before="40"/>
+            </w:pPr>
+            <w:r>
+              <w:rPr>
+                <w:rFonts w:ascii="Calibri" w:cs="Calibri" w:eastAsia="Calibri" w:hAnsi="Calibri"/>
+                <w:b w:val="false"/>
+                <w:bCs w:val="false"/>
+                <w:sz w:val="20"/>
+                <w:szCs w:val="20"/>
+              </w:rPr>
+              <w:t xml:space="preserve">Do not fulfill until payment AND approval</w:t>
+            </w:r>
+          </w:p>
+        </w:tc>
+        <w:tc>
+          <w:tcPr>
+            <w:tcW w:type="dxa" w:w="2400"/>
+            <w:tcBorders>
+              <w:top w:val="single" w:color="C9D9D2" w:sz="4"/>
+              <w:left w:val="single" w:color="C9D9D2" w:sz="4"/>
+              <w:bottom w:val="single" w:color="C9D9D2" w:sz="4"/>
+              <w:right w:val="single" w:color="C9D9D2" w:sz="4"/>
+            </w:tcBorders>
+            <w:tcMar>
+              <w:top w:type="dxa" w:w="60"/>
+              <w:left w:type="dxa" w:w="100"/>
+              <w:bottom w:type="dxa" w:w="60"/>
+              <w:right w:type="dxa" w:w="100"/>
+            </w:tcMar>
+          </w:tcPr>
+          <w:p>
+            <w:pPr>
+              <w:spacing w:after="40" w:before="40"/>
+            </w:pPr>
+            <w:r>
+              <w:rPr>
+                <w:rFonts w:ascii="Calibri" w:cs="Calibri" w:eastAsia="Calibri" w:hAnsi="Calibri"/>
+                <w:b w:val="false"/>
+                <w:bCs w:val="false"/>
+                <w:sz w:val="20"/>
+                <w:szCs w:val="20"/>
+              </w:rPr>
+              <w:t xml:space="preserve">Rendezvous / synchronization</w:t>
+            </w:r>
+          </w:p>
+        </w:tc>
+        <w:tc>
+          <w:tcPr>
+            <w:tcW w:type="dxa" w:w="2700"/>
+            <w:tcBorders>
+              <w:top w:val="single" w:color="C9D9D2" w:sz="4"/>
+              <w:left w:val="single" w:color="C9D9D2" w:sz="4"/>
+              <w:bottom w:val="single" w:color="C9D9D2" w:sz="4"/>
+              <w:right w:val="single" w:color="C9D9D2" w:sz="4"/>
+            </w:tcBorders>
+            <w:tcMar>
+              <w:top w:type="dxa" w:w="60"/>
+              <w:left w:type="dxa" w:w="100"/>
+              <w:bottom w:type="dxa" w:w="60"/>
+              <w:right w:type="dxa" w:w="100"/>
+            </w:tcMar>
+          </w:tcPr>
+          <w:p>
+            <w:pPr>
+              <w:spacing w:after="40" w:before="40"/>
+            </w:pPr>
+            <w:r>
+              <w:rPr>
+                <w:rFonts w:ascii="Calibri" w:cs="Calibri" w:eastAsia="Calibri" w:hAnsi="Calibri"/>
+                <w:b w:val="false"/>
+                <w:bCs w:val="false"/>
+                <w:sz w:val="20"/>
+                <w:szCs w:val="20"/>
+              </w:rPr>
+              <w:t xml:space="preserve">Console + Approvals Desk</w:t>
+            </w:r>
+          </w:p>
+        </w:tc>
+      </w:tr>
+      <w:tr>
+        <w:trPr>
+          <w:tblHeader w:val="false"/>
+        </w:trPr>
+        <w:tc>
+          <w:tcPr>
+            <w:tcW w:type="dxa" w:w="800"/>
+            <w:tcBorders>
+              <w:top w:val="single" w:color="C9D9D2" w:sz="4"/>
+              <w:left w:val="single" w:color="C9D9D2" w:sz="4"/>
+              <w:bottom w:val="single" w:color="C9D9D2" w:sz="4"/>
+              <w:right w:val="single" w:color="C9D9D2" w:sz="4"/>
+            </w:tcBorders>
+            <w:tcMar>
+              <w:top w:type="dxa" w:w="60"/>
+              <w:left w:type="dxa" w:w="100"/>
+              <w:bottom w:type="dxa" w:w="60"/>
+              <w:right w:type="dxa" w:w="100"/>
+            </w:tcMar>
+          </w:tcPr>
+          <w:p>
+            <w:pPr>
+              <w:spacing w:after="40" w:before="40"/>
+            </w:pPr>
+            <w:r>
+              <w:rPr>
+                <w:rFonts w:ascii="Calibri" w:cs="Calibri" w:eastAsia="Calibri" w:hAnsi="Calibri"/>
+                <w:b w:val="false"/>
+                <w:bCs w:val="false"/>
+                <w:sz w:val="20"/>
+                <w:szCs w:val="20"/>
+              </w:rPr>
+              <w:t xml:space="preserve">PB-20</w:t>
+            </w:r>
+          </w:p>
+        </w:tc>
+        <w:tc>
+          <w:tcPr>
+            <w:tcW w:type="dxa" w:w="3460"/>
+            <w:tcBorders>
+              <w:top w:val="single" w:color="C9D9D2" w:sz="4"/>
+              <w:left w:val="single" w:color="C9D9D2" w:sz="4"/>
+              <w:bottom w:val="single" w:color="C9D9D2" w:sz="4"/>
+              <w:right w:val="single" w:color="C9D9D2" w:sz="4"/>
+            </w:tcBorders>
+            <w:tcMar>
+              <w:top w:type="dxa" w:w="60"/>
+              <w:left w:type="dxa" w:w="100"/>
+              <w:bottom w:type="dxa" w:w="60"/>
+              <w:right w:type="dxa" w:w="100"/>
+            </w:tcMar>
+          </w:tcPr>
+          <w:p>
+            <w:pPr>
+              <w:spacing w:after="40" w:before="40"/>
+            </w:pPr>
+            <w:r>
+              <w:rPr>
+                <w:rFonts w:ascii="Calibri" w:cs="Calibri" w:eastAsia="Calibri" w:hAnsi="Calibri"/>
+                <w:b w:val="false"/>
+                <w:bCs w:val="false"/>
+                <w:sz w:val="20"/>
+                <w:szCs w:val="20"/>
+              </w:rPr>
+              <w:t xml:space="preserve">The abandoned cart follow-up</w:t>
+            </w:r>
+          </w:p>
+        </w:tc>
+        <w:tc>
+          <w:tcPr>
+            <w:tcW w:type="dxa" w:w="2400"/>
+            <w:tcBorders>
+              <w:top w:val="single" w:color="C9D9D2" w:sz="4"/>
+              <w:left w:val="single" w:color="C9D9D2" w:sz="4"/>
+              <w:bottom w:val="single" w:color="C9D9D2" w:sz="4"/>
+              <w:right w:val="single" w:color="C9D9D2" w:sz="4"/>
+            </w:tcBorders>
+            <w:tcMar>
+              <w:top w:type="dxa" w:w="60"/>
+              <w:left w:type="dxa" w:w="100"/>
+              <w:bottom w:type="dxa" w:w="60"/>
+              <w:right w:type="dxa" w:w="100"/>
+            </w:tcMar>
+          </w:tcPr>
+          <w:p>
+            <w:pPr>
+              <w:spacing w:after="40" w:before="40"/>
+            </w:pPr>
+            <w:r>
+              <w:rPr>
+                <w:rFonts w:ascii="Calibri" w:cs="Calibri" w:eastAsia="Calibri" w:hAnsi="Calibri"/>
+                <w:b w:val="false"/>
+                <w:bCs w:val="false"/>
+                <w:sz w:val="20"/>
+                <w:szCs w:val="20"/>
+              </w:rPr>
+              <w:t xml:space="preserve">Delayed automation</w:t>
+            </w:r>
+          </w:p>
+        </w:tc>
+        <w:tc>
+          <w:tcPr>
+            <w:tcW w:type="dxa" w:w="2700"/>
+            <w:tcBorders>
+              <w:top w:val="single" w:color="C9D9D2" w:sz="4"/>
+              <w:left w:val="single" w:color="C9D9D2" w:sz="4"/>
+              <w:bottom w:val="single" w:color="C9D9D2" w:sz="4"/>
+              <w:right w:val="single" w:color="C9D9D2" w:sz="4"/>
+            </w:tcBorders>
+            <w:tcMar>
+              <w:top w:type="dxa" w:w="60"/>
+              <w:left w:type="dxa" w:w="100"/>
+              <w:bottom w:type="dxa" w:w="60"/>
+              <w:right w:type="dxa" w:w="100"/>
+            </w:tcMar>
+          </w:tcPr>
+          <w:p>
+            <w:pPr>
+              <w:spacing w:after="40" w:before="40"/>
+            </w:pPr>
+            <w:r>
+              <w:rPr>
+                <w:rFonts w:ascii="Calibri" w:cs="Calibri" w:eastAsia="Calibri" w:hAnsi="Calibri"/>
+                <w:b w:val="false"/>
+                <w:bCs w:val="false"/>
+                <w:sz w:val="20"/>
+                <w:szCs w:val="20"/>
+              </w:rPr>
+              <w:t xml:space="preserve">Checkout abandon control</w:t>
+            </w:r>
+          </w:p>
+        </w:tc>
+      </w:tr>
+    </w:tbl>
+    <w:p>
+      <w:pPr>
+        <w:spacing w:after="60"/>
+      </w:pPr>
+      <w:r>
+        <w:rPr>
+          <w:rFonts w:ascii="Calibri" w:cs="Calibri" w:eastAsia="Calibri" w:hAnsi="Calibri"/>
+          <w:sz w:val="22"/>
+          <w:szCs w:val="22"/>
+        </w:rPr>
+        <w:t xml:space="preserve"/>
+      </w:r>
+    </w:p>
+    <w:p>
+      <w:pPr>
+        <w:pStyle w:val="Heading3"/>
+        <w:spacing w:after="120" w:before="200"/>
+      </w:pPr>
+      <w:r>
+        <w:rPr>
+          <w:rFonts w:ascii="Calibri" w:cs="Calibri" w:eastAsia="Calibri" w:hAnsi="Calibri"/>
+          <w:b/>
+          <w:bCs/>
+          <w:color w:val="595959"/>
+          <w:sz w:val="23"/>
+          <w:szCs w:val="23"/>
+        </w:rPr>
+        <w:t xml:space="preserve">Skills explained in FR-105 (AI)</w:t>
       </w:r>
     </w:p>
     <w:tbl>
@@ -25501,6 +26686,19 @@
           <w:szCs w:val="22"/>
         </w:rPr>
         <w:t xml:space="preserve">The launch catalog is curated from a larger scenario library (reorder and backorder workflows, exchanges, anomaly detection, fraud triage, daily AI operations summaries, natural-language operations queries, an autonomous exception agent, and more). The library is maintained as the Playbook backlog; reconciliation and exception reporting are deliberately reserved for FR-106 itself rather than duplicated as recipes. New product capabilities enter the program as recipes first - a recipe is cheaper to produce and revise than a course lesson - and graduate into the ladder only when they become foundational.</w:t>
+      </w:r>
+    </w:p>
+    <w:p>
+      <w:pPr>
+        <w:spacing w:after="160" w:line="276"/>
+      </w:pPr>
+      <w:r>
+        <w:rPr>
+          <w:rFonts w:ascii="Calibri" w:cs="Calibri" w:eastAsia="Calibri" w:hAnsi="Calibri"/>
+          <w:sz w:val="22"/>
+          <w:szCs w:val="22"/>
+        </w:rPr>
+        <w:t xml:space="preserve">Quick Wins credit into the ladder. Completing QW-01 satisfies FR-101 Module 1 - the same automation, built the same way. A Quick Win graduate who opens FR-101 is greeted with "you already made this work - now let's understand what you built" and starts at Module 2; the Map treats the two nodes as equivalent. Quick Win to course must feel like progression, never repetition.</w:t>
       </w:r>
     </w:p>
     <w:p>
@@ -25583,7 +26781,20 @@
           <w:sz w:val="32"/>
           <w:szCs w:val="32"/>
         </w:rPr>
-        <w:t xml:space="preserve">9. Cross-Course Instructional Design</w:t>
+        <w:t xml:space="preserve">9. Instructional Design, Retention, and Conversion Architecture</w:t>
+      </w:r>
+    </w:p>
+    <w:p>
+      <w:pPr>
+        <w:spacing w:after="160" w:line="276"/>
+      </w:pPr>
+      <w:r>
+        <w:rPr>
+          <w:rFonts w:ascii="Calibri" w:cs="Calibri" w:eastAsia="Calibri" w:hAnsi="Calibri"/>
+          <w:sz w:val="22"/>
+          <w:szCs w:val="22"/>
+        </w:rPr>
+        <w:t xml:space="preserve">Discovery is the acquisition program's job; this program's job begins when a person arrives. It is designed against three failure modes, named as this program's own definition of failure: the visitor walks away before starting; the learner drops off before completing; the graduate never converts to automating their own work in the product. Sections 9.1-9.3 carry the lesson-level design; 9.4-9.6 carry the mechanism aimed at each failure mode in turn.</w:t>
       </w:r>
     </w:p>
     <w:p>
@@ -25630,7 +26841,37 @@
           <w:sz w:val="26"/>
           <w:szCs w:val="26"/>
         </w:rPr>
-        <w:t xml:space="preserve">9.2 Practice and assessment</w:t>
+        <w:t xml:space="preserve">9.2 The "make it yours" beat</w:t>
+      </w:r>
+    </w:p>
+    <w:p>
+      <w:pPr>
+        <w:spacing w:after="160" w:line="276"/>
+      </w:pPr>
+      <w:r>
+        <w:rPr>
+          <w:rFonts w:ascii="Calibri" w:cs="Calibri" w:eastAsia="Calibri" w:hAnsi="Calibri"/>
+          <w:sz w:val="22"/>
+          <w:szCs w:val="22"/>
+        </w:rPr>
+        <w:t xml:space="preserve">One World is the program's production backbone, but it carries a transfer tax: the learner automating lead qualification for a consulting firm must translate seeds into their own records. Every capstone and recipe therefore ends with a thirty-second "make it yours" beat: the instructor explicitly maps the Flowland objects to two or three other domains (orders to tickets to leads; the approval to your manager; the inventory service to your internal API), and the closing exercise names variants in those domains. The translation is taught, never left to the learner.</w:t>
+      </w:r>
+    </w:p>
+    <w:p>
+      <w:pPr>
+        <w:pStyle w:val="Heading2"/>
+        <w:spacing w:after="160" w:before="280"/>
+      </w:pPr>
+      <w:r>
+        <w:rPr>
+          <w:rFonts w:ascii="Calibri" w:cs="Calibri" w:eastAsia="Calibri" w:hAnsi="Calibri"/>
+          <w:b/>
+          <w:bCs/>
+          <w:color w:val="244A3C"/>
+          <w:sz w:val="26"/>
+          <w:szCs w:val="26"/>
+        </w:rPr>
+        <w:t xml:space="preserve">9.3 Practice and assessment</w:t>
       </w:r>
     </w:p>
     <w:p>
@@ -25644,6 +26885,109 @@
           <w:szCs w:val="22"/>
         </w:rPr>
         <w:t xml:space="preserve">Watching produces familiarity; building produces competence. Each module ends with a short exercise performed in the learner's own workspace against the Flowland site - a variation on what was just built, not a repetition - with a checklist of what the finished result should do. Each course ends with its capstone plus a short knowledge check (eight to twelve questions) targeting the judgments exercises cannot verify, such as when Shared Memory is appropriate or why a LIVE version is never edited in place. Testing in FlowRunner costs no executions, which the training states early and often: learners should feel free to experiment.</w:t>
+      </w:r>
+    </w:p>
+    <w:p>
+      <w:pPr>
+        <w:pStyle w:val="Heading2"/>
+        <w:spacing w:after="160" w:before="280"/>
+      </w:pPr>
+      <w:r>
+        <w:rPr>
+          <w:rFonts w:ascii="Calibri" w:cs="Calibri" w:eastAsia="Calibri" w:hAnsi="Calibri"/>
+          <w:b/>
+          <w:bCs/>
+          <w:color w:val="244A3C"/>
+          <w:sz w:val="26"/>
+          <w:szCs w:val="26"/>
+        </w:rPr>
+        <w:t xml:space="preserve">9.4 Against walking away: the zero-commitment path</w:t>
+      </w:r>
+    </w:p>
+    <w:p>
+      <w:pPr>
+        <w:spacing w:after="160" w:line="276"/>
+      </w:pPr>
+      <w:r>
+        <w:rPr>
+          <w:rFonts w:ascii="Calibri" w:cs="Calibri" w:eastAsia="Calibri" w:hAnsi="Calibri"/>
+          <w:sz w:val="22"/>
+          <w:szCs w:val="22"/>
+        </w:rPr>
+        <w:t xml:space="preserve">Value must be visible before anything is asked. Every entry asset - recipe page, course page, Map node - shows the finished result working in its first thirty seconds, and carries an honest time-and-difficulty label ("15 minutes, no experience needed"). Flowland adds a demo mode: a "see it work first" control on the Contact page fires a house-hosted demo flow, so a visitor watches a real automation answer a real form before creating anything at all. FlowRunner signup happens mid-recipe, at the moment the learner needs their own workspace, framed as "connect your workspace" - never as a registration wall at the door. Nothing about the program is gated before that moment: videos, written tutorials, the Map, and the demo all work logged out.</w:t>
+      </w:r>
+    </w:p>
+    <w:p>
+      <w:pPr>
+        <w:pStyle w:val="Heading2"/>
+        <w:spacing w:after="160" w:before="280"/>
+      </w:pPr>
+      <w:r>
+        <w:rPr>
+          <w:rFonts w:ascii="Calibri" w:cs="Calibri" w:eastAsia="Calibri" w:hAnsi="Calibri"/>
+          <w:b/>
+          <w:bCs/>
+          <w:color w:val="244A3C"/>
+          <w:sz w:val="26"/>
+          <w:szCs w:val="26"/>
+        </w:rPr>
+        <w:t xml:space="preserve">9.5 Against dropping off: win cadence, unstuck paths, re-entry</w:t>
+      </w:r>
+    </w:p>
+    <w:p>
+      <w:pPr>
+        <w:spacing w:after="160" w:line="276"/>
+      </w:pPr>
+      <w:r>
+        <w:rPr>
+          <w:rFonts w:ascii="Calibri" w:cs="Calibri" w:eastAsia="Calibri" w:hAnsi="Calibri"/>
+          <w:sz w:val="22"/>
+          <w:szCs w:val="22"/>
+        </w:rPr>
+        <w:t xml:space="preserve">Three rules target the known drop points. The win cadence rule: no module ends without something newly working - conceptual material (FR-102's data lessons are the classic beginner graveyard) is always harnessed to a visible payoff within its own module, never deferred to a later one. The unstuck rule: every exercise ships a solution flow the learner can import and compare against, and every written tutorial carries a "common mistakes" box seeded from real beginner testing and grown from support questions - a stuck learner with no path out is a silent drop, so the path out is built in. The re-entry rule: every lesson ends with a one-line hook for the next ("next time, the flow decides on its own"), and the Map holds the learner's place between sessions - the win-first opening earns the first sitting, and these earn the second.</w:t>
+      </w:r>
+    </w:p>
+    <w:p>
+      <w:pPr>
+        <w:pStyle w:val="Heading2"/>
+        <w:spacing w:after="160" w:before="280"/>
+      </w:pPr>
+      <w:r>
+        <w:rPr>
+          <w:rFonts w:ascii="Calibri" w:cs="Calibri" w:eastAsia="Calibri" w:hAnsi="Calibri"/>
+          <w:b/>
+          <w:bCs/>
+          <w:color w:val="244A3C"/>
+          <w:sz w:val="26"/>
+          <w:szCs w:val="26"/>
+        </w:rPr>
+        <w:t xml:space="preserve">9.6 Against non-conversion: the Your One Process thread</w:t>
+      </w:r>
+    </w:p>
+    <w:p>
+      <w:pPr>
+        <w:spacing w:after="160" w:line="276"/>
+      </w:pPr>
+      <w:r>
+        <w:rPr>
+          <w:rFonts w:ascii="Calibri" w:cs="Calibri" w:eastAsia="Calibri" w:hAnsi="Calibri"/>
+          <w:sz w:val="22"/>
+          <w:szCs w:val="22"/>
+        </w:rPr>
+        <w:t xml:space="preserve">Training that ends inside the training world converts nobody. At the close of FR-101, the learner names Your One Process - the specific automation they want off their plate - in writing. Every course close then checkpoints against it, and the checkpoint is an exit ramp, not a progress report: "Can you build Your One Process now? If yes - go build it. The course will be here when you need the next skill." A learner with a simple form-routing problem should go live right after FR-101; one who needs branching, after FR-103; one who needs OAuth and external APIs, after FR-104. The training is subordinate to the learner's outcome, and it says so out loud - a learner who leaves mid-ladder to automate their real work is a success, not a dropout, and the funnel counts them that way.</w:t>
+      </w:r>
+    </w:p>
+    <w:p>
+      <w:pPr>
+        <w:spacing w:after="160" w:line="276"/>
+      </w:pPr>
+      <w:r>
+        <w:rPr>
+          <w:rFonts w:ascii="Calibri" w:cs="Calibri" w:eastAsia="Calibri" w:hAnsi="Calibri"/>
+          <w:sz w:val="22"/>
+          <w:szCs w:val="22"/>
+        </w:rPr>
+        <w:t xml:space="preserve">Exercises offer bring-your-own variants alongside the Flowland version. FR-104 carries the bridge lesson - "Make it real: swap Flowland for your own services" - because the mechanical translation from training periphery to the learner's actual stack is where blank-canvas paralysis lives; each earlier exit ramp links whatever slice of that bridge its leavers need. The program has two graduations, not one: Run the Shop proves competence; Your One Process, live in production, is the conversion event - and it fires at the earliest capable moment, wherever that falls on the ladder. Both are named in Section 12's funnel, and the second is the one the business ultimately pays for.</w:t>
       </w:r>
     </w:p>
     <w:p>
@@ -25701,7 +27045,7 @@
           <w:sz w:val="22"/>
           <w:szCs w:val="22"/>
         </w:rPr>
-        <w:t xml:space="preserve">Every lesson carries a stable code (FR-&lt;course&gt;.&lt;module&gt;.&lt;lesson&gt;, e.g. FR-103.4.2) and every recipe a PB-nn code; each maps to its documentation pages and Flowland surfaces (Sections 6 and 7, Appendix A; mirrored by TUTORIAL-MAP.md in the site repository). The codes are the tracking keys for production status and for mapping doc-page changes back to affected units. Training-owned content with no docs source (the JSON primer, capstones, recipes' business framing) is flagged and reviewed on its own cadence.</w:t>
+        <w:t xml:space="preserve">Every lesson carries a stable code (FR-&lt;course&gt;.&lt;module&gt;.&lt;lesson&gt;, e.g. FR-103.4.2) and every recipe a PB-nn or QW-nn code; each maps to its documentation pages and Flowland surfaces (Sections 6 and 7, Appendix A; mirrored by TUTORIAL-MAP.md in the site repository). The codes are the tracking keys for production status and for mapping doc-page changes back to affected units. Codes may be renumbered freely until a unit enters production; they freeze permanently the day its script is written, and later additions append rather than renumber. Training-owned content with no docs source (the JSON primer, capstones, recipes' business framing) is flagged and reviewed on its own cadence.</w:t>
       </w:r>
     </w:p>
     <w:p>
@@ -25981,7 +27325,7 @@
                 <w:sz w:val="20"/>
                 <w:szCs w:val="20"/>
               </w:rPr>
-              <w:t xml:space="preserve">1</w:t>
+              <w:t xml:space="preserve">0 (dark)</w:t>
             </w:r>
           </w:p>
         </w:tc>
@@ -26013,7 +27357,7 @@
                 <w:sz w:val="20"/>
                 <w:szCs w:val="20"/>
               </w:rPr>
-              <w:t xml:space="preserve">FR-101</w:t>
+              <w:t xml:space="preserve">QW-01 produced; funnel defined and instrumented; conversion validated with PUSHED traffic</w:t>
             </w:r>
           </w:p>
         </w:tc>
@@ -26045,7 +27389,7 @@
                 <w:sz w:val="20"/>
                 <w:szCs w:val="20"/>
               </w:rPr>
-              <w:t xml:space="preserve">Phase A: shop shell, Tutorial Assets panel, Contact page, static shop APIs</w:t>
+              <w:t xml:space="preserve">Phase A: the Map, shop shell, Tutorial Assets panel, Contact page, static shop APIs</w:t>
             </w:r>
           </w:p>
         </w:tc>
@@ -26077,7 +27421,7 @@
                 <w:sz w:val="20"/>
                 <w:szCs w:val="20"/>
               </w:rPr>
-              <w:t xml:space="preserve">A complete beginner-to-first-flow experience with a real website payoff. Validates the lesson format and the Flowland convention before the rest is scripted.</w:t>
+              <w:t xml:space="preserve">Not a public launch. Cold organic discovery against entrenched incumbents returns zero regardless of quality, so it cannot validate anything. Instead, deliver a test audience deliberately - small paid search on high-intent keywords, the existing Backendless customer base and channels, one or two community posts - and measure what pushed visitors do: content-start, import, first win, signup. A few hundred delivered visitors answer the conversion question in weeks. Keyword and competitor-content research happens here too, aimed at the contestable battlegrounds (below).</w:t>
             </w:r>
           </w:p>
         </w:tc>
@@ -26114,7 +27458,7 @@
                 <w:sz w:val="20"/>
                 <w:szCs w:val="20"/>
               </w:rPr>
-              <w:t xml:space="preserve">2</w:t>
+              <w:t xml:space="preserve">1 (dark)</w:t>
             </w:r>
           </w:p>
         </w:tc>
@@ -26146,7 +27490,7 @@
                 <w:sz w:val="20"/>
                 <w:szCs w:val="20"/>
               </w:rPr>
-              <w:t xml:space="preserve">FR-102, FR-103; Playbook recipes PB-01 to PB-12</w:t>
+              <w:t xml:space="preserve">FR-101 (win-first Module 1 leading); QW-02 (AI support draft - needs no site surface, built on the product's agent quickstart)</w:t>
             </w:r>
           </w:p>
         </w:tc>
@@ -26178,6 +27522,139 @@
                 <w:sz w:val="20"/>
                 <w:szCs w:val="20"/>
               </w:rPr>
+              <w:t xml:space="preserve">(Phase A already live)</w:t>
+            </w:r>
+          </w:p>
+        </w:tc>
+        <w:tc>
+          <w:tcPr>
+            <w:tcW w:type="dxa" w:w="2960"/>
+            <w:tcBorders>
+              <w:top w:val="single" w:color="C9D9D2" w:sz="4"/>
+              <w:left w:val="single" w:color="C9D9D2" w:sz="4"/>
+              <w:bottom w:val="single" w:color="C9D9D2" w:sz="4"/>
+              <w:right w:val="single" w:color="C9D9D2" w:sz="4"/>
+            </w:tcBorders>
+            <w:tcMar>
+              <w:top w:type="dxa" w:w="60"/>
+              <w:left w:type="dxa" w:w="100"/>
+              <w:bottom w:type="dxa" w:w="60"/>
+              <w:right w:type="dxa" w:w="100"/>
+            </w:tcMar>
+          </w:tcPr>
+          <w:p>
+            <w:pPr>
+              <w:spacing w:after="40" w:before="40"/>
+            </w:pPr>
+            <w:r>
+              <w:rPr>
+                <w:rFonts w:ascii="Calibri" w:cs="Calibri" w:eastAsia="Calibri" w:hAnsi="Calibri"/>
+                <w:b w:val="false"/>
+                <w:bCs w:val="false"/>
+                <w:sz w:val="20"/>
+                <w:szCs w:val="20"/>
+              </w:rPr>
+              <w:t xml:space="preserve">Produced and tested against pushed traffic, not publicly launched. FR-101 validates the lesson format and whether course-shaped content converts; QW-02 lets the dark test cover a second intent segment - AI-intent visitors versus QW-01's form-automation visitors - against the same decision table, revealing which door converts better before the launch library is commissioned. Together they are the go/no-go gate for Phase 2.</w:t>
+            </w:r>
+          </w:p>
+        </w:tc>
+      </w:tr>
+      <w:tr>
+        <w:trPr>
+          <w:tblHeader w:val="false"/>
+        </w:trPr>
+        <w:tc>
+          <w:tcPr>
+            <w:tcW w:type="dxa" w:w="1100"/>
+            <w:tcBorders>
+              <w:top w:val="single" w:color="C9D9D2" w:sz="4"/>
+              <w:left w:val="single" w:color="C9D9D2" w:sz="4"/>
+              <w:bottom w:val="single" w:color="C9D9D2" w:sz="4"/>
+              <w:right w:val="single" w:color="C9D9D2" w:sz="4"/>
+            </w:tcBorders>
+            <w:tcMar>
+              <w:top w:type="dxa" w:w="60"/>
+              <w:left w:type="dxa" w:w="100"/>
+              <w:bottom w:type="dxa" w:w="60"/>
+              <w:right w:type="dxa" w:w="100"/>
+            </w:tcMar>
+          </w:tcPr>
+          <w:p>
+            <w:pPr>
+              <w:spacing w:after="40" w:before="40"/>
+            </w:pPr>
+            <w:r>
+              <w:rPr>
+                <w:rFonts w:ascii="Calibri" w:cs="Calibri" w:eastAsia="Calibri" w:hAnsi="Calibri"/>
+                <w:b w:val="false"/>
+                <w:bCs w:val="false"/>
+                <w:sz w:val="20"/>
+                <w:szCs w:val="20"/>
+              </w:rPr>
+              <w:t xml:space="preserve">2 - THE PUBLIC LAUNCH</w:t>
+            </w:r>
+          </w:p>
+        </w:tc>
+        <w:tc>
+          <w:tcPr>
+            <w:tcW w:type="dxa" w:w="2700"/>
+            <w:tcBorders>
+              <w:top w:val="single" w:color="C9D9D2" w:sz="4"/>
+              <w:left w:val="single" w:color="C9D9D2" w:sz="4"/>
+              <w:bottom w:val="single" w:color="C9D9D2" w:sz="4"/>
+              <w:right w:val="single" w:color="C9D9D2" w:sz="4"/>
+            </w:tcBorders>
+            <w:tcMar>
+              <w:top w:type="dxa" w:w="60"/>
+              <w:left w:type="dxa" w:w="100"/>
+              <w:bottom w:type="dxa" w:w="60"/>
+              <w:right w:type="dxa" w:w="100"/>
+            </w:tcMar>
+          </w:tcPr>
+          <w:p>
+            <w:pPr>
+              <w:spacing w:after="40" w:before="40"/>
+            </w:pPr>
+            <w:r>
+              <w:rPr>
+                <w:rFonts w:ascii="Calibri" w:cs="Calibri" w:eastAsia="Calibri" w:hAnsi="Calibri"/>
+                <w:b w:val="false"/>
+                <w:bCs w:val="false"/>
+                <w:sz w:val="20"/>
+                <w:szCs w:val="20"/>
+              </w:rPr>
+              <w:t xml:space="preserve">FR-102, FR-103; recipes PB-01 to PB-12; QW-03 (needs Checkout, so produced here); everything from Phases 0-1 goes public together</w:t>
+            </w:r>
+          </w:p>
+        </w:tc>
+        <w:tc>
+          <w:tcPr>
+            <w:tcW w:type="dxa" w:w="2600"/>
+            <w:tcBorders>
+              <w:top w:val="single" w:color="C9D9D2" w:sz="4"/>
+              <w:left w:val="single" w:color="C9D9D2" w:sz="4"/>
+              <w:bottom w:val="single" w:color="C9D9D2" w:sz="4"/>
+              <w:right w:val="single" w:color="C9D9D2" w:sz="4"/>
+            </w:tcBorders>
+            <w:tcMar>
+              <w:top w:type="dxa" w:w="60"/>
+              <w:left w:type="dxa" w:w="100"/>
+              <w:bottom w:type="dxa" w:w="60"/>
+              <w:right w:type="dxa" w:w="100"/>
+            </w:tcMar>
+          </w:tcPr>
+          <w:p>
+            <w:pPr>
+              <w:spacing w:after="40" w:before="40"/>
+            </w:pPr>
+            <w:r>
+              <w:rPr>
+                <w:rFonts w:ascii="Calibri" w:cs="Calibri" w:eastAsia="Calibri" w:hAnsi="Calibri"/>
+                <w:b w:val="false"/>
+                <w:bCs w:val="false"/>
+                <w:sz w:val="20"/>
+                <w:szCs w:val="20"/>
+              </w:rPr>
               <w:t xml:space="preserve">Phase B: back office, Inventory console, Checkout, Approvals Desk, External Systems Console</w:t>
             </w:r>
           </w:p>
@@ -26210,7 +27687,7 @@
                 <w:sz w:val="20"/>
                 <w:szCs w:val="20"/>
               </w:rPr>
-              <w:t xml:space="preserve">Data and control-flow skills plus their recipes make a learner self-sufficient. This content is also the most stable - it changes far less often than AI features.</w:t>
+              <w:t xml:space="preserve">The program arrives once, at critical mass: three courses, all three Quick Wins, fifteen-plus recipes, the Map with real territory. In a market where the incumbents own generic discovery, a trickle launch loses twice - too empty to impress, too small to rank. One library launch with sustained cadence behind it is the only credible public arrival. Data and control-flow content is also the most stable, so the launch library ages slowest.</w:t>
             </w:r>
           </w:p>
         </w:tc>
@@ -26638,7 +28115,1047 @@
           <w:sz w:val="22"/>
           <w:szCs w:val="22"/>
         </w:rPr>
-        <w:t xml:space="preserve">Feedback gates sit between phases: Phase 1 informs Phase 2. Lesson-level analytics (drop-off points, rewatch spikes) and a short learner survey after FR-101 are reviewed before the FR-102/103 scripts are finalized.</w:t>
+        <w:t xml:space="preserve">Feedback gates sit between phases, and they measure the funnel, not just the lessons. The Phase 1 gate reviews lesson-level analytics (drop-off points, rewatch spikes) and a learner survey - and also traffic to the published assets, content-start rate, signup conversion, and first-win completion. A phase that produces excellent lessons nobody arrives at fails its gate. Quick Win production is explicit: QW-01 in Phase 0, QW-02 in Phase 1 (no site dependency; its chat-widget integration refreshes when site Phase C lands in Phase 4), QW-03 in Phase 2 (depends on Checkout, site Phase B).</w:t>
+      </w:r>
+    </w:p>
+    <w:p>
+      <w:pPr>
+        <w:spacing w:after="160" w:line="276"/>
+      </w:pPr>
+      <w:r>
+        <w:rPr>
+          <w:rFonts w:ascii="Calibri" w:cs="Calibri" w:eastAsia="Calibri" w:hAnsi="Calibri"/>
+          <w:sz w:val="22"/>
+          <w:szCs w:val="22"/>
+        </w:rPr>
+        <w:t xml:space="preserve">Public packaging follows the content, not the plan. Phases 0 and 1 are dark: their assets exist, are instrumented, and are tested against delivered traffic, but nothing is announced. The public arrival is the Phase 2 library launch - the "training program" branding, the Map as Flowland's landing page, and the automate-an-entire-business narrative all switch on together, over a library large enough to impress rather than apologize. The Map renders unreleased courses as single course-level waypoints that unfold into lessons on release (the site brief's empty-map rule), so even at launch the road ahead reads as a plan, never as a field of ghost lessons.</w:t>
+      </w:r>
+    </w:p>
+    <w:p>
+      <w:pPr>
+        <w:spacing w:after="160" w:line="276"/>
+      </w:pPr>
+      <w:r>
+        <w:rPr>
+          <w:rFonts w:ascii="Calibri" w:cs="Calibri" w:eastAsia="Calibri" w:hAnsi="Calibri"/>
+          <w:sz w:val="22"/>
+          <w:szCs w:val="22"/>
+        </w:rPr>
+        <w:t xml:space="preserve">The discovery interface - initial hypotheses, owned by the acquisition program. Detailed channel strategy belongs in the Content &amp; Audience Acquisition Program; what this document fixes is the interface and the starting assumptions, all of which Phase 0-1 data can and should revise. Hypothesis one: against incumbents with a decade of domain authority (Zapier, Make, n8n), generic "how to automate X" queries are not winnable soon, so initial investment prioritizes contestable battlegrounds - switcher queries ("Zapier alternative", "n8n vs ..."), capability-gap queries where the honest answer is "not possible in the incumbent" (year-long human-in-the-loop waits, accountable agent orchestration, custom triggers in code), answer engines where the best-structured written answer counts for more than domain age, and YouTube, whose algorithm weighs packaging and retention over domain authority but rewards velocity. Hypothesis two: the first learners come predominantly from owned and delivered channels - the existing customer base, in-product surfaces, paid tests, partners - with organic as the compounding second act. These are prioritization bets, not doctrine: if the data surfaces a winnable long-tail generic cluster, the data wins.</w:t>
+      </w:r>
+    </w:p>
+    <w:p>
+      <w:pPr>
+        <w:pStyle w:val="Heading2"/>
+        <w:spacing w:after="160" w:before="280"/>
+      </w:pPr>
+      <w:r>
+        <w:rPr>
+          <w:rFonts w:ascii="Calibri" w:cs="Calibri" w:eastAsia="Calibri" w:hAnsi="Calibri"/>
+          <w:b/>
+          <w:bCs/>
+          <w:color w:val="244A3C"/>
+          <w:sz w:val="26"/>
+          <w:szCs w:val="26"/>
+        </w:rPr>
+        <w:t xml:space="preserve">11.1 Phase 0 decision rules</w:t>
+      </w:r>
+    </w:p>
+    <w:p>
+      <w:pPr>
+        <w:spacing w:after="160" w:line="276"/>
+      </w:pPr>
+      <w:r>
+        <w:rPr>
+          <w:rFonts w:ascii="Calibri" w:cs="Calibri" w:eastAsia="Calibri" w:hAnsi="Calibri"/>
+          <w:sz w:val="22"/>
+          <w:szCs w:val="22"/>
+        </w:rPr>
+        <w:t xml:space="preserve">A validation phase without pre-committed thresholds is a rationalization machine - any result can be explained after the fact. The table below binds each funnel segment to a diagnosis and a response, with provisional go/iterate/no-go thresholds set BEFORE traffic is delivered. The numbers are explicitly provisional - they should be calibrated against the existing customer base's known behavior before launch and are expected to be revised once - but revising a threshold after seeing the data it judges requires writing down why.</w:t>
+      </w:r>
+    </w:p>
+    <w:tbl>
+      <w:tblPr>
+        <w:tblW w:type="dxa" w:w="9360"/>
+        <w:tblBorders>
+          <w:top w:val="single" w:color="auto" w:sz="4"/>
+          <w:left w:val="single" w:color="auto" w:sz="4"/>
+          <w:bottom w:val="single" w:color="auto" w:sz="4"/>
+          <w:right w:val="single" w:color="auto" w:sz="4"/>
+          <w:insideH w:val="single" w:color="auto" w:sz="4"/>
+          <w:insideV w:val="single" w:color="auto" w:sz="4"/>
+        </w:tblBorders>
+      </w:tblPr>
+      <w:tblGrid>
+        <w:gridCol w:w="2400"/>
+        <w:gridCol w:w="2100"/>
+        <w:gridCol w:w="2450"/>
+        <w:gridCol w:w="2410"/>
+      </w:tblGrid>
+      <w:tr>
+        <w:trPr>
+          <w:tblHeader/>
+        </w:trPr>
+        <w:tc>
+          <w:tcPr>
+            <w:tcW w:type="dxa" w:w="2400"/>
+            <w:tcBorders>
+              <w:top w:val="single" w:color="C9D9D2" w:sz="4"/>
+              <w:left w:val="single" w:color="C9D9D2" w:sz="4"/>
+              <w:bottom w:val="single" w:color="C9D9D2" w:sz="4"/>
+              <w:right w:val="single" w:color="C9D9D2" w:sz="4"/>
+            </w:tcBorders>
+            <w:shd w:fill="1F6F54" w:color="auto" w:val="clear"/>
+            <w:tcMar>
+              <w:top w:type="dxa" w:w="60"/>
+              <w:left w:type="dxa" w:w="100"/>
+              <w:bottom w:type="dxa" w:w="60"/>
+              <w:right w:type="dxa" w:w="100"/>
+            </w:tcMar>
+          </w:tcPr>
+          <w:p>
+            <w:pPr>
+              <w:spacing w:after="40" w:before="40"/>
+            </w:pPr>
+            <w:r>
+              <w:rPr>
+                <w:rFonts w:ascii="Calibri" w:cs="Calibri" w:eastAsia="Calibri" w:hAnsi="Calibri"/>
+                <w:b/>
+                <w:bCs/>
+                <w:color w:val="FFFFFF"/>
+                <w:sz w:val="20"/>
+                <w:szCs w:val="20"/>
+              </w:rPr>
+              <w:t xml:space="preserve">Funnel segment</w:t>
+            </w:r>
+          </w:p>
+        </w:tc>
+        <w:tc>
+          <w:tcPr>
+            <w:tcW w:type="dxa" w:w="2100"/>
+            <w:tcBorders>
+              <w:top w:val="single" w:color="C9D9D2" w:sz="4"/>
+              <w:left w:val="single" w:color="C9D9D2" w:sz="4"/>
+              <w:bottom w:val="single" w:color="C9D9D2" w:sz="4"/>
+              <w:right w:val="single" w:color="C9D9D2" w:sz="4"/>
+            </w:tcBorders>
+            <w:shd w:fill="1F6F54" w:color="auto" w:val="clear"/>
+            <w:tcMar>
+              <w:top w:type="dxa" w:w="60"/>
+              <w:left w:type="dxa" w:w="100"/>
+              <w:bottom w:type="dxa" w:w="60"/>
+              <w:right w:type="dxa" w:w="100"/>
+            </w:tcMar>
+          </w:tcPr>
+          <w:p>
+            <w:pPr>
+              <w:spacing w:after="40" w:before="40"/>
+            </w:pPr>
+            <w:r>
+              <w:rPr>
+                <w:rFonts w:ascii="Calibri" w:cs="Calibri" w:eastAsia="Calibri" w:hAnsi="Calibri"/>
+                <w:b/>
+                <w:bCs/>
+                <w:color w:val="FFFFFF"/>
+                <w:sz w:val="20"/>
+                <w:szCs w:val="20"/>
+              </w:rPr>
+              <w:t xml:space="preserve">Provisional thresholds</w:t>
+            </w:r>
+          </w:p>
+        </w:tc>
+        <w:tc>
+          <w:tcPr>
+            <w:tcW w:type="dxa" w:w="2450"/>
+            <w:tcBorders>
+              <w:top w:val="single" w:color="C9D9D2" w:sz="4"/>
+              <w:left w:val="single" w:color="C9D9D2" w:sz="4"/>
+              <w:bottom w:val="single" w:color="C9D9D2" w:sz="4"/>
+              <w:right w:val="single" w:color="C9D9D2" w:sz="4"/>
+            </w:tcBorders>
+            <w:shd w:fill="1F6F54" w:color="auto" w:val="clear"/>
+            <w:tcMar>
+              <w:top w:type="dxa" w:w="60"/>
+              <w:left w:type="dxa" w:w="100"/>
+              <w:bottom w:type="dxa" w:w="60"/>
+              <w:right w:type="dxa" w:w="100"/>
+            </w:tcMar>
+          </w:tcPr>
+          <w:p>
+            <w:pPr>
+              <w:spacing w:after="40" w:before="40"/>
+            </w:pPr>
+            <w:r>
+              <w:rPr>
+                <w:rFonts w:ascii="Calibri" w:cs="Calibri" w:eastAsia="Calibri" w:hAnsi="Calibri"/>
+                <w:b/>
+                <w:bCs/>
+                <w:color w:val="FFFFFF"/>
+                <w:sz w:val="20"/>
+                <w:szCs w:val="20"/>
+              </w:rPr>
+              <w:t xml:space="preserve">Weak result means</w:t>
+            </w:r>
+          </w:p>
+        </w:tc>
+        <w:tc>
+          <w:tcPr>
+            <w:tcW w:type="dxa" w:w="2410"/>
+            <w:tcBorders>
+              <w:top w:val="single" w:color="C9D9D2" w:sz="4"/>
+              <w:left w:val="single" w:color="C9D9D2" w:sz="4"/>
+              <w:bottom w:val="single" w:color="C9D9D2" w:sz="4"/>
+              <w:right w:val="single" w:color="C9D9D2" w:sz="4"/>
+            </w:tcBorders>
+            <w:shd w:fill="1F6F54" w:color="auto" w:val="clear"/>
+            <w:tcMar>
+              <w:top w:type="dxa" w:w="60"/>
+              <w:left w:type="dxa" w:w="100"/>
+              <w:bottom w:type="dxa" w:w="60"/>
+              <w:right w:type="dxa" w:w="100"/>
+            </w:tcMar>
+          </w:tcPr>
+          <w:p>
+            <w:pPr>
+              <w:spacing w:after="40" w:before="40"/>
+            </w:pPr>
+            <w:r>
+              <w:rPr>
+                <w:rFonts w:ascii="Calibri" w:cs="Calibri" w:eastAsia="Calibri" w:hAnsi="Calibri"/>
+                <w:b/>
+                <w:bCs/>
+                <w:color w:val="FFFFFF"/>
+                <w:sz w:val="20"/>
+                <w:szCs w:val="20"/>
+              </w:rPr>
+              <w:t xml:space="preserve">Response</w:t>
+            </w:r>
+          </w:p>
+        </w:tc>
+      </w:tr>
+      <w:tr>
+        <w:trPr>
+          <w:tblHeader w:val="false"/>
+        </w:trPr>
+        <w:tc>
+          <w:tcPr>
+            <w:tcW w:type="dxa" w:w="2400"/>
+            <w:tcBorders>
+              <w:top w:val="single" w:color="C9D9D2" w:sz="4"/>
+              <w:left w:val="single" w:color="C9D9D2" w:sz="4"/>
+              <w:bottom w:val="single" w:color="C9D9D2" w:sz="4"/>
+              <w:right w:val="single" w:color="C9D9D2" w:sz="4"/>
+            </w:tcBorders>
+            <w:tcMar>
+              <w:top w:type="dxa" w:w="60"/>
+              <w:left w:type="dxa" w:w="100"/>
+              <w:bottom w:type="dxa" w:w="60"/>
+              <w:right w:type="dxa" w:w="100"/>
+            </w:tcMar>
+          </w:tcPr>
+          <w:p>
+            <w:pPr>
+              <w:spacing w:after="40" w:before="40"/>
+            </w:pPr>
+            <w:r>
+              <w:rPr>
+                <w:rFonts w:ascii="Calibri" w:cs="Calibri" w:eastAsia="Calibri" w:hAnsi="Calibri"/>
+                <w:b w:val="false"/>
+                <w:bCs w:val="false"/>
+                <w:sz w:val="20"/>
+                <w:szCs w:val="20"/>
+              </w:rPr>
+              <w:t xml:space="preserve">Delivered visitor -&gt; content start</w:t>
+            </w:r>
+          </w:p>
+        </w:tc>
+        <w:tc>
+          <w:tcPr>
+            <w:tcW w:type="dxa" w:w="2100"/>
+            <w:tcBorders>
+              <w:top w:val="single" w:color="C9D9D2" w:sz="4"/>
+              <w:left w:val="single" w:color="C9D9D2" w:sz="4"/>
+              <w:bottom w:val="single" w:color="C9D9D2" w:sz="4"/>
+              <w:right w:val="single" w:color="C9D9D2" w:sz="4"/>
+            </w:tcBorders>
+            <w:tcMar>
+              <w:top w:type="dxa" w:w="60"/>
+              <w:left w:type="dxa" w:w="100"/>
+              <w:bottom w:type="dxa" w:w="60"/>
+              <w:right w:type="dxa" w:w="100"/>
+            </w:tcMar>
+          </w:tcPr>
+          <w:p>
+            <w:pPr>
+              <w:spacing w:after="40" w:before="40"/>
+            </w:pPr>
+            <w:r>
+              <w:rPr>
+                <w:rFonts w:ascii="Calibri" w:cs="Calibri" w:eastAsia="Calibri" w:hAnsi="Calibri"/>
+                <w:b w:val="false"/>
+                <w:bCs w:val="false"/>
+                <w:sz w:val="20"/>
+                <w:szCs w:val="20"/>
+              </w:rPr>
+              <w:t xml:space="preserve">go &gt;= 40% / iterate 25-40% / no-go &lt; 25%</w:t>
+            </w:r>
+          </w:p>
+        </w:tc>
+        <w:tc>
+          <w:tcPr>
+            <w:tcW w:type="dxa" w:w="2450"/>
+            <w:tcBorders>
+              <w:top w:val="single" w:color="C9D9D2" w:sz="4"/>
+              <w:left w:val="single" w:color="C9D9D2" w:sz="4"/>
+              <w:bottom w:val="single" w:color="C9D9D2" w:sz="4"/>
+              <w:right w:val="single" w:color="C9D9D2" w:sz="4"/>
+            </w:tcBorders>
+            <w:tcMar>
+              <w:top w:type="dxa" w:w="60"/>
+              <w:left w:type="dxa" w:w="100"/>
+              <w:bottom w:type="dxa" w:w="60"/>
+              <w:right w:type="dxa" w:w="100"/>
+            </w:tcMar>
+          </w:tcPr>
+          <w:p>
+            <w:pPr>
+              <w:spacing w:after="40" w:before="40"/>
+            </w:pPr>
+            <w:r>
+              <w:rPr>
+                <w:rFonts w:ascii="Calibri" w:cs="Calibri" w:eastAsia="Calibri" w:hAnsi="Calibri"/>
+                <w:b w:val="false"/>
+                <w:bCs w:val="false"/>
+                <w:sz w:val="20"/>
+                <w:szCs w:val="20"/>
+              </w:rPr>
+              <w:t xml:space="preserve">Promise or page problem - the pitch does not match the intent that was bought</w:t>
+            </w:r>
+          </w:p>
+        </w:tc>
+        <w:tc>
+          <w:tcPr>
+            <w:tcW w:type="dxa" w:w="2410"/>
+            <w:tcBorders>
+              <w:top w:val="single" w:color="C9D9D2" w:sz="4"/>
+              <w:left w:val="single" w:color="C9D9D2" w:sz="4"/>
+              <w:bottom w:val="single" w:color="C9D9D2" w:sz="4"/>
+              <w:right w:val="single" w:color="C9D9D2" w:sz="4"/>
+            </w:tcBorders>
+            <w:tcMar>
+              <w:top w:type="dxa" w:w="60"/>
+              <w:left w:type="dxa" w:w="100"/>
+              <w:bottom w:type="dxa" w:w="60"/>
+              <w:right w:type="dxa" w:w="100"/>
+            </w:tcMar>
+          </w:tcPr>
+          <w:p>
+            <w:pPr>
+              <w:spacing w:after="40" w:before="40"/>
+            </w:pPr>
+            <w:r>
+              <w:rPr>
+                <w:rFonts w:ascii="Calibri" w:cs="Calibri" w:eastAsia="Calibri" w:hAnsi="Calibri"/>
+                <w:b w:val="false"/>
+                <w:bCs w:val="false"/>
+                <w:sz w:val="20"/>
+                <w:szCs w:val="20"/>
+              </w:rPr>
+              <w:t xml:space="preserve">Rewrite positioning and the entry page; re-test the same traffic source</w:t>
+            </w:r>
+          </w:p>
+        </w:tc>
+      </w:tr>
+      <w:tr>
+        <w:trPr>
+          <w:tblHeader w:val="false"/>
+        </w:trPr>
+        <w:tc>
+          <w:tcPr>
+            <w:tcW w:type="dxa" w:w="2400"/>
+            <w:tcBorders>
+              <w:top w:val="single" w:color="C9D9D2" w:sz="4"/>
+              <w:left w:val="single" w:color="C9D9D2" w:sz="4"/>
+              <w:bottom w:val="single" w:color="C9D9D2" w:sz="4"/>
+              <w:right w:val="single" w:color="C9D9D2" w:sz="4"/>
+            </w:tcBorders>
+            <w:tcMar>
+              <w:top w:type="dxa" w:w="60"/>
+              <w:left w:type="dxa" w:w="100"/>
+              <w:bottom w:type="dxa" w:w="60"/>
+              <w:right w:type="dxa" w:w="100"/>
+            </w:tcMar>
+          </w:tcPr>
+          <w:p>
+            <w:pPr>
+              <w:spacing w:after="40" w:before="40"/>
+            </w:pPr>
+            <w:r>
+              <w:rPr>
+                <w:rFonts w:ascii="Calibri" w:cs="Calibri" w:eastAsia="Calibri" w:hAnsi="Calibri"/>
+                <w:b w:val="false"/>
+                <w:bCs w:val="false"/>
+                <w:sz w:val="20"/>
+                <w:szCs w:val="20"/>
+              </w:rPr>
+              <w:t xml:space="preserve">Content start -&gt; workspace signup</w:t>
+            </w:r>
+          </w:p>
+        </w:tc>
+        <w:tc>
+          <w:tcPr>
+            <w:tcW w:type="dxa" w:w="2100"/>
+            <w:tcBorders>
+              <w:top w:val="single" w:color="C9D9D2" w:sz="4"/>
+              <w:left w:val="single" w:color="C9D9D2" w:sz="4"/>
+              <w:bottom w:val="single" w:color="C9D9D2" w:sz="4"/>
+              <w:right w:val="single" w:color="C9D9D2" w:sz="4"/>
+            </w:tcBorders>
+            <w:tcMar>
+              <w:top w:type="dxa" w:w="60"/>
+              <w:left w:type="dxa" w:w="100"/>
+              <w:bottom w:type="dxa" w:w="60"/>
+              <w:right w:type="dxa" w:w="100"/>
+            </w:tcMar>
+          </w:tcPr>
+          <w:p>
+            <w:pPr>
+              <w:spacing w:after="40" w:before="40"/>
+            </w:pPr>
+            <w:r>
+              <w:rPr>
+                <w:rFonts w:ascii="Calibri" w:cs="Calibri" w:eastAsia="Calibri" w:hAnsi="Calibri"/>
+                <w:b w:val="false"/>
+                <w:bCs w:val="false"/>
+                <w:sz w:val="20"/>
+                <w:szCs w:val="20"/>
+              </w:rPr>
+              <w:t xml:space="preserve">go &gt;= 30% / iterate 15-30% / no-go &lt; 15%</w:t>
+            </w:r>
+          </w:p>
+        </w:tc>
+        <w:tc>
+          <w:tcPr>
+            <w:tcW w:type="dxa" w:w="2450"/>
+            <w:tcBorders>
+              <w:top w:val="single" w:color="C9D9D2" w:sz="4"/>
+              <w:left w:val="single" w:color="C9D9D2" w:sz="4"/>
+              <w:bottom w:val="single" w:color="C9D9D2" w:sz="4"/>
+              <w:right w:val="single" w:color="C9D9D2" w:sz="4"/>
+            </w:tcBorders>
+            <w:tcMar>
+              <w:top w:type="dxa" w:w="60"/>
+              <w:left w:type="dxa" w:w="100"/>
+              <w:bottom w:type="dxa" w:w="60"/>
+              <w:right w:type="dxa" w:w="100"/>
+            </w:tcMar>
+          </w:tcPr>
+          <w:p>
+            <w:pPr>
+              <w:spacing w:after="40" w:before="40"/>
+            </w:pPr>
+            <w:r>
+              <w:rPr>
+                <w:rFonts w:ascii="Calibri" w:cs="Calibri" w:eastAsia="Calibri" w:hAnsi="Calibri"/>
+                <w:b w:val="false"/>
+                <w:bCs w:val="false"/>
+                <w:sz w:val="20"/>
+                <w:szCs w:val="20"/>
+              </w:rPr>
+              <w:t xml:space="preserve">Value shown is insufficient for the signup friction</w:t>
+            </w:r>
+          </w:p>
+        </w:tc>
+        <w:tc>
+          <w:tcPr>
+            <w:tcW w:type="dxa" w:w="2410"/>
+            <w:tcBorders>
+              <w:top w:val="single" w:color="C9D9D2" w:sz="4"/>
+              <w:left w:val="single" w:color="C9D9D2" w:sz="4"/>
+              <w:bottom w:val="single" w:color="C9D9D2" w:sz="4"/>
+              <w:right w:val="single" w:color="C9D9D2" w:sz="4"/>
+            </w:tcBorders>
+            <w:tcMar>
+              <w:top w:type="dxa" w:w="60"/>
+              <w:left w:type="dxa" w:w="100"/>
+              <w:bottom w:type="dxa" w:w="60"/>
+              <w:right w:type="dxa" w:w="100"/>
+            </w:tcMar>
+          </w:tcPr>
+          <w:p>
+            <w:pPr>
+              <w:spacing w:after="40" w:before="40"/>
+            </w:pPr>
+            <w:r>
+              <w:rPr>
+                <w:rFonts w:ascii="Calibri" w:cs="Calibri" w:eastAsia="Calibri" w:hAnsi="Calibri"/>
+                <w:b w:val="false"/>
+                <w:bCs w:val="false"/>
+                <w:sz w:val="20"/>
+                <w:szCs w:val="20"/>
+              </w:rPr>
+              <w:t xml:space="preserve">Strengthen the pre-signup demo; move the signup moment later; redesign the quick win</w:t>
+            </w:r>
+          </w:p>
+        </w:tc>
+      </w:tr>
+      <w:tr>
+        <w:trPr>
+          <w:tblHeader w:val="false"/>
+        </w:trPr>
+        <w:tc>
+          <w:tcPr>
+            <w:tcW w:type="dxa" w:w="2400"/>
+            <w:tcBorders>
+              <w:top w:val="single" w:color="C9D9D2" w:sz="4"/>
+              <w:left w:val="single" w:color="C9D9D2" w:sz="4"/>
+              <w:bottom w:val="single" w:color="C9D9D2" w:sz="4"/>
+              <w:right w:val="single" w:color="C9D9D2" w:sz="4"/>
+            </w:tcBorders>
+            <w:tcMar>
+              <w:top w:type="dxa" w:w="60"/>
+              <w:left w:type="dxa" w:w="100"/>
+              <w:bottom w:type="dxa" w:w="60"/>
+              <w:right w:type="dxa" w:w="100"/>
+            </w:tcMar>
+          </w:tcPr>
+          <w:p>
+            <w:pPr>
+              <w:spacing w:after="40" w:before="40"/>
+            </w:pPr>
+            <w:r>
+              <w:rPr>
+                <w:rFonts w:ascii="Calibri" w:cs="Calibri" w:eastAsia="Calibri" w:hAnsi="Calibri"/>
+                <w:b w:val="false"/>
+                <w:bCs w:val="false"/>
+                <w:sz w:val="20"/>
+                <w:szCs w:val="20"/>
+              </w:rPr>
+              <w:t xml:space="preserve">Signup -&gt; first win</w:t>
+            </w:r>
+          </w:p>
+        </w:tc>
+        <w:tc>
+          <w:tcPr>
+            <w:tcW w:type="dxa" w:w="2100"/>
+            <w:tcBorders>
+              <w:top w:val="single" w:color="C9D9D2" w:sz="4"/>
+              <w:left w:val="single" w:color="C9D9D2" w:sz="4"/>
+              <w:bottom w:val="single" w:color="C9D9D2" w:sz="4"/>
+              <w:right w:val="single" w:color="C9D9D2" w:sz="4"/>
+            </w:tcBorders>
+            <w:tcMar>
+              <w:top w:type="dxa" w:w="60"/>
+              <w:left w:type="dxa" w:w="100"/>
+              <w:bottom w:type="dxa" w:w="60"/>
+              <w:right w:type="dxa" w:w="100"/>
+            </w:tcMar>
+          </w:tcPr>
+          <w:p>
+            <w:pPr>
+              <w:spacing w:after="40" w:before="40"/>
+            </w:pPr>
+            <w:r>
+              <w:rPr>
+                <w:rFonts w:ascii="Calibri" w:cs="Calibri" w:eastAsia="Calibri" w:hAnsi="Calibri"/>
+                <w:b w:val="false"/>
+                <w:bCs w:val="false"/>
+                <w:sz w:val="20"/>
+                <w:szCs w:val="20"/>
+              </w:rPr>
+              <w:t xml:space="preserve">go &gt;= 60% / iterate 40-60% / no-go &lt; 40%</w:t>
+            </w:r>
+          </w:p>
+        </w:tc>
+        <w:tc>
+          <w:tcPr>
+            <w:tcW w:type="dxa" w:w="2450"/>
+            <w:tcBorders>
+              <w:top w:val="single" w:color="C9D9D2" w:sz="4"/>
+              <w:left w:val="single" w:color="C9D9D2" w:sz="4"/>
+              <w:bottom w:val="single" w:color="C9D9D2" w:sz="4"/>
+              <w:right w:val="single" w:color="C9D9D2" w:sz="4"/>
+            </w:tcBorders>
+            <w:tcMar>
+              <w:top w:type="dxa" w:w="60"/>
+              <w:left w:type="dxa" w:w="100"/>
+              <w:bottom w:type="dxa" w:w="60"/>
+              <w:right w:type="dxa" w:w="100"/>
+            </w:tcMar>
+          </w:tcPr>
+          <w:p>
+            <w:pPr>
+              <w:spacing w:after="40" w:before="40"/>
+            </w:pPr>
+            <w:r>
+              <w:rPr>
+                <w:rFonts w:ascii="Calibri" w:cs="Calibri" w:eastAsia="Calibri" w:hAnsi="Calibri"/>
+                <w:b w:val="false"/>
+                <w:bCs w:val="false"/>
+                <w:sz w:val="20"/>
+                <w:szCs w:val="20"/>
+              </w:rPr>
+              <w:t xml:space="preserve">Product or tutorial friction - people who committed still could not succeed</w:t>
+            </w:r>
+          </w:p>
+        </w:tc>
+        <w:tc>
+          <w:tcPr>
+            <w:tcW w:type="dxa" w:w="2410"/>
+            <w:tcBorders>
+              <w:top w:val="single" w:color="C9D9D2" w:sz="4"/>
+              <w:left w:val="single" w:color="C9D9D2" w:sz="4"/>
+              <w:bottom w:val="single" w:color="C9D9D2" w:sz="4"/>
+              <w:right w:val="single" w:color="C9D9D2" w:sz="4"/>
+            </w:tcBorders>
+            <w:tcMar>
+              <w:top w:type="dxa" w:w="60"/>
+              <w:left w:type="dxa" w:w="100"/>
+              <w:bottom w:type="dxa" w:w="60"/>
+              <w:right w:type="dxa" w:w="100"/>
+            </w:tcMar>
+          </w:tcPr>
+          <w:p>
+            <w:pPr>
+              <w:spacing w:after="40" w:before="40"/>
+            </w:pPr>
+            <w:r>
+              <w:rPr>
+                <w:rFonts w:ascii="Calibri" w:cs="Calibri" w:eastAsia="Calibri" w:hAnsi="Calibri"/>
+                <w:b w:val="false"/>
+                <w:bCs w:val="false"/>
+                <w:sz w:val="20"/>
+                <w:szCs w:val="20"/>
+              </w:rPr>
+              <w:t xml:space="preserve">Fix activation: watch session recordings, repair the guided path, grow the common-mistakes boxes</w:t>
+            </w:r>
+          </w:p>
+        </w:tc>
+      </w:tr>
+      <w:tr>
+        <w:trPr>
+          <w:tblHeader w:val="false"/>
+        </w:trPr>
+        <w:tc>
+          <w:tcPr>
+            <w:tcW w:type="dxa" w:w="2400"/>
+            <w:tcBorders>
+              <w:top w:val="single" w:color="C9D9D2" w:sz="4"/>
+              <w:left w:val="single" w:color="C9D9D2" w:sz="4"/>
+              <w:bottom w:val="single" w:color="C9D9D2" w:sz="4"/>
+              <w:right w:val="single" w:color="C9D9D2" w:sz="4"/>
+            </w:tcBorders>
+            <w:tcMar>
+              <w:top w:type="dxa" w:w="60"/>
+              <w:left w:type="dxa" w:w="100"/>
+              <w:bottom w:type="dxa" w:w="60"/>
+              <w:right w:type="dxa" w:w="100"/>
+            </w:tcMar>
+          </w:tcPr>
+          <w:p>
+            <w:pPr>
+              <w:spacing w:after="40" w:before="40"/>
+            </w:pPr>
+            <w:r>
+              <w:rPr>
+                <w:rFonts w:ascii="Calibri" w:cs="Calibri" w:eastAsia="Calibri" w:hAnsi="Calibri"/>
+                <w:b w:val="false"/>
+                <w:bCs w:val="false"/>
+                <w:sz w:val="20"/>
+                <w:szCs w:val="20"/>
+              </w:rPr>
+              <w:t xml:space="preserve">First win -&gt; first meaningful modification</w:t>
+            </w:r>
+          </w:p>
+        </w:tc>
+        <w:tc>
+          <w:tcPr>
+            <w:tcW w:type="dxa" w:w="2100"/>
+            <w:tcBorders>
+              <w:top w:val="single" w:color="C9D9D2" w:sz="4"/>
+              <w:left w:val="single" w:color="C9D9D2" w:sz="4"/>
+              <w:bottom w:val="single" w:color="C9D9D2" w:sz="4"/>
+              <w:right w:val="single" w:color="C9D9D2" w:sz="4"/>
+            </w:tcBorders>
+            <w:tcMar>
+              <w:top w:type="dxa" w:w="60"/>
+              <w:left w:type="dxa" w:w="100"/>
+              <w:bottom w:type="dxa" w:w="60"/>
+              <w:right w:type="dxa" w:w="100"/>
+            </w:tcMar>
+          </w:tcPr>
+          <w:p>
+            <w:pPr>
+              <w:spacing w:after="40" w:before="40"/>
+            </w:pPr>
+            <w:r>
+              <w:rPr>
+                <w:rFonts w:ascii="Calibri" w:cs="Calibri" w:eastAsia="Calibri" w:hAnsi="Calibri"/>
+                <w:b w:val="false"/>
+                <w:bCs w:val="false"/>
+                <w:sz w:val="20"/>
+                <w:szCs w:val="20"/>
+              </w:rPr>
+              <w:t xml:space="preserve">go &gt;= 40% / iterate 25-40% / no-go &lt; 25%</w:t>
+            </w:r>
+          </w:p>
+        </w:tc>
+        <w:tc>
+          <w:tcPr>
+            <w:tcW w:type="dxa" w:w="2450"/>
+            <w:tcBorders>
+              <w:top w:val="single" w:color="C9D9D2" w:sz="4"/>
+              <w:left w:val="single" w:color="C9D9D2" w:sz="4"/>
+              <w:bottom w:val="single" w:color="C9D9D2" w:sz="4"/>
+              <w:right w:val="single" w:color="C9D9D2" w:sz="4"/>
+            </w:tcBorders>
+            <w:tcMar>
+              <w:top w:type="dxa" w:w="60"/>
+              <w:left w:type="dxa" w:w="100"/>
+              <w:bottom w:type="dxa" w:w="60"/>
+              <w:right w:type="dxa" w:w="100"/>
+            </w:tcMar>
+          </w:tcPr>
+          <w:p>
+            <w:pPr>
+              <w:spacing w:after="40" w:before="40"/>
+            </w:pPr>
+            <w:r>
+              <w:rPr>
+                <w:rFonts w:ascii="Calibri" w:cs="Calibri" w:eastAsia="Calibri" w:hAnsi="Calibri"/>
+                <w:b w:val="false"/>
+                <w:bCs w:val="false"/>
+                <w:sz w:val="20"/>
+                <w:szCs w:val="20"/>
+              </w:rPr>
+              <w:t xml:space="preserve">The import worked but ownership did not begin - demonstration without transfer</w:t>
+            </w:r>
+          </w:p>
+        </w:tc>
+        <w:tc>
+          <w:tcPr>
+            <w:tcW w:type="dxa" w:w="2410"/>
+            <w:tcBorders>
+              <w:top w:val="single" w:color="C9D9D2" w:sz="4"/>
+              <w:left w:val="single" w:color="C9D9D2" w:sz="4"/>
+              <w:bottom w:val="single" w:color="C9D9D2" w:sz="4"/>
+              <w:right w:val="single" w:color="C9D9D2" w:sz="4"/>
+            </w:tcBorders>
+            <w:tcMar>
+              <w:top w:type="dxa" w:w="60"/>
+              <w:left w:type="dxa" w:w="100"/>
+              <w:bottom w:type="dxa" w:w="60"/>
+              <w:right w:type="dxa" w:w="100"/>
+            </w:tcMar>
+          </w:tcPr>
+          <w:p>
+            <w:pPr>
+              <w:spacing w:after="40" w:before="40"/>
+            </w:pPr>
+            <w:r>
+              <w:rPr>
+                <w:rFonts w:ascii="Calibri" w:cs="Calibri" w:eastAsia="Calibri" w:hAnsi="Calibri"/>
+                <w:b w:val="false"/>
+                <w:bCs w:val="false"/>
+                <w:sz w:val="20"/>
+                <w:szCs w:val="20"/>
+              </w:rPr>
+              <w:t xml:space="preserve">Redesign the exercise variants; make the first modification smaller and more inviting</w:t>
+            </w:r>
+          </w:p>
+        </w:tc>
+      </w:tr>
+      <w:tr>
+        <w:trPr>
+          <w:tblHeader w:val="false"/>
+        </w:trPr>
+        <w:tc>
+          <w:tcPr>
+            <w:tcW w:type="dxa" w:w="2400"/>
+            <w:tcBorders>
+              <w:top w:val="single" w:color="C9D9D2" w:sz="4"/>
+              <w:left w:val="single" w:color="C9D9D2" w:sz="4"/>
+              <w:bottom w:val="single" w:color="C9D9D2" w:sz="4"/>
+              <w:right w:val="single" w:color="C9D9D2" w:sz="4"/>
+            </w:tcBorders>
+            <w:tcMar>
+              <w:top w:type="dxa" w:w="60"/>
+              <w:left w:type="dxa" w:w="100"/>
+              <w:bottom w:type="dxa" w:w="60"/>
+              <w:right w:type="dxa" w:w="100"/>
+            </w:tcMar>
+          </w:tcPr>
+          <w:p>
+            <w:pPr>
+              <w:spacing w:after="40" w:before="40"/>
+            </w:pPr>
+            <w:r>
+              <w:rPr>
+                <w:rFonts w:ascii="Calibri" w:cs="Calibri" w:eastAsia="Calibri" w:hAnsi="Calibri"/>
+                <w:b w:val="false"/>
+                <w:bCs w:val="false"/>
+                <w:sz w:val="20"/>
+                <w:szCs w:val="20"/>
+              </w:rPr>
+              <w:t xml:space="preserve">Modification -&gt; first LIVE flow</w:t>
+            </w:r>
+          </w:p>
+        </w:tc>
+        <w:tc>
+          <w:tcPr>
+            <w:tcW w:type="dxa" w:w="2100"/>
+            <w:tcBorders>
+              <w:top w:val="single" w:color="C9D9D2" w:sz="4"/>
+              <w:left w:val="single" w:color="C9D9D2" w:sz="4"/>
+              <w:bottom w:val="single" w:color="C9D9D2" w:sz="4"/>
+              <w:right w:val="single" w:color="C9D9D2" w:sz="4"/>
+            </w:tcBorders>
+            <w:tcMar>
+              <w:top w:type="dxa" w:w="60"/>
+              <w:left w:type="dxa" w:w="100"/>
+              <w:bottom w:type="dxa" w:w="60"/>
+              <w:right w:type="dxa" w:w="100"/>
+            </w:tcMar>
+          </w:tcPr>
+          <w:p>
+            <w:pPr>
+              <w:spacing w:after="40" w:before="40"/>
+            </w:pPr>
+            <w:r>
+              <w:rPr>
+                <w:rFonts w:ascii="Calibri" w:cs="Calibri" w:eastAsia="Calibri" w:hAnsi="Calibri"/>
+                <w:b w:val="false"/>
+                <w:bCs w:val="false"/>
+                <w:sz w:val="20"/>
+                <w:szCs w:val="20"/>
+              </w:rPr>
+              <w:t xml:space="preserve">go &gt;= 50% / iterate 30-50% / no-go &lt; 30%</w:t>
+            </w:r>
+          </w:p>
+        </w:tc>
+        <w:tc>
+          <w:tcPr>
+            <w:tcW w:type="dxa" w:w="2450"/>
+            <w:tcBorders>
+              <w:top w:val="single" w:color="C9D9D2" w:sz="4"/>
+              <w:left w:val="single" w:color="C9D9D2" w:sz="4"/>
+              <w:bottom w:val="single" w:color="C9D9D2" w:sz="4"/>
+              <w:right w:val="single" w:color="C9D9D2" w:sz="4"/>
+            </w:tcBorders>
+            <w:tcMar>
+              <w:top w:type="dxa" w:w="60"/>
+              <w:left w:type="dxa" w:w="100"/>
+              <w:bottom w:type="dxa" w:w="60"/>
+              <w:right w:type="dxa" w:w="100"/>
+            </w:tcMar>
+          </w:tcPr>
+          <w:p>
+            <w:pPr>
+              <w:spacing w:after="40" w:before="40"/>
+            </w:pPr>
+            <w:r>
+              <w:rPr>
+                <w:rFonts w:ascii="Calibri" w:cs="Calibri" w:eastAsia="Calibri" w:hAnsi="Calibri"/>
+                <w:b w:val="false"/>
+                <w:bCs w:val="false"/>
+                <w:sz w:val="20"/>
+                <w:szCs w:val="20"/>
+              </w:rPr>
+              <w:t xml:space="preserve">The guided build does not carry to going live</w:t>
+            </w:r>
+          </w:p>
+        </w:tc>
+        <w:tc>
+          <w:tcPr>
+            <w:tcW w:type="dxa" w:w="2410"/>
+            <w:tcBorders>
+              <w:top w:val="single" w:color="C9D9D2" w:sz="4"/>
+              <w:left w:val="single" w:color="C9D9D2" w:sz="4"/>
+              <w:bottom w:val="single" w:color="C9D9D2" w:sz="4"/>
+              <w:right w:val="single" w:color="C9D9D2" w:sz="4"/>
+            </w:tcBorders>
+            <w:tcMar>
+              <w:top w:type="dxa" w:w="60"/>
+              <w:left w:type="dxa" w:w="100"/>
+              <w:bottom w:type="dxa" w:w="60"/>
+              <w:right w:type="dxa" w:w="100"/>
+            </w:tcMar>
+          </w:tcPr>
+          <w:p>
+            <w:pPr>
+              <w:spacing w:after="40" w:before="40"/>
+            </w:pPr>
+            <w:r>
+              <w:rPr>
+                <w:rFonts w:ascii="Calibri" w:cs="Calibri" w:eastAsia="Calibri" w:hAnsi="Calibri"/>
+                <w:b w:val="false"/>
+                <w:bCs w:val="false"/>
+                <w:sz w:val="20"/>
+                <w:szCs w:val="20"/>
+              </w:rPr>
+              <w:t xml:space="preserve">Repair the Ready-then-LIVE step; check for fear-of-breaking-something signals</w:t>
+            </w:r>
+          </w:p>
+        </w:tc>
+      </w:tr>
+      <w:tr>
+        <w:trPr>
+          <w:tblHeader w:val="false"/>
+        </w:trPr>
+        <w:tc>
+          <w:tcPr>
+            <w:tcW w:type="dxa" w:w="2400"/>
+            <w:tcBorders>
+              <w:top w:val="single" w:color="C9D9D2" w:sz="4"/>
+              <w:left w:val="single" w:color="C9D9D2" w:sz="4"/>
+              <w:bottom w:val="single" w:color="C9D9D2" w:sz="4"/>
+              <w:right w:val="single" w:color="C9D9D2" w:sz="4"/>
+            </w:tcBorders>
+            <w:tcMar>
+              <w:top w:type="dxa" w:w="60"/>
+              <w:left w:type="dxa" w:w="100"/>
+              <w:bottom w:type="dxa" w:w="60"/>
+              <w:right w:type="dxa" w:w="100"/>
+            </w:tcMar>
+          </w:tcPr>
+          <w:p>
+            <w:pPr>
+              <w:spacing w:after="40" w:before="40"/>
+            </w:pPr>
+            <w:r>
+              <w:rPr>
+                <w:rFonts w:ascii="Calibri" w:cs="Calibri" w:eastAsia="Calibri" w:hAnsi="Calibri"/>
+                <w:b w:val="false"/>
+                <w:bCs w:val="false"/>
+                <w:sz w:val="20"/>
+                <w:szCs w:val="20"/>
+              </w:rPr>
+              <w:t xml:space="preserve">LIVE -&gt; Your One Process started (14 days)</w:t>
+            </w:r>
+          </w:p>
+        </w:tc>
+        <w:tc>
+          <w:tcPr>
+            <w:tcW w:type="dxa" w:w="2100"/>
+            <w:tcBorders>
+              <w:top w:val="single" w:color="C9D9D2" w:sz="4"/>
+              <w:left w:val="single" w:color="C9D9D2" w:sz="4"/>
+              <w:bottom w:val="single" w:color="C9D9D2" w:sz="4"/>
+              <w:right w:val="single" w:color="C9D9D2" w:sz="4"/>
+            </w:tcBorders>
+            <w:tcMar>
+              <w:top w:type="dxa" w:w="60"/>
+              <w:left w:type="dxa" w:w="100"/>
+              <w:bottom w:type="dxa" w:w="60"/>
+              <w:right w:type="dxa" w:w="100"/>
+            </w:tcMar>
+          </w:tcPr>
+          <w:p>
+            <w:pPr>
+              <w:spacing w:after="40" w:before="40"/>
+            </w:pPr>
+            <w:r>
+              <w:rPr>
+                <w:rFonts w:ascii="Calibri" w:cs="Calibri" w:eastAsia="Calibri" w:hAnsi="Calibri"/>
+                <w:b w:val="false"/>
+                <w:bCs w:val="false"/>
+                <w:sz w:val="20"/>
+                <w:szCs w:val="20"/>
+              </w:rPr>
+              <w:t xml:space="preserve">go &gt;= 20% / iterate 10-20% / no-go &lt; 10%</w:t>
+            </w:r>
+          </w:p>
+        </w:tc>
+        <w:tc>
+          <w:tcPr>
+            <w:tcW w:type="dxa" w:w="2450"/>
+            <w:tcBorders>
+              <w:top w:val="single" w:color="C9D9D2" w:sz="4"/>
+              <w:left w:val="single" w:color="C9D9D2" w:sz="4"/>
+              <w:bottom w:val="single" w:color="C9D9D2" w:sz="4"/>
+              <w:right w:val="single" w:color="C9D9D2" w:sz="4"/>
+            </w:tcBorders>
+            <w:tcMar>
+              <w:top w:type="dxa" w:w="60"/>
+              <w:left w:type="dxa" w:w="100"/>
+              <w:bottom w:type="dxa" w:w="60"/>
+              <w:right w:type="dxa" w:w="100"/>
+            </w:tcMar>
+          </w:tcPr>
+          <w:p>
+            <w:pPr>
+              <w:spacing w:after="40" w:before="40"/>
+            </w:pPr>
+            <w:r>
+              <w:rPr>
+                <w:rFonts w:ascii="Calibri" w:cs="Calibri" w:eastAsia="Calibri" w:hAnsi="Calibri"/>
+                <w:b w:val="false"/>
+                <w:bCs w:val="false"/>
+                <w:sz w:val="20"/>
+                <w:szCs w:val="20"/>
+              </w:rPr>
+              <w:t xml:space="preserve">The training-world trap - success in Flowland is not becoming their automation</w:t>
+            </w:r>
+          </w:p>
+        </w:tc>
+        <w:tc>
+          <w:tcPr>
+            <w:tcW w:type="dxa" w:w="2410"/>
+            <w:tcBorders>
+              <w:top w:val="single" w:color="C9D9D2" w:sz="4"/>
+              <w:left w:val="single" w:color="C9D9D2" w:sz="4"/>
+              <w:bottom w:val="single" w:color="C9D9D2" w:sz="4"/>
+              <w:right w:val="single" w:color="C9D9D2" w:sz="4"/>
+            </w:tcBorders>
+            <w:tcMar>
+              <w:top w:type="dxa" w:w="60"/>
+              <w:left w:type="dxa" w:w="100"/>
+              <w:bottom w:type="dxa" w:w="60"/>
+              <w:right w:type="dxa" w:w="100"/>
+            </w:tcMar>
+          </w:tcPr>
+          <w:p>
+            <w:pPr>
+              <w:spacing w:after="40" w:before="40"/>
+            </w:pPr>
+            <w:r>
+              <w:rPr>
+                <w:rFonts w:ascii="Calibri" w:cs="Calibri" w:eastAsia="Calibri" w:hAnsi="Calibri"/>
+                <w:b w:val="false"/>
+                <w:bCs w:val="false"/>
+                <w:sz w:val="20"/>
+                <w:szCs w:val="20"/>
+              </w:rPr>
+              <w:t xml:space="preserve">Strengthen the bridge: earlier exit ramps, more bring-your-own variants, sharper make-it-real material</w:t>
+            </w:r>
+          </w:p>
+        </w:tc>
+      </w:tr>
+    </w:tbl>
+    <w:p>
+      <w:pPr>
+        <w:spacing w:after="80"/>
+      </w:pPr>
+      <w:r>
+        <w:rPr>
+          <w:rFonts w:ascii="Calibri" w:cs="Calibri" w:eastAsia="Calibri" w:hAnsi="Calibri"/>
+          <w:sz w:val="22"/>
+          <w:szCs w:val="22"/>
+        </w:rPr>
+        <w:t xml:space="preserve"/>
+      </w:r>
+    </w:p>
+    <w:p>
+      <w:pPr>
+        <w:spacing w:after="160" w:line="276"/>
+      </w:pPr>
+      <w:r>
+        <w:rPr>
+          <w:rFonts w:ascii="Calibri" w:cs="Calibri" w:eastAsia="Calibri" w:hAnsi="Calibri"/>
+          <w:sz w:val="22"/>
+          <w:szCs w:val="22"/>
+        </w:rPr>
+        <w:t xml:space="preserve">Gate meaning: all segments at go or iterate -&gt; proceed to Phase 1; any no-go -&gt; fix and re-run Phase 0 on fresh delivered traffic before Phase 1; Phase 2's production commitment requires the Phase 1 re-run to clear the same table. Current status: Phase 0 is green-lit; the Phase 2 commitment is explicitly NOT yet green-lit - it is gated on these results.</w:t>
       </w:r>
     </w:p>
     <w:p>
@@ -26655,7 +29172,7 @@
           <w:sz w:val="32"/>
           <w:szCs w:val="32"/>
         </w:rPr>
-        <w:t xml:space="preserve">12. Success Measures</w:t>
+        <w:t xml:space="preserve">12. Success Measures: the Funnel First</w:t>
       </w:r>
     </w:p>
     <w:p>
@@ -26668,7 +29185,20 @@
           <w:sz w:val="22"/>
           <w:szCs w:val="22"/>
         </w:rPr>
-        <w:t xml:space="preserve">The program is judged on learner capability and business effect, not content volume. In order of importance: capstone completion per course and Run the Shop completions (the single best proxies for real competence); course completion and lesson drop-off (which specific units lose people - this drives revision priorities); Playbook engagement (which recipes are found, finished, and cited - this drives backlog priorities and reveals what the market actually wants automated); time-to-first-LIVE-flow for accounts that engage with FR-101 versus those that do not; support-ticket mix (a falling share of how-do-I tickets is the training working); and knowledge-check scores as a secondary signal. Each measure needs a baseline captured before Phase 1 ships, or the program's effect will be unarguable in both directions.</w:t>
+        <w:t xml:space="preserve">Ownership is split cleanly: the Content &amp; Audience Acquisition Program owns arrival; this program owns everything after it, judged against its three failure modes. Each maps to a funnel segment: walking away before starting is arrival -&gt; content start -&gt; first win; dropping off is first win -&gt; course completion; failing to convert is completion -&gt; Your One Process live -&gt; second automation -&gt; retained. The canonical journey, with a named, instrumented event at every step: visitor arrives -&gt; content start (opens a recipe, quick win, or lesson) -&gt; FlowRunner signup (mid-recipe, at the moment of need) -&gt; first win -&gt; first meaningful modification (the learner changed the imported or guided flow and it still worked - the crossing from demonstration to ownership, which a successful import alone can fake) -&gt; first LIVE flow -&gt; Your One Process live (fires at the earliest capable moment, not after completion - an exit-ramp departure that goes live mid-ladder counts here, as a success) -&gt; second automation (the single strongest habit signal) -&gt; retained at 30 days -&gt; paid conversion where applicable. Every published asset declares which funnel step it serves and what its one next-step call to action is. Flowland's observable moments (the form answered, the callback resumed, the replay defect caught) mark first-win and later events without surveillance - the site witnesses success as a side effect of providing it.</w:t>
+      </w:r>
+    </w:p>
+    <w:p>
+      <w:pPr>
+        <w:spacing w:after="160" w:line="276"/>
+      </w:pPr>
+      <w:r>
+        <w:rPr>
+          <w:rFonts w:ascii="Calibri" w:cs="Calibri" w:eastAsia="Calibri" w:hAnsi="Calibri"/>
+          <w:sz w:val="22"/>
+          <w:szCs w:val="22"/>
+        </w:rPr>
+        <w:t xml:space="preserve">Funnel measures lead: step-to-step conversion rates, time-to-first-win (target: minutes for quick wins, one sitting for FR-101), and second-automation rate. Training measures follow, unchanged in substance: capstone and Run the Shop completion (the best proxies for real competence), course completion and lesson drop-off (revision priorities), Playbook engagement by recipe (backlog priorities and market signal), support-ticket mix, and knowledge-check scores. Every measure needs a baseline captured in Phase 0, or the program's effect will be unarguable in both directions. A program that maximized every training measure while adding no users would be a failure; the ordering here makes that outcome visible instead of declarable as success.</w:t>
       </w:r>
     </w:p>
     <w:p>
@@ -26808,6 +29338,309 @@
                 <w:szCs w:val="20"/>
               </w:rPr>
               <w:t xml:space="preserve">Mitigation</w:t>
+            </w:r>
+          </w:p>
+        </w:tc>
+      </w:tr>
+      <w:tr>
+        <w:trPr>
+          <w:tblHeader w:val="false"/>
+        </w:trPr>
+        <w:tc>
+          <w:tcPr>
+            <w:tcW w:type="dxa" w:w="2700"/>
+            <w:tcBorders>
+              <w:top w:val="single" w:color="C9D9D2" w:sz="4"/>
+              <w:left w:val="single" w:color="C9D9D2" w:sz="4"/>
+              <w:bottom w:val="single" w:color="C9D9D2" w:sz="4"/>
+              <w:right w:val="single" w:color="C9D9D2" w:sz="4"/>
+            </w:tcBorders>
+            <w:tcMar>
+              <w:top w:type="dxa" w:w="60"/>
+              <w:left w:type="dxa" w:w="100"/>
+              <w:bottom w:type="dxa" w:w="60"/>
+              <w:right w:type="dxa" w:w="100"/>
+            </w:tcMar>
+          </w:tcPr>
+          <w:p>
+            <w:pPr>
+              <w:spacing w:after="40" w:before="40"/>
+            </w:pPr>
+            <w:r>
+              <w:rPr>
+                <w:rFonts w:ascii="Calibri" w:cs="Calibri" w:eastAsia="Calibri" w:hAnsi="Calibri"/>
+                <w:b w:val="false"/>
+                <w:bCs w:val="false"/>
+                <w:sz w:val="20"/>
+                <w:szCs w:val="20"/>
+              </w:rPr>
+              <w:t xml:space="preserve">The seam between this program and the acquisition program owns no one</w:t>
+            </w:r>
+          </w:p>
+        </w:tc>
+        <w:tc>
+          <w:tcPr>
+            <w:tcW w:type="dxa" w:w="3340"/>
+            <w:tcBorders>
+              <w:top w:val="single" w:color="C9D9D2" w:sz="4"/>
+              <w:left w:val="single" w:color="C9D9D2" w:sz="4"/>
+              <w:bottom w:val="single" w:color="C9D9D2" w:sz="4"/>
+              <w:right w:val="single" w:color="C9D9D2" w:sz="4"/>
+            </w:tcBorders>
+            <w:tcMar>
+              <w:top w:type="dxa" w:w="60"/>
+              <w:left w:type="dxa" w:w="100"/>
+              <w:bottom w:type="dxa" w:w="60"/>
+              <w:right w:type="dxa" w:w="100"/>
+            </w:tcMar>
+          </w:tcPr>
+          <w:p>
+            <w:pPr>
+              <w:spacing w:after="40" w:before="40"/>
+            </w:pPr>
+            <w:r>
+              <w:rPr>
+                <w:rFonts w:ascii="Calibri" w:cs="Calibri" w:eastAsia="Calibri" w:hAnsi="Calibri"/>
+                <w:b w:val="false"/>
+                <w:bCs w:val="false"/>
+                <w:sz w:val="20"/>
+                <w:szCs w:val="20"/>
+              </w:rPr>
+              <w:t xml:space="preserve">Curriculum optimizes itself while nobody enters; 'no traffic, no conversions' discovered a year late</w:t>
+            </w:r>
+          </w:p>
+        </w:tc>
+        <w:tc>
+          <w:tcPr>
+            <w:tcW w:type="dxa" w:w="3320"/>
+            <w:tcBorders>
+              <w:top w:val="single" w:color="C9D9D2" w:sz="4"/>
+              <w:left w:val="single" w:color="C9D9D2" w:sz="4"/>
+              <w:bottom w:val="single" w:color="C9D9D2" w:sz="4"/>
+              <w:right w:val="single" w:color="C9D9D2" w:sz="4"/>
+            </w:tcBorders>
+            <w:tcMar>
+              <w:top w:type="dxa" w:w="60"/>
+              <w:left w:type="dxa" w:w="100"/>
+              <w:bottom w:type="dxa" w:w="60"/>
+              <w:right w:type="dxa" w:w="100"/>
+            </w:tcMar>
+          </w:tcPr>
+          <w:p>
+            <w:pPr>
+              <w:spacing w:after="40" w:before="40"/>
+            </w:pPr>
+            <w:r>
+              <w:rPr>
+                <w:rFonts w:ascii="Calibri" w:cs="Calibri" w:eastAsia="Calibri" w:hAnsi="Calibri"/>
+                <w:b w:val="false"/>
+                <w:bCs w:val="false"/>
+                <w:sz w:val="20"/>
+                <w:szCs w:val="20"/>
+              </w:rPr>
+              <w:t xml:space="preserve">Section 12's funnel names the joint ownership and its events; dark Phases 0-1 validate conversion on pushed traffic before the library is built; phase gates measure funnel health, not lesson quality alone</w:t>
+            </w:r>
+          </w:p>
+        </w:tc>
+      </w:tr>
+      <w:tr>
+        <w:trPr>
+          <w:tblHeader w:val="false"/>
+        </w:trPr>
+        <w:tc>
+          <w:tcPr>
+            <w:tcW w:type="dxa" w:w="2700"/>
+            <w:tcBorders>
+              <w:top w:val="single" w:color="C9D9D2" w:sz="4"/>
+              <w:left w:val="single" w:color="C9D9D2" w:sz="4"/>
+              <w:bottom w:val="single" w:color="C9D9D2" w:sz="4"/>
+              <w:right w:val="single" w:color="C9D9D2" w:sz="4"/>
+            </w:tcBorders>
+            <w:tcMar>
+              <w:top w:type="dxa" w:w="60"/>
+              <w:left w:type="dxa" w:w="100"/>
+              <w:bottom w:type="dxa" w:w="60"/>
+              <w:right w:type="dxa" w:w="100"/>
+            </w:tcMar>
+          </w:tcPr>
+          <w:p>
+            <w:pPr>
+              <w:spacing w:after="40" w:before="40"/>
+            </w:pPr>
+            <w:r>
+              <w:rPr>
+                <w:rFonts w:ascii="Calibri" w:cs="Calibri" w:eastAsia="Calibri" w:hAnsi="Calibri"/>
+                <w:b w:val="false"/>
+                <w:bCs w:val="false"/>
+                <w:sz w:val="20"/>
+                <w:szCs w:val="20"/>
+              </w:rPr>
+              <w:t xml:space="preserve">Cold-start against entrenched incumbents</w:t>
+            </w:r>
+          </w:p>
+        </w:tc>
+        <w:tc>
+          <w:tcPr>
+            <w:tcW w:type="dxa" w:w="3340"/>
+            <w:tcBorders>
+              <w:top w:val="single" w:color="C9D9D2" w:sz="4"/>
+              <w:left w:val="single" w:color="C9D9D2" w:sz="4"/>
+              <w:bottom w:val="single" w:color="C9D9D2" w:sz="4"/>
+              <w:right w:val="single" w:color="C9D9D2" w:sz="4"/>
+            </w:tcBorders>
+            <w:tcMar>
+              <w:top w:type="dxa" w:w="60"/>
+              <w:left w:type="dxa" w:w="100"/>
+              <w:bottom w:type="dxa" w:w="60"/>
+              <w:right w:type="dxa" w:w="100"/>
+            </w:tcMar>
+          </w:tcPr>
+          <w:p>
+            <w:pPr>
+              <w:spacing w:after="40" w:before="40"/>
+            </w:pPr>
+            <w:r>
+              <w:rPr>
+                <w:rFonts w:ascii="Calibri" w:cs="Calibri" w:eastAsia="Calibri" w:hAnsi="Calibri"/>
+                <w:b w:val="false"/>
+                <w:bCs w:val="false"/>
+                <w:sz w:val="20"/>
+                <w:szCs w:val="20"/>
+              </w:rPr>
+              <w:t xml:space="preserve">Content is judged by a channel it cannot win: organic discovery returns zero against Zapier/Make/n8n authority, and the program is declared a failure on a false negative</w:t>
+            </w:r>
+          </w:p>
+        </w:tc>
+        <w:tc>
+          <w:tcPr>
+            <w:tcW w:type="dxa" w:w="3320"/>
+            <w:tcBorders>
+              <w:top w:val="single" w:color="C9D9D2" w:sz="4"/>
+              <w:left w:val="single" w:color="C9D9D2" w:sz="4"/>
+              <w:bottom w:val="single" w:color="C9D9D2" w:sz="4"/>
+              <w:right w:val="single" w:color="C9D9D2" w:sz="4"/>
+            </w:tcBorders>
+            <w:tcMar>
+              <w:top w:type="dxa" w:w="60"/>
+              <w:left w:type="dxa" w:w="100"/>
+              <w:bottom w:type="dxa" w:w="60"/>
+              <w:right w:type="dxa" w:w="100"/>
+            </w:tcMar>
+          </w:tcPr>
+          <w:p>
+            <w:pPr>
+              <w:spacing w:after="40" w:before="40"/>
+            </w:pPr>
+            <w:r>
+              <w:rPr>
+                <w:rFonts w:ascii="Calibri" w:cs="Calibri" w:eastAsia="Calibri" w:hAnsi="Calibri"/>
+                <w:b w:val="false"/>
+                <w:bCs w:val="false"/>
+                <w:sz w:val="20"/>
+                <w:szCs w:val="20"/>
+              </w:rPr>
+              <w:t xml:space="preserve">Validation uses delivered traffic only (paid + owned audience); one critical-mass public launch instead of a trickle; discovery investment restricted to the contestable battlegrounds (switcher queries, capability gaps, answer engines, YouTube velocity)</w:t>
+            </w:r>
+          </w:p>
+        </w:tc>
+      </w:tr>
+      <w:tr>
+        <w:trPr>
+          <w:tblHeader w:val="false"/>
+        </w:trPr>
+        <w:tc>
+          <w:tcPr>
+            <w:tcW w:type="dxa" w:w="2700"/>
+            <w:tcBorders>
+              <w:top w:val="single" w:color="C9D9D2" w:sz="4"/>
+              <w:left w:val="single" w:color="C9D9D2" w:sz="4"/>
+              <w:bottom w:val="single" w:color="C9D9D2" w:sz="4"/>
+              <w:right w:val="single" w:color="C9D9D2" w:sz="4"/>
+            </w:tcBorders>
+            <w:tcMar>
+              <w:top w:type="dxa" w:w="60"/>
+              <w:left w:type="dxa" w:w="100"/>
+              <w:bottom w:type="dxa" w:w="60"/>
+              <w:right w:type="dxa" w:w="100"/>
+            </w:tcMar>
+          </w:tcPr>
+          <w:p>
+            <w:pPr>
+              <w:spacing w:after="40" w:before="40"/>
+            </w:pPr>
+            <w:r>
+              <w:rPr>
+                <w:rFonts w:ascii="Calibri" w:cs="Calibri" w:eastAsia="Calibri" w:hAnsi="Calibri"/>
+                <w:b w:val="false"/>
+                <w:bCs w:val="false"/>
+                <w:sz w:val="20"/>
+                <w:szCs w:val="20"/>
+              </w:rPr>
+              <w:t xml:space="preserve">Recipes gate the win behind the curriculum</w:t>
+            </w:r>
+          </w:p>
+        </w:tc>
+        <w:tc>
+          <w:tcPr>
+            <w:tcW w:type="dxa" w:w="3340"/>
+            <w:tcBorders>
+              <w:top w:val="single" w:color="C9D9D2" w:sz="4"/>
+              <w:left w:val="single" w:color="C9D9D2" w:sz="4"/>
+              <w:bottom w:val="single" w:color="C9D9D2" w:sz="4"/>
+              <w:right w:val="single" w:color="C9D9D2" w:sz="4"/>
+            </w:tcBorders>
+            <w:tcMar>
+              <w:top w:type="dxa" w:w="60"/>
+              <w:left w:type="dxa" w:w="100"/>
+              <w:bottom w:type="dxa" w:w="60"/>
+              <w:right w:type="dxa" w:w="100"/>
+            </w:tcMar>
+          </w:tcPr>
+          <w:p>
+            <w:pPr>
+              <w:spacing w:after="40" w:before="40"/>
+            </w:pPr>
+            <w:r>
+              <w:rPr>
+                <w:rFonts w:ascii="Calibri" w:cs="Calibri" w:eastAsia="Calibri" w:hAnsi="Calibri"/>
+                <w:b w:val="false"/>
+                <w:bCs w:val="false"/>
+                <w:sz w:val="20"/>
+                <w:szCs w:val="20"/>
+              </w:rPr>
+              <w:t xml:space="preserve">High-intent visitors bounce off prerequisites; acquisition content converts nobody</w:t>
+            </w:r>
+          </w:p>
+        </w:tc>
+        <w:tc>
+          <w:tcPr>
+            <w:tcW w:type="dxa" w:w="3320"/>
+            <w:tcBorders>
+              <w:top w:val="single" w:color="C9D9D2" w:sz="4"/>
+              <w:left w:val="single" w:color="C9D9D2" w:sz="4"/>
+              <w:bottom w:val="single" w:color="C9D9D2" w:sz="4"/>
+              <w:right w:val="single" w:color="C9D9D2" w:sz="4"/>
+            </w:tcBorders>
+            <w:tcMar>
+              <w:top w:type="dxa" w:w="60"/>
+              <w:left w:type="dxa" w:w="100"/>
+              <w:bottom w:type="dxa" w:w="60"/>
+              <w:right w:type="dxa" w:w="100"/>
+            </w:tcMar>
+          </w:tcPr>
+          <w:p>
+            <w:pPr>
+              <w:spacing w:after="40" w:before="40"/>
+            </w:pPr>
+            <w:r>
+              <w:rPr>
+                <w:rFonts w:ascii="Calibri" w:cs="Calibri" w:eastAsia="Calibri" w:hAnsi="Calibri"/>
+                <w:b w:val="false"/>
+                <w:bCs w:val="false"/>
+                <w:sz w:val="20"/>
+                <w:szCs w:val="20"/>
+              </w:rPr>
+              <w:t xml:space="preserve">Painkiller-first recipe rules (Section 7): complete walkthroughs, importable starter flows, courses as backfill recommendations, Quick Wins tier with no background required</w:t>
             </w:r>
           </w:p>
         </w:tc>
